--- a/docs/exports/16-AUDIOKIT.docx
+++ b/docs/exports/16-AUDIOKIT.docx
@@ -1540,6 +1540,24 @@
             <w:pPr>
               <w:pStyle w:val="Compact"/>
             </w:pPr>
+            <w:r>
+              <w:t xml:space="preserve">Up to</w:t>
+            </w:r>
+            <w:r>
+              <w:t xml:space="preserve"> </w:t>
+            </w:r>
+            <w:r>
+              <w:rPr>
+                <w:rStyle w:val="VerbatimChar"/>
+              </w:rPr>
+              <w:t xml:space="preserve">frames</w:t>
+            </w:r>
+            <w:r>
+              <w:t xml:space="preserve"> </w:t>
+            </w:r>
+            <w:r>
+              <w:t xml:space="preserve">frames at AUDIOKIT_RATE into out (2 shorts each) -&gt; how many (0</w:t>
+            </w:r>
           </w:p>
         </w:tc>
         <w:tc>
@@ -1578,6 +1596,24 @@
             <w:pPr>
               <w:pStyle w:val="Compact"/>
             </w:pPr>
+            <w:r>
+              <w:t xml:space="preserve">Up to</w:t>
+            </w:r>
+            <w:r>
+              <w:t xml:space="preserve"> </w:t>
+            </w:r>
+            <w:r>
+              <w:rPr>
+                <w:rStyle w:val="VerbatimChar"/>
+              </w:rPr>
+              <w:t xml:space="preserve">frames</w:t>
+            </w:r>
+            <w:r>
+              <w:t xml:space="preserve"> </w:t>
+            </w:r>
+            <w:r>
+              <w:t xml:space="preserve">frames at AUDIOKIT_RATE into out (2 shorts each) -&gt; how many (0</w:t>
+            </w:r>
           </w:p>
         </w:tc>
         <w:tc>
@@ -1739,6 +1775,9 @@
             <w:pPr>
               <w:pStyle w:val="Compact"/>
             </w:pPr>
+            <w:r>
+              <w:t xml:space="preserve">the file stopped and closed -&gt; AK_STOPPED (no file: nothing)</w:t>
+            </w:r>
           </w:p>
         </w:tc>
         <w:tc>
@@ -1777,6 +1816,9 @@
             <w:pPr>
               <w:pStyle w:val="Compact"/>
             </w:pPr>
+            <w:r>
+              <w:t xml:space="preserve">1: paused, 0: playing again (no file: nothing)</w:t>
+            </w:r>
           </w:p>
         </w:tc>
         <w:tc>
@@ -1856,6 +1898,9 @@
             <w:pPr>
               <w:pStyle w:val="Compact"/>
             </w:pPr>
+            <w:r>
+              <w:t xml:space="preserve">where the file is heard, ms from its start (0: no file)</w:t>
+            </w:r>
           </w:p>
         </w:tc>
         <w:tc>
@@ -1894,6 +1939,9 @@
             <w:pPr>
               <w:pStyle w:val="Compact"/>
             </w:pPr>
+            <w:r>
+              <w:t xml:space="preserve">the file's length, ms (0: no file, not known)</w:t>
+            </w:r>
           </w:p>
         </w:tc>
         <w:tc>
@@ -1932,6 +1980,9 @@
             <w:pPr>
               <w:pStyle w:val="Compact"/>
             </w:pPr>
+            <w:r>
+              <w:t xml:space="preserve">the file goes on from there -&gt; 1 done / 0 (no file, it cannot seek)</w:t>
+            </w:r>
           </w:p>
         </w:tc>
         <w:tc>
@@ -2585,6 +2636,9 @@
             <w:pPr>
               <w:pStyle w:val="Compact"/>
             </w:pPr>
+            <w:r>
+              <w:t xml:space="preserve">buf *= gain, saturated, in place</w:t>
+            </w:r>
           </w:p>
         </w:tc>
         <w:tc>
@@ -2761,6 +2815,9 @@
             <w:pPr>
               <w:pStyle w:val="Compact"/>
             </w:pPr>
+            <w:r>
+              <w:t xml:space="preserve">the rates in Hz -&gt; 0: a rate &lt;= 0</w:t>
+            </w:r>
           </w:p>
         </w:tc>
         <w:tc>
@@ -2840,6 +2897,9 @@
             <w:pPr>
               <w:pStyle w:val="Compact"/>
             </w:pPr>
+            <w:r>
+              <w:t xml:space="preserve">in_frames frames in -&gt; the frames written to out (out_cap at most)</w:t>
+            </w:r>
           </w:p>
         </w:tc>
         <w:tc>
@@ -2919,6 +2979,9 @@
             <w:pPr>
               <w:pStyle w:val="Compact"/>
             </w:pPr>
+            <w:r>
+              <w:t xml:space="preserve">(FPU programs) Two float channels (-1..1) -&gt; 16-bit stereo, through the soft limiter (Koton's</w:t>
+            </w:r>
           </w:p>
         </w:tc>
         <w:tc>
@@ -3531,6 +3594,9 @@
             <w:pPr>
               <w:pStyle w:val="Compact"/>
             </w:pPr>
+            <w:r>
+              <w:t xml:space="preserve">A SoundFont's file</w:t>
+            </w:r>
           </w:p>
         </w:tc>
         <w:tc>
@@ -3651,6 +3717,9 @@
             <w:pPr>
               <w:pStyle w:val="Compact"/>
             </w:pPr>
+            <w:r>
+              <w:t xml:space="preserve">the synthesizer freed (the default SoundFont stays loaded)</w:t>
+            </w:r>
           </w:p>
         </w:tc>
         <w:tc>
@@ -4017,6 +4086,9 @@
             <w:pPr>
               <w:pStyle w:val="Compact"/>
             </w:pPr>
+            <w:r>
+              <w:t xml:space="preserve">for samples at that rate (Hz) -&gt; 0: no memory</w:t>
+            </w:r>
           </w:p>
         </w:tc>
         <w:tc>
@@ -4137,6 +4209,9 @@
             <w:pPr>
               <w:pStyle w:val="Compact"/>
             </w:pPr>
+            <w:r>
+              <w:t xml:space="preserve">its tail dropped: the delay lines cleared</w:t>
+            </w:r>
           </w:p>
         </w:tc>
         <w:tc>
@@ -4175,6 +4250,9 @@
             <w:pPr>
               <w:pStyle w:val="Compact"/>
             </w:pPr>
+            <w:r>
+              <w:t xml:space="preserve">the reverb and its buffers freed (0: nothing)</w:t>
+            </w:r>
           </w:p>
         </w:tc>
         <w:tc>
@@ -4254,6 +4332,9 @@
             <w:pPr>
               <w:pStyle w:val="Compact"/>
             </w:pPr>
+            <w:r>
+              <w:t xml:space="preserve">stereo in, the chorused (delayed) signal alone out</w:t>
+            </w:r>
           </w:p>
         </w:tc>
         <w:tc>
@@ -4292,6 +4373,9 @@
             <w:pPr>
               <w:pStyle w:val="Compact"/>
             </w:pPr>
+            <w:r>
+              <w:t xml:space="preserve">what it holds dropped: the delay lines cleared</w:t>
+            </w:r>
           </w:p>
         </w:tc>
         <w:tc>
@@ -4330,6 +4414,9 @@
             <w:pPr>
               <w:pStyle w:val="Compact"/>
             </w:pPr>
+            <w:r>
+              <w:t xml:space="preserve">the chorus and its buffers freed (0: nothing)</w:t>
+            </w:r>
           </w:p>
         </w:tc>
         <w:tc>
@@ -6218,6 +6305,18 @@
         <w:t xml:space="preserve">);</w:t>
       </w:r>
       <w:r>
+        <w:rPr>
+          <w:rStyle w:val="NormalTok"/>
+        </w:rPr>
+        <w:t xml:space="preserve">   </w:t>
+      </w:r>
+      <w:r>
+        <w:rPr>
+          <w:rStyle w:val="CommentTok"/>
+        </w:rPr>
+        <w:t xml:space="preserve">// the file stopped and closed -&gt; AK_STOPPED (no file: nothing)</w:t>
+      </w:r>
+      <w:r>
         <w:br/>
       </w:r>
       <w:r>
@@ -6257,6 +6356,18 @@
         <w:t xml:space="preserve">);</w:t>
       </w:r>
       <w:r>
+        <w:rPr>
+          <w:rStyle w:val="NormalTok"/>
+        </w:rPr>
+        <w:t xml:space="preserve">    </w:t>
+      </w:r>
+      <w:r>
+        <w:rPr>
+          <w:rStyle w:val="CommentTok"/>
+        </w:rPr>
+        <w:t xml:space="preserve">// 1: paused, 0: playing again (no file: nothing)</w:t>
+      </w:r>
+      <w:r>
         <w:br/>
       </w:r>
       <w:r>
@@ -6347,6 +6458,18 @@
         <w:t xml:space="preserve">);</w:t>
       </w:r>
       <w:r>
+        <w:rPr>
+          <w:rStyle w:val="NormalTok"/>
+        </w:rPr>
+        <w:t xml:space="preserve">    </w:t>
+      </w:r>
+      <w:r>
+        <w:rPr>
+          <w:rStyle w:val="CommentTok"/>
+        </w:rPr>
+        <w:t xml:space="preserve">// where the file is heard, ms from its start (0: no file)</w:t>
+      </w:r>
+      <w:r>
         <w:br/>
       </w:r>
       <w:r>
@@ -6392,6 +6515,18 @@
         <w:t xml:space="preserve">);</w:t>
       </w:r>
       <w:r>
+        <w:rPr>
+          <w:rStyle w:val="NormalTok"/>
+        </w:rPr>
+        <w:t xml:space="preserve">    </w:t>
+      </w:r>
+      <w:r>
+        <w:rPr>
+          <w:rStyle w:val="CommentTok"/>
+        </w:rPr>
+        <w:t xml:space="preserve">// the file's length, ms (0: no file, not known)</w:t>
+      </w:r>
+      <w:r>
         <w:br/>
       </w:r>
       <w:r>
@@ -6441,6 +6576,18 @@
           <w:rStyle w:val="OperatorTok"/>
         </w:rPr>
         <w:t xml:space="preserve">);</w:t>
+      </w:r>
+      <w:r>
+        <w:rPr>
+          <w:rStyle w:val="NormalTok"/>
+        </w:rPr>
+        <w:t xml:space="preserve"> </w:t>
+      </w:r>
+      <w:r>
+        <w:rPr>
+          <w:rStyle w:val="CommentTok"/>
+        </w:rPr>
+        <w:t xml:space="preserve">// the file goes on from there -&gt; 1 done / 0 (no file, it cannot seek)</w:t>
       </w:r>
       <w:r>
         <w:br/>
@@ -7557,6 +7704,18 @@
         <w:t xml:space="preserve">);</w:t>
       </w:r>
       <w:r>
+        <w:rPr>
+          <w:rStyle w:val="NormalTok"/>
+        </w:rPr>
+        <w:t xml:space="preserve">    </w:t>
+      </w:r>
+      <w:r>
+        <w:rPr>
+          <w:rStyle w:val="CommentTok"/>
+        </w:rPr>
+        <w:t xml:space="preserve">// buf *= gain, saturated, in place</w:t>
+      </w:r>
+      <w:r>
         <w:br/>
       </w:r>
       <w:r>
@@ -7969,6 +8128,18 @@
           <w:rStyle w:val="OperatorTok"/>
         </w:rPr>
         <w:t xml:space="preserve">);</w:t>
+      </w:r>
+      <w:r>
+        <w:rPr>
+          <w:rStyle w:val="NormalTok"/>
+        </w:rPr>
+        <w:t xml:space="preserve"> </w:t>
+      </w:r>
+      <w:r>
+        <w:rPr>
+          <w:rStyle w:val="CommentTok"/>
+        </w:rPr>
+        <w:t xml:space="preserve">// the rates in Hz -&gt; 0: a rate &lt;= 0</w:t>
       </w:r>
     </w:p>
     <w:p>
@@ -10302,6 +10473,18 @@
         <w:t xml:space="preserve">);</w:t>
       </w:r>
       <w:r>
+        <w:rPr>
+          <w:rStyle w:val="NormalTok"/>
+        </w:rPr>
+        <w:t xml:space="preserve">   </w:t>
+      </w:r>
+      <w:r>
+        <w:rPr>
+          <w:rStyle w:val="CommentTok"/>
+        </w:rPr>
+        <w:t xml:space="preserve">// the synthesizer freed (the default SoundFont stays loaded)</w:t>
+      </w:r>
+      <w:r>
         <w:br/>
       </w:r>
       <w:r>
@@ -11174,6 +11357,18 @@
         <w:t xml:space="preserve">);</w:t>
       </w:r>
       <w:r>
+        <w:rPr>
+          <w:rStyle w:val="NormalTok"/>
+        </w:rPr>
+        <w:t xml:space="preserve">    </w:t>
+      </w:r>
+      <w:r>
+        <w:rPr>
+          <w:rStyle w:val="CommentTok"/>
+        </w:rPr>
+        <w:t xml:space="preserve">// for samples at that rate (Hz) -&gt; 0: no memory</w:t>
+      </w:r>
+      <w:r>
         <w:br/>
       </w:r>
       <w:r>
@@ -11573,6 +11768,18 @@
         <w:t xml:space="preserve">);</w:t>
       </w:r>
       <w:r>
+        <w:rPr>
+          <w:rStyle w:val="NormalTok"/>
+        </w:rPr>
+        <w:t xml:space="preserve"> </w:t>
+      </w:r>
+      <w:r>
+        <w:rPr>
+          <w:rStyle w:val="CommentTok"/>
+        </w:rPr>
+        <w:t xml:space="preserve">// its tail dropped: the delay lines cleared</w:t>
+      </w:r>
+      <w:r>
         <w:br/>
       </w:r>
       <w:r>
@@ -11618,6 +11825,18 @@
         <w:t xml:space="preserve">);</w:t>
       </w:r>
       <w:r>
+        <w:rPr>
+          <w:rStyle w:val="NormalTok"/>
+        </w:rPr>
+        <w:t xml:space="preserve"> </w:t>
+      </w:r>
+      <w:r>
+        <w:rPr>
+          <w:rStyle w:val="CommentTok"/>
+        </w:rPr>
+        <w:t xml:space="preserve">// the reverb and its buffers freed (0: nothing)</w:t>
+      </w:r>
+      <w:r>
         <w:br/>
       </w:r>
       <w:r>
@@ -12017,6 +12236,18 @@
         <w:t xml:space="preserve">);</w:t>
       </w:r>
       <w:r>
+        <w:rPr>
+          <w:rStyle w:val="NormalTok"/>
+        </w:rPr>
+        <w:t xml:space="preserve">    </w:t>
+      </w:r>
+      <w:r>
+        <w:rPr>
+          <w:rStyle w:val="CommentTok"/>
+        </w:rPr>
+        <w:t xml:space="preserve">// stereo in, the chorused (delayed) signal alone out</w:t>
+      </w:r>
+      <w:r>
         <w:br/>
       </w:r>
       <w:r>
@@ -12062,6 +12293,18 @@
         <w:t xml:space="preserve">);</w:t>
       </w:r>
       <w:r>
+        <w:rPr>
+          <w:rStyle w:val="NormalTok"/>
+        </w:rPr>
+        <w:t xml:space="preserve"> </w:t>
+      </w:r>
+      <w:r>
+        <w:rPr>
+          <w:rStyle w:val="CommentTok"/>
+        </w:rPr>
+        <w:t xml:space="preserve">// what it holds dropped: the delay lines cleared</w:t>
+      </w:r>
+      <w:r>
         <w:br/>
       </w:r>
       <w:r>
@@ -12105,6 +12348,18 @@
           <w:rStyle w:val="OperatorTok"/>
         </w:rPr>
         <w:t xml:space="preserve">);</w:t>
+      </w:r>
+      <w:r>
+        <w:rPr>
+          <w:rStyle w:val="NormalTok"/>
+        </w:rPr>
+        <w:t xml:space="preserve"> </w:t>
+      </w:r>
+      <w:r>
+        <w:rPr>
+          <w:rStyle w:val="CommentTok"/>
+        </w:rPr>
+        <w:t xml:space="preserve">// the chorus and its buffers freed (0: nothing)</w:t>
       </w:r>
       <w:r>
         <w:br/>

--- a/docs/exports/16-AUDIOKIT.docx
+++ b/docs/exports/16-AUDIOKIT.docx
@@ -24,133 +24,133 @@
       </w:pPr>
       <w:r>
         <w:rPr>
+          <w:iCs/>
           <w:i/>
+        </w:rPr>
+        <w:t xml:space="preserve">The reference of</w:t>
+      </w:r>
+      <w:r>
+        <w:rPr>
           <w:iCs/>
-        </w:rPr>
-        <w:t xml:space="preserve">The reference of</w:t>
-      </w:r>
-      <w:r>
-        <w:rPr>
           <w:i/>
+        </w:rPr>
+        <w:t xml:space="preserve"> </w:t>
+      </w:r>
+      <w:r>
+        <w:rPr>
+          <w:bCs/>
+          <w:b/>
           <w:iCs/>
-        </w:rPr>
-        <w:t xml:space="preserve"> </w:t>
-      </w:r>
-      <w:r>
-        <w:rPr>
-          <w:b/>
-          <w:bCs/>
           <w:i/>
+        </w:rPr>
+        <w:t xml:space="preserve">AudioKit</w:t>
+      </w:r>
+      <w:r>
+        <w:rPr>
           <w:iCs/>
-        </w:rPr>
-        <w:t xml:space="preserve">AudioKit</w:t>
-      </w:r>
-      <w:r>
-        <w:rPr>
           <w:i/>
+        </w:rPr>
+        <w:t xml:space="preserve"> </w:t>
+      </w:r>
+      <w:r>
+        <w:rPr>
           <w:iCs/>
-        </w:rPr>
-        <w:t xml:space="preserve"> </w:t>
-      </w:r>
-      <w:r>
-        <w:rPr>
           <w:i/>
+        </w:rPr>
+        <w:t xml:space="preserve">(</w:t>
+      </w:r>
+      <w:r>
+        <w:rPr>
+          <w:rStyle w:val="VerbatimChar"/>
           <w:iCs/>
-        </w:rPr>
-        <w:t xml:space="preserve">(</w:t>
+          <w:i/>
+        </w:rPr>
+        <w:t xml:space="preserve">SD:/lib/audiokit.so</w:t>
+      </w:r>
+      <w:r>
+        <w:rPr>
+          <w:iCs/>
+          <w:i/>
+        </w:rPr>
+        <w:t xml:space="preserve">,</w:t>
+      </w:r>
+      <w:r>
+        <w:rPr>
+          <w:iCs/>
+          <w:i/>
+        </w:rPr>
+        <w:t xml:space="preserve"> </w:t>
       </w:r>
       <w:r>
         <w:rPr>
           <w:rStyle w:val="VerbatimChar"/>
+          <w:iCs/>
           <w:i/>
+        </w:rPr>
+        <w:t xml:space="preserve">user/Kits/audiokit</w:t>
+      </w:r>
+      <w:r>
+        <w:rPr>
           <w:iCs/>
-        </w:rPr>
-        <w:t xml:space="preserve">SD:/lib/audiokit.so</w:t>
-      </w:r>
-      <w:r>
-        <w:rPr>
           <w:i/>
+        </w:rPr>
+        <w:t xml:space="preserve">): what it is for, how a program uses it, and every operation it exposes. The operations' part is made from the kit's headers by</w:t>
+      </w:r>
+      <w:r>
+        <w:rPr>
           <w:iCs/>
-        </w:rPr>
-        <w:t xml:space="preserve">,</w:t>
-      </w:r>
-      <w:r>
-        <w:rPr>
           <w:i/>
+        </w:rPr>
+        <w:t xml:space="preserve"> </w:t>
+      </w:r>
+      <w:r>
+        <w:rPr>
+          <w:rStyle w:val="VerbatimChar"/>
           <w:iCs/>
-        </w:rPr>
-        <w:t xml:space="preserve"> </w:t>
-      </w:r>
-      <w:r>
-        <w:rPr>
-          <w:rStyle w:val="VerbatimChar"/>
           <w:i/>
+        </w:rPr>
+        <w:t xml:space="preserve">tools/docgen/kitdocs.py</w:t>
+      </w:r>
+      <w:r>
+        <w:rPr>
           <w:iCs/>
-        </w:rPr>
-        <w:t xml:space="preserve">user/Kits/audiokit</w:t>
-      </w:r>
-      <w:r>
-        <w:rPr>
           <w:i/>
+        </w:rPr>
+        <w:t xml:space="preserve"> </w:t>
+      </w:r>
+      <w:r>
+        <w:rPr>
           <w:iCs/>
-        </w:rPr>
-        <w:t xml:space="preserve">): what it is for, how a program uses it, and every operation it exposes. The operations' part is made from the kit's headers by</w:t>
-      </w:r>
-      <w:r>
-        <w:rPr>
           <w:i/>
+        </w:rPr>
+        <w:t xml:space="preserve">— the headers are the source. Overview of all the kits:</w:t>
+      </w:r>
+      <w:r>
+        <w:rPr>
           <w:iCs/>
-        </w:rPr>
-        <w:t xml:space="preserve"> </w:t>
-      </w:r>
-      <w:r>
-        <w:rPr>
-          <w:rStyle w:val="VerbatimChar"/>
           <w:i/>
-          <w:iCs/>
-        </w:rPr>
-        <w:t xml:space="preserve">tools/docgen/kitdocs.py</w:t>
-      </w:r>
-      <w:r>
-        <w:rPr>
-          <w:i/>
-          <w:iCs/>
-        </w:rPr>
-        <w:t xml:space="preserve"> </w:t>
-      </w:r>
-      <w:r>
-        <w:rPr>
-          <w:i/>
-          <w:iCs/>
-        </w:rPr>
-        <w:t xml:space="preserve">— the headers are the source. Overview of all the kits:</w:t>
-      </w:r>
-      <w:r>
-        <w:rPr>
-          <w:i/>
-          <w:iCs/>
-        </w:rPr>
-        <w:t xml:space="preserve"> </w:t>
-      </w:r>
-      <w:hyperlink r:id="rId18">
+        </w:rPr>
+        <w:t xml:space="preserve"> </w:t>
+      </w:r>
+      <w:hyperlink r:id="rId20">
         <w:r>
           <w:rPr>
             <w:rStyle w:val="Hyperlink"/>
+            <w:iCs/>
             <w:i/>
-            <w:iCs/>
           </w:rPr>
           <w:t xml:space="preserve">The Kits</w:t>
         </w:r>
       </w:hyperlink>
       <w:r>
         <w:rPr>
+          <w:iCs/>
           <w:i/>
-          <w:iCs/>
         </w:rPr>
         <w:t xml:space="preserve">.</w:t>
       </w:r>
     </w:p>
-    <w:bookmarkStart w:id="19" w:name="contents"/>
+    <w:bookmarkStart w:id="21" w:name="contents"/>
     <w:p>
       <w:pPr>
         <w:pStyle w:val="Heading2"/>
@@ -161,11 +161,11 @@
     </w:p>
     <w:p>
       <w:pPr>
-        <w:pStyle w:val="Compact"/>
         <w:numPr>
           <w:ilvl w:val="0"/>
           <w:numId w:val="1001"/>
         </w:numPr>
+        <w:pStyle w:val="Compact"/>
       </w:pPr>
       <w:hyperlink w:anchor="what-it-is">
         <w:r>
@@ -178,11 +178,11 @@
     </w:p>
     <w:p>
       <w:pPr>
-        <w:pStyle w:val="Compact"/>
         <w:numPr>
           <w:ilvl w:val="0"/>
           <w:numId w:val="1001"/>
         </w:numPr>
+        <w:pStyle w:val="Compact"/>
       </w:pPr>
       <w:hyperlink w:anchor="using-it">
         <w:r>
@@ -195,11 +195,11 @@
     </w:p>
     <w:p>
       <w:pPr>
-        <w:pStyle w:val="Compact"/>
         <w:numPr>
           <w:ilvl w:val="0"/>
           <w:numId w:val="1001"/>
         </w:numPr>
+        <w:pStyle w:val="Compact"/>
       </w:pPr>
       <w:hyperlink w:anchor="index">
         <w:r>
@@ -212,11 +212,11 @@
     </w:p>
     <w:p>
       <w:pPr>
-        <w:pStyle w:val="Compact"/>
         <w:numPr>
           <w:ilvl w:val="0"/>
           <w:numId w:val="1001"/>
         </w:numPr>
+        <w:pStyle w:val="Compact"/>
       </w:pPr>
       <w:hyperlink w:anchor="audiokitaudiokith">
         <w:r>
@@ -234,8 +234,8 @@
         </w:pict>
       </w:r>
     </w:p>
-    <w:bookmarkEnd w:id="19"/>
-    <w:bookmarkStart w:id="20" w:name="what-it-is"/>
+    <w:bookmarkEnd w:id="21"/>
+    <w:bookmarkStart w:id="22" w:name="what-it-is"/>
     <w:p>
       <w:pPr>
         <w:pStyle w:val="Heading2"/>
@@ -257,6 +257,7 @@
         <w:tblStyle w:val="Table"/>
         <w:tblW w:type="auto" w:w="0"/>
         <w:tblLook w:firstRow="1" w:lastRow="0" w:firstColumn="0" w:lastColumn="0" w:noHBand="0" w:noVBand="0" w:val="0020"/>
+        <w:jc w:val="start"/>
       </w:tblPr>
       <w:tblGrid>
         <w:gridCol w:w="3960"/>
@@ -264,7 +265,7 @@
       </w:tblGrid>
       <w:tr>
         <w:trPr>
-          <w:tblHeader w:val="on"/>
+          <w:tblHeader w:val="true"/>
         </w:trPr>
         <w:tc>
           <w:tcPr/>
@@ -289,6 +290,7 @@
           <w:p>
             <w:pPr>
               <w:pStyle w:val="Compact"/>
+              <w:jc w:val="left"/>
             </w:pPr>
             <w:r>
               <w:t xml:space="preserve">Include</w:t>
@@ -300,6 +302,7 @@
           <w:p>
             <w:pPr>
               <w:pStyle w:val="Compact"/>
+              <w:jc w:val="left"/>
             </w:pPr>
             <w:r>
               <w:rPr>
@@ -316,6 +319,7 @@
           <w:p>
             <w:pPr>
               <w:pStyle w:val="Compact"/>
+              <w:jc w:val="left"/>
             </w:pPr>
             <w:r>
               <w:t xml:space="preserve">Link</w:t>
@@ -327,6 +331,7 @@
           <w:p>
             <w:pPr>
               <w:pStyle w:val="Compact"/>
+              <w:jc w:val="left"/>
             </w:pPr>
             <w:r>
               <w:rPr>
@@ -343,6 +348,7 @@
           <w:p>
             <w:pPr>
               <w:pStyle w:val="Compact"/>
+              <w:jc w:val="left"/>
             </w:pPr>
             <w:r>
               <w:t xml:space="preserve">Library</w:t>
@@ -354,6 +360,7 @@
           <w:p>
             <w:pPr>
               <w:pStyle w:val="Compact"/>
+              <w:jc w:val="left"/>
             </w:pPr>
             <w:r>
               <w:rPr>
@@ -385,6 +392,7 @@
           <w:p>
             <w:pPr>
               <w:pStyle w:val="Compact"/>
+              <w:jc w:val="left"/>
             </w:pPr>
             <w:r>
               <w:t xml:space="preserve">Sources</w:t>
@@ -396,6 +404,7 @@
           <w:p>
             <w:pPr>
               <w:pStyle w:val="Compact"/>
+              <w:jc w:val="left"/>
             </w:pPr>
             <w:r>
               <w:rPr>
@@ -407,8 +416,8 @@
         </w:tc>
       </w:tr>
     </w:tbl>
-    <w:bookmarkEnd w:id="20"/>
-    <w:bookmarkStart w:id="21" w:name="using-it"/>
+    <w:bookmarkEnd w:id="22"/>
+    <w:bookmarkStart w:id="23" w:name="using-it"/>
     <w:p>
       <w:pPr>
         <w:pStyle w:val="Heading2"/>
@@ -437,8 +446,8 @@
       </w:pPr>
       <w:r>
         <w:rPr>
+          <w:bCs/>
           <w:b/>
-          <w:bCs/>
         </w:rPr>
         <w:t xml:space="preserve">A sound file</w:t>
       </w:r>
@@ -655,8 +664,8 @@
       </w:pPr>
       <w:r>
         <w:rPr>
+          <w:bCs/>
           <w:b/>
-          <w:bCs/>
         </w:rPr>
         <w:t xml:space="preserve">Notes</w:t>
       </w:r>
@@ -822,8 +831,8 @@
       </w:pPr>
       <w:r>
         <w:rPr>
+          <w:bCs/>
           <w:b/>
-          <w:bCs/>
         </w:rPr>
         <w:t xml:space="preserve">A sound effect</w:t>
       </w:r>
@@ -989,8 +998,8 @@
       </w:pPr>
       <w:r>
         <w:rPr>
+          <w:bCs/>
           <w:b/>
-          <w:bCs/>
         </w:rPr>
         <w:t xml:space="preserve">The program's own samples</w:t>
       </w:r>
@@ -1273,8 +1282,8 @@
         <w:t xml:space="preserve">}</w:t>
       </w:r>
     </w:p>
-    <w:bookmarkEnd w:id="21"/>
-    <w:bookmarkStart w:id="22" w:name="index"/>
+    <w:bookmarkEnd w:id="23"/>
+    <w:bookmarkStart w:id="24" w:name="index"/>
     <w:p>
       <w:pPr>
         <w:pStyle w:val="Heading2"/>
@@ -1296,6 +1305,7 @@
         <w:tblStyle w:val="Table"/>
         <w:tblW w:type="auto" w:w="0"/>
         <w:tblLook w:firstRow="1" w:lastRow="0" w:firstColumn="0" w:lastColumn="0" w:noHBand="0" w:noVBand="0" w:val="0020"/>
+        <w:jc w:val="start"/>
       </w:tblPr>
       <w:tblGrid>
         <w:gridCol w:w="2640"/>
@@ -1304,13 +1314,14 @@
       </w:tblGrid>
       <w:tr>
         <w:trPr>
-          <w:tblHeader w:val="on"/>
+          <w:tblHeader w:val="true"/>
         </w:trPr>
         <w:tc>
           <w:tcPr/>
           <w:p>
             <w:pPr>
               <w:pStyle w:val="Compact"/>
+              <w:jc w:val="left"/>
             </w:pPr>
             <w:r>
               <w:t xml:space="preserve">Name</w:t>
@@ -1322,6 +1333,7 @@
           <w:p>
             <w:pPr>
               <w:pStyle w:val="Compact"/>
+              <w:jc w:val="left"/>
             </w:pPr>
             <w:r>
               <w:t xml:space="preserve">What it does</w:t>
@@ -1333,6 +1345,7 @@
           <w:p>
             <w:pPr>
               <w:pStyle w:val="Compact"/>
+              <w:jc w:val="left"/>
             </w:pPr>
             <w:r>
               <w:t xml:space="preserve">Header</w:t>
@@ -1346,6 +1359,7 @@
           <w:p>
             <w:pPr>
               <w:pStyle w:val="Compact"/>
+              <w:jc w:val="left"/>
             </w:pPr>
             <w:r>
               <w:rPr>
@@ -1360,6 +1374,7 @@
           <w:p>
             <w:pPr>
               <w:pStyle w:val="Compact"/>
+              <w:jc w:val="left"/>
             </w:pPr>
             <w:r>
               <w:t xml:space="preserve">(a type)</w:t>
@@ -1371,6 +1386,7 @@
           <w:p>
             <w:pPr>
               <w:pStyle w:val="Compact"/>
+              <w:jc w:val="left"/>
             </w:pPr>
             <w:r>
               <w:rPr>
@@ -1387,6 +1403,7 @@
           <w:p>
             <w:pPr>
               <w:pStyle w:val="Compact"/>
+              <w:jc w:val="left"/>
             </w:pPr>
             <w:r>
               <w:rPr>
@@ -1401,6 +1418,7 @@
           <w:p>
             <w:pPr>
               <w:pStyle w:val="Compact"/>
+              <w:jc w:val="left"/>
             </w:pPr>
             <w:r>
               <w:t xml:space="preserve">The file opened (its kind from its extension, then its first bytes) -&gt; 0</w:t>
@@ -1412,6 +1430,7 @@
           <w:p>
             <w:pPr>
               <w:pStyle w:val="Compact"/>
+              <w:jc w:val="left"/>
             </w:pPr>
             <w:r>
               <w:rPr>
@@ -1428,6 +1447,7 @@
           <w:p>
             <w:pPr>
               <w:pStyle w:val="Compact"/>
+              <w:jc w:val="left"/>
             </w:pPr>
             <w:r>
               <w:rPr>
@@ -1442,6 +1462,7 @@
           <w:p>
             <w:pPr>
               <w:pStyle w:val="Compact"/>
+              <w:jc w:val="left"/>
             </w:pPr>
             <w:r>
               <w:t xml:space="preserve">Up to</w:t>
@@ -1468,6 +1489,7 @@
           <w:p>
             <w:pPr>
               <w:pStyle w:val="Compact"/>
+              <w:jc w:val="left"/>
             </w:pPr>
             <w:r>
               <w:rPr>
@@ -1484,6 +1506,7 @@
           <w:p>
             <w:pPr>
               <w:pStyle w:val="Compact"/>
+              <w:jc w:val="left"/>
             </w:pPr>
             <w:r>
               <w:rPr>
@@ -1498,6 +1521,7 @@
           <w:p>
             <w:pPr>
               <w:pStyle w:val="Compact"/>
+              <w:jc w:val="left"/>
             </w:pPr>
             <w:r>
               <w:t xml:space="preserve">1 done / 0</w:t>
@@ -1509,6 +1533,7 @@
           <w:p>
             <w:pPr>
               <w:pStyle w:val="Compact"/>
+              <w:jc w:val="left"/>
             </w:pPr>
             <w:r>
               <w:rPr>
@@ -1525,6 +1550,7 @@
           <w:p>
             <w:pPr>
               <w:pStyle w:val="Compact"/>
+              <w:jc w:val="left"/>
             </w:pPr>
             <w:r>
               <w:rPr>
@@ -1539,6 +1565,7 @@
           <w:p>
             <w:pPr>
               <w:pStyle w:val="Compact"/>
+              <w:jc w:val="left"/>
             </w:pPr>
             <w:r>
               <w:t xml:space="preserve">Up to</w:t>
@@ -1565,6 +1592,7 @@
           <w:p>
             <w:pPr>
               <w:pStyle w:val="Compact"/>
+              <w:jc w:val="left"/>
             </w:pPr>
             <w:r>
               <w:rPr>
@@ -1581,6 +1609,7 @@
           <w:p>
             <w:pPr>
               <w:pStyle w:val="Compact"/>
+              <w:jc w:val="left"/>
             </w:pPr>
             <w:r>
               <w:rPr>
@@ -1595,6 +1624,7 @@
           <w:p>
             <w:pPr>
               <w:pStyle w:val="Compact"/>
+              <w:jc w:val="left"/>
             </w:pPr>
             <w:r>
               <w:t xml:space="preserve">Up to</w:t>
@@ -1621,6 +1651,7 @@
           <w:p>
             <w:pPr>
               <w:pStyle w:val="Compact"/>
+              <w:jc w:val="left"/>
             </w:pPr>
             <w:r>
               <w:rPr>
@@ -1637,6 +1668,7 @@
           <w:p>
             <w:pPr>
               <w:pStyle w:val="Compact"/>
+              <w:jc w:val="left"/>
             </w:pPr>
             <w:r>
               <w:rPr>
@@ -1651,6 +1683,7 @@
           <w:p>
             <w:pPr>
               <w:pStyle w:val="Compact"/>
+              <w:jc w:val="left"/>
             </w:pPr>
             <w:r>
               <w:t xml:space="preserve">What a sound file says about itself (MP3</w:t>
@@ -1662,6 +1695,7 @@
           <w:p>
             <w:pPr>
               <w:pStyle w:val="Compact"/>
+              <w:jc w:val="left"/>
             </w:pPr>
             <w:r>
               <w:rPr>
@@ -1678,6 +1712,7 @@
           <w:p>
             <w:pPr>
               <w:pStyle w:val="Compact"/>
+              <w:jc w:val="left"/>
             </w:pPr>
             <w:r>
               <w:rPr>
@@ -1692,6 +1727,7 @@
           <w:p>
             <w:pPr>
               <w:pStyle w:val="Compact"/>
+              <w:jc w:val="left"/>
             </w:pPr>
             <w:r>
               <w:t xml:space="preserve">1 / 0: not a sound file of ours, unreadable</w:t>
@@ -1703,6 +1739,7 @@
           <w:p>
             <w:pPr>
               <w:pStyle w:val="Compact"/>
+              <w:jc w:val="left"/>
             </w:pPr>
             <w:r>
               <w:rPr>
@@ -1719,6 +1756,7 @@
           <w:p>
             <w:pPr>
               <w:pStyle w:val="Compact"/>
+              <w:jc w:val="left"/>
             </w:pPr>
             <w:r>
               <w:rPr>
@@ -1733,6 +1771,7 @@
           <w:p>
             <w:pPr>
               <w:pStyle w:val="Compact"/>
+              <w:jc w:val="left"/>
             </w:pPr>
             <w:r>
               <w:t xml:space="preserve">0 started / -1 (ak_play_error says why)</w:t>
@@ -1744,6 +1783,7 @@
           <w:p>
             <w:pPr>
               <w:pStyle w:val="Compact"/>
+              <w:jc w:val="left"/>
             </w:pPr>
             <w:r>
               <w:rPr>
@@ -1760,6 +1800,7 @@
           <w:p>
             <w:pPr>
               <w:pStyle w:val="Compact"/>
+              <w:jc w:val="left"/>
             </w:pPr>
             <w:r>
               <w:rPr>
@@ -1774,6 +1815,7 @@
           <w:p>
             <w:pPr>
               <w:pStyle w:val="Compact"/>
+              <w:jc w:val="left"/>
             </w:pPr>
             <w:r>
               <w:t xml:space="preserve">the file stopped and closed -&gt; AK_STOPPED (no file: nothing)</w:t>
@@ -1785,6 +1827,7 @@
           <w:p>
             <w:pPr>
               <w:pStyle w:val="Compact"/>
+              <w:jc w:val="left"/>
             </w:pPr>
             <w:r>
               <w:rPr>
@@ -1801,6 +1844,7 @@
           <w:p>
             <w:pPr>
               <w:pStyle w:val="Compact"/>
+              <w:jc w:val="left"/>
             </w:pPr>
             <w:r>
               <w:rPr>
@@ -1815,6 +1859,7 @@
           <w:p>
             <w:pPr>
               <w:pStyle w:val="Compact"/>
+              <w:jc w:val="left"/>
             </w:pPr>
             <w:r>
               <w:t xml:space="preserve">1: paused, 0: playing again (no file: nothing)</w:t>
@@ -1826,6 +1871,7 @@
           <w:p>
             <w:pPr>
               <w:pStyle w:val="Compact"/>
+              <w:jc w:val="left"/>
             </w:pPr>
             <w:r>
               <w:rPr>
@@ -1842,6 +1888,7 @@
           <w:p>
             <w:pPr>
               <w:pStyle w:val="Compact"/>
+              <w:jc w:val="left"/>
             </w:pPr>
             <w:r>
               <w:rPr>
@@ -1856,6 +1903,7 @@
           <w:p>
             <w:pPr>
               <w:pStyle w:val="Compact"/>
+              <w:jc w:val="left"/>
             </w:pPr>
             <w:r>
               <w:t xml:space="preserve">AK_* (the file's; the live notes aside)</w:t>
@@ -1867,6 +1915,7 @@
           <w:p>
             <w:pPr>
               <w:pStyle w:val="Compact"/>
+              <w:jc w:val="left"/>
             </w:pPr>
             <w:r>
               <w:rPr>
@@ -1883,6 +1932,7 @@
           <w:p>
             <w:pPr>
               <w:pStyle w:val="Compact"/>
+              <w:jc w:val="left"/>
             </w:pPr>
             <w:r>
               <w:rPr>
@@ -1897,6 +1947,7 @@
           <w:p>
             <w:pPr>
               <w:pStyle w:val="Compact"/>
+              <w:jc w:val="left"/>
             </w:pPr>
             <w:r>
               <w:t xml:space="preserve">where the file is heard, ms from its start (0: no file)</w:t>
@@ -1908,6 +1959,7 @@
           <w:p>
             <w:pPr>
               <w:pStyle w:val="Compact"/>
+              <w:jc w:val="left"/>
             </w:pPr>
             <w:r>
               <w:rPr>
@@ -1924,6 +1976,7 @@
           <w:p>
             <w:pPr>
               <w:pStyle w:val="Compact"/>
+              <w:jc w:val="left"/>
             </w:pPr>
             <w:r>
               <w:rPr>
@@ -1938,6 +1991,7 @@
           <w:p>
             <w:pPr>
               <w:pStyle w:val="Compact"/>
+              <w:jc w:val="left"/>
             </w:pPr>
             <w:r>
               <w:t xml:space="preserve">the file's length, ms (0: no file, not known)</w:t>
@@ -1949,6 +2003,7 @@
           <w:p>
             <w:pPr>
               <w:pStyle w:val="Compact"/>
+              <w:jc w:val="left"/>
             </w:pPr>
             <w:r>
               <w:rPr>
@@ -1965,6 +2020,7 @@
           <w:p>
             <w:pPr>
               <w:pStyle w:val="Compact"/>
+              <w:jc w:val="left"/>
             </w:pPr>
             <w:r>
               <w:rPr>
@@ -1979,6 +2035,7 @@
           <w:p>
             <w:pPr>
               <w:pStyle w:val="Compact"/>
+              <w:jc w:val="left"/>
             </w:pPr>
             <w:r>
               <w:t xml:space="preserve">the file goes on from there -&gt; 1 done / 0 (no file, it cannot seek)</w:t>
@@ -1990,6 +2047,7 @@
           <w:p>
             <w:pPr>
               <w:pStyle w:val="Compact"/>
+              <w:jc w:val="left"/>
             </w:pPr>
             <w:r>
               <w:rPr>
@@ -2006,6 +2064,7 @@
           <w:p>
             <w:pPr>
               <w:pStyle w:val="Compact"/>
+              <w:jc w:val="left"/>
             </w:pPr>
             <w:r>
               <w:rPr>
@@ -2020,6 +2079,7 @@
           <w:p>
             <w:pPr>
               <w:pStyle w:val="Compact"/>
+              <w:jc w:val="left"/>
             </w:pPr>
             <w:r>
               <w:t xml:space="preserve">0..100 (-1: only ask) -&gt; the volume</w:t>
@@ -2031,6 +2091,7 @@
           <w:p>
             <w:pPr>
               <w:pStyle w:val="Compact"/>
+              <w:jc w:val="left"/>
             </w:pPr>
             <w:r>
               <w:rPr>
@@ -2047,6 +2108,7 @@
           <w:p>
             <w:pPr>
               <w:pStyle w:val="Compact"/>
+              <w:jc w:val="left"/>
             </w:pPr>
             <w:r>
               <w:rPr>
@@ -2061,6 +2123,7 @@
           <w:p>
             <w:pPr>
               <w:pStyle w:val="Compact"/>
+              <w:jc w:val="left"/>
             </w:pPr>
             <w:r>
               <w:t xml:space="preserve">the last error's words ("": none)</w:t>
@@ -2072,6 +2135,7 @@
           <w:p>
             <w:pPr>
               <w:pStyle w:val="Compact"/>
+              <w:jc w:val="left"/>
             </w:pPr>
             <w:r>
               <w:rPr>
@@ -2088,6 +2152,7 @@
           <w:p>
             <w:pPr>
               <w:pStyle w:val="Compact"/>
+              <w:jc w:val="left"/>
             </w:pPr>
             <w:r>
               <w:rPr>
@@ -2102,6 +2167,7 @@
           <w:p>
             <w:pPr>
               <w:pStyle w:val="Compact"/>
+              <w:jc w:val="left"/>
             </w:pPr>
             <w:r>
               <w:t xml:space="preserve">waits while a file plays, ms at most (-1: no limit) -&gt; its state</w:t>
@@ -2113,6 +2179,7 @@
           <w:p>
             <w:pPr>
               <w:pStyle w:val="Compact"/>
+              <w:jc w:val="left"/>
             </w:pPr>
             <w:r>
               <w:rPr>
@@ -2129,6 +2196,7 @@
           <w:p>
             <w:pPr>
               <w:pStyle w:val="Compact"/>
+              <w:jc w:val="left"/>
             </w:pPr>
             <w:r>
               <w:rPr>
@@ -2143,6 +2211,7 @@
           <w:p>
             <w:pPr>
               <w:pStyle w:val="Compact"/>
+              <w:jc w:val="left"/>
             </w:pPr>
             <w:r>
               <w:t xml:space="preserve">on</w:t>
@@ -2154,6 +2223,7 @@
           <w:p>
             <w:pPr>
               <w:pStyle w:val="Compact"/>
+              <w:jc w:val="left"/>
             </w:pPr>
             <w:r>
               <w:rPr>
@@ -2170,6 +2240,7 @@
           <w:p>
             <w:pPr>
               <w:pStyle w:val="Compact"/>
+              <w:jc w:val="left"/>
             </w:pPr>
             <w:r>
               <w:rPr>
@@ -2184,6 +2255,7 @@
           <w:p>
             <w:pPr>
               <w:pStyle w:val="Compact"/>
+              <w:jc w:val="left"/>
             </w:pPr>
             <w:r>
               <w:t xml:space="preserve">0 / -1 (no SoundFont: ak_play_error)</w:t>
@@ -2195,6 +2267,7 @@
           <w:p>
             <w:pPr>
               <w:pStyle w:val="Compact"/>
+              <w:jc w:val="left"/>
             </w:pPr>
             <w:r>
               <w:rPr>
@@ -2211,6 +2284,7 @@
           <w:p>
             <w:pPr>
               <w:pStyle w:val="Compact"/>
+              <w:jc w:val="left"/>
             </w:pPr>
             <w:r>
               <w:rPr>
@@ -2225,6 +2299,7 @@
           <w:p>
             <w:pPr>
               <w:pStyle w:val="Compact"/>
+              <w:jc w:val="left"/>
             </w:pPr>
             <w:r>
               <w:t xml:space="preserve">Live notes on the General MIDI synthesizer (the default SoundFont), 16 channels (9</w:t>
@@ -2236,6 +2311,7 @@
           <w:p>
             <w:pPr>
               <w:pStyle w:val="Compact"/>
+              <w:jc w:val="left"/>
             </w:pPr>
             <w:r>
               <w:rPr>
@@ -2252,6 +2328,7 @@
           <w:p>
             <w:pPr>
               <w:pStyle w:val="Compact"/>
+              <w:jc w:val="left"/>
             </w:pPr>
             <w:r>
               <w:rPr>
@@ -2266,6 +2343,7 @@
           <w:p>
             <w:pPr>
               <w:pStyle w:val="Compact"/>
+              <w:jc w:val="left"/>
             </w:pPr>
             <w:r>
               <w:t xml:space="preserve">the channel's instrument, 0..127 (General MIDI)</w:t>
@@ -2277,6 +2355,7 @@
           <w:p>
             <w:pPr>
               <w:pStyle w:val="Compact"/>
+              <w:jc w:val="left"/>
             </w:pPr>
             <w:r>
               <w:rPr>
@@ -2293,6 +2372,7 @@
           <w:p>
             <w:pPr>
               <w:pStyle w:val="Compact"/>
+              <w:jc w:val="left"/>
             </w:pPr>
             <w:r>
               <w:rPr>
@@ -2307,6 +2387,7 @@
           <w:p>
             <w:pPr>
               <w:pStyle w:val="Compact"/>
+              <w:jc w:val="left"/>
             </w:pPr>
             <w:r>
               <w:t xml:space="preserve">a MIDI controller (7 volume, 10 pan, 64 pedal...)</w:t>
@@ -2318,6 +2399,7 @@
           <w:p>
             <w:pPr>
               <w:pStyle w:val="Compact"/>
+              <w:jc w:val="left"/>
             </w:pPr>
             <w:r>
               <w:rPr>
@@ -2334,6 +2416,7 @@
           <w:p>
             <w:pPr>
               <w:pStyle w:val="Compact"/>
+              <w:jc w:val="left"/>
             </w:pPr>
             <w:r>
               <w:rPr>
@@ -2348,6 +2431,7 @@
           <w:p>
             <w:pPr>
               <w:pStyle w:val="Compact"/>
+              <w:jc w:val="left"/>
             </w:pPr>
             <w:r>
               <w:t xml:space="preserve">-8192..8191</w:t>
@@ -2359,6 +2443,7 @@
           <w:p>
             <w:pPr>
               <w:pStyle w:val="Compact"/>
+              <w:jc w:val="left"/>
             </w:pPr>
             <w:r>
               <w:rPr>
@@ -2375,6 +2460,7 @@
           <w:p>
             <w:pPr>
               <w:pStyle w:val="Compact"/>
+              <w:jc w:val="left"/>
             </w:pPr>
             <w:r>
               <w:rPr>
@@ -2389,6 +2475,7 @@
           <w:p>
             <w:pPr>
               <w:pStyle w:val="Compact"/>
+              <w:jc w:val="left"/>
             </w:pPr>
             <w:r>
               <w:t xml:space="preserve">everything silent now</w:t>
@@ -2400,6 +2487,7 @@
           <w:p>
             <w:pPr>
               <w:pStyle w:val="Compact"/>
+              <w:jc w:val="left"/>
             </w:pPr>
             <w:r>
               <w:rPr>
@@ -2416,6 +2504,7 @@
           <w:p>
             <w:pPr>
               <w:pStyle w:val="Compact"/>
+              <w:jc w:val="left"/>
             </w:pPr>
             <w:r>
               <w:rPr>
@@ -2430,6 +2519,7 @@
           <w:p>
             <w:pPr>
               <w:pStyle w:val="Compact"/>
+              <w:jc w:val="left"/>
             </w:pPr>
             <w:r>
               <w:t xml:space="preserve">kapi_sound_config's -&gt; 1 ours, 0 busy, -1 no sound</w:t>
@@ -2441,6 +2531,7 @@
           <w:p>
             <w:pPr>
               <w:pStyle w:val="Compact"/>
+              <w:jc w:val="left"/>
             </w:pPr>
             <w:r>
               <w:rPr>
@@ -2457,6 +2548,7 @@
           <w:p>
             <w:pPr>
               <w:pStyle w:val="Compact"/>
+              <w:jc w:val="left"/>
             </w:pPr>
             <w:r>
               <w:rPr>
@@ -2471,6 +2563,7 @@
           <w:p>
             <w:pPr>
               <w:pStyle w:val="Compact"/>
+              <w:jc w:val="left"/>
             </w:pPr>
             <w:r>
               <w:t xml:space="preserve">all of them, waiting for room -&gt; n (&lt; n: closed)</w:t>
@@ -2482,6 +2575,7 @@
           <w:p>
             <w:pPr>
               <w:pStyle w:val="Compact"/>
+              <w:jc w:val="left"/>
             </w:pPr>
             <w:r>
               <w:rPr>
@@ -2498,6 +2592,7 @@
           <w:p>
             <w:pPr>
               <w:pStyle w:val="Compact"/>
+              <w:jc w:val="left"/>
             </w:pPr>
             <w:r>
               <w:rPr>
@@ -2512,6 +2607,7 @@
           <w:p>
             <w:pPr>
               <w:pStyle w:val="Compact"/>
+              <w:jc w:val="left"/>
             </w:pPr>
             <w:r>
               <w:t xml:space="preserve">frames that would be taken without waiting</w:t>
@@ -2523,6 +2619,7 @@
           <w:p>
             <w:pPr>
               <w:pStyle w:val="Compact"/>
+              <w:jc w:val="left"/>
             </w:pPr>
             <w:r>
               <w:rPr>
@@ -2539,6 +2636,7 @@
           <w:p>
             <w:pPr>
               <w:pStyle w:val="Compact"/>
+              <w:jc w:val="left"/>
             </w:pPr>
             <w:r>
               <w:rPr>
@@ -2553,6 +2651,7 @@
           <w:p>
             <w:pPr>
               <w:pStyle w:val="Compact"/>
+              <w:jc w:val="left"/>
             </w:pPr>
             <w:r>
               <w:t xml:space="preserve">frames written and not yet played</w:t>
@@ -2564,6 +2663,7 @@
           <w:p>
             <w:pPr>
               <w:pStyle w:val="Compact"/>
+              <w:jc w:val="left"/>
             </w:pPr>
             <w:r>
               <w:rPr>
@@ -2580,6 +2680,7 @@
           <w:p>
             <w:pPr>
               <w:pStyle w:val="Compact"/>
+              <w:jc w:val="left"/>
             </w:pPr>
             <w:r>
               <w:rPr>
@@ -2594,6 +2695,7 @@
           <w:p>
             <w:pPr>
               <w:pStyle w:val="Compact"/>
+              <w:jc w:val="left"/>
             </w:pPr>
             <w:r>
               <w:t xml:space="preserve">(Not together with the player</w:t>
@@ -2605,6 +2707,7 @@
           <w:p>
             <w:pPr>
               <w:pStyle w:val="Compact"/>
+              <w:jc w:val="left"/>
             </w:pPr>
             <w:r>
               <w:rPr>
@@ -2621,6 +2724,7 @@
           <w:p>
             <w:pPr>
               <w:pStyle w:val="Compact"/>
+              <w:jc w:val="left"/>
             </w:pPr>
             <w:r>
               <w:rPr>
@@ -2635,6 +2739,7 @@
           <w:p>
             <w:pPr>
               <w:pStyle w:val="Compact"/>
+              <w:jc w:val="left"/>
             </w:pPr>
             <w:r>
               <w:t xml:space="preserve">buf *= gain, saturated, in place</w:t>
@@ -2646,6 +2751,7 @@
           <w:p>
             <w:pPr>
               <w:pStyle w:val="Compact"/>
+              <w:jc w:val="left"/>
             </w:pPr>
             <w:r>
               <w:rPr>
@@ -2662,6 +2768,7 @@
           <w:p>
             <w:pPr>
               <w:pStyle w:val="Compact"/>
+              <w:jc w:val="left"/>
             </w:pPr>
             <w:r>
               <w:rPr>
@@ -2676,6 +2783,7 @@
           <w:p>
             <w:pPr>
               <w:pStyle w:val="Compact"/>
+              <w:jc w:val="left"/>
             </w:pPr>
             <w:r>
               <w:t xml:space="preserve">dst += src * gain, saturated</w:t>
@@ -2687,6 +2795,7 @@
           <w:p>
             <w:pPr>
               <w:pStyle w:val="Compact"/>
+              <w:jc w:val="left"/>
             </w:pPr>
             <w:r>
               <w:rPr>
@@ -2703,6 +2812,7 @@
           <w:p>
             <w:pPr>
               <w:pStyle w:val="Compact"/>
+              <w:jc w:val="left"/>
             </w:pPr>
             <w:r>
               <w:rPr>
@@ -2717,6 +2827,7 @@
           <w:p>
             <w:pPr>
               <w:pStyle w:val="Compact"/>
+              <w:jc w:val="left"/>
             </w:pPr>
             <w:r>
               <w:t xml:space="preserve">the first</w:t>
@@ -2743,6 +2854,7 @@
           <w:p>
             <w:pPr>
               <w:pStyle w:val="Compact"/>
+              <w:jc w:val="left"/>
             </w:pPr>
             <w:r>
               <w:rPr>
@@ -2759,6 +2871,7 @@
           <w:p>
             <w:pPr>
               <w:pStyle w:val="Compact"/>
+              <w:jc w:val="left"/>
             </w:pPr>
             <w:r>
               <w:rPr>
@@ -2773,6 +2886,7 @@
           <w:p>
             <w:pPr>
               <w:pStyle w:val="Compact"/>
+              <w:jc w:val="left"/>
             </w:pPr>
             <w:r>
               <w:t xml:space="preserve">0..100 on the ear's curve -&gt; a 16.16 gain</w:t>
@@ -2784,6 +2898,7 @@
           <w:p>
             <w:pPr>
               <w:pStyle w:val="Compact"/>
+              <w:jc w:val="left"/>
             </w:pPr>
             <w:r>
               <w:rPr>
@@ -2800,6 +2915,7 @@
           <w:p>
             <w:pPr>
               <w:pStyle w:val="Compact"/>
+              <w:jc w:val="left"/>
             </w:pPr>
             <w:r>
               <w:rPr>
@@ -2814,6 +2930,7 @@
           <w:p>
             <w:pPr>
               <w:pStyle w:val="Compact"/>
+              <w:jc w:val="left"/>
             </w:pPr>
             <w:r>
               <w:t xml:space="preserve">the rates in Hz -&gt; 0: a rate &lt;= 0</w:t>
@@ -2825,6 +2942,7 @@
           <w:p>
             <w:pPr>
               <w:pStyle w:val="Compact"/>
+              <w:jc w:val="left"/>
             </w:pPr>
             <w:r>
               <w:rPr>
@@ -2841,6 +2959,7 @@
           <w:p>
             <w:pPr>
               <w:pStyle w:val="Compact"/>
+              <w:jc w:val="left"/>
             </w:pPr>
             <w:r>
               <w:rPr>
@@ -2855,6 +2974,7 @@
           <w:p>
             <w:pPr>
               <w:pStyle w:val="Compact"/>
+              <w:jc w:val="left"/>
             </w:pPr>
             <w:r>
               <w:t xml:space="preserve">in_frames frames in -&gt; the frames written to out (out_cap at most)</w:t>
@@ -2866,6 +2986,7 @@
           <w:p>
             <w:pPr>
               <w:pStyle w:val="Compact"/>
+              <w:jc w:val="left"/>
             </w:pPr>
             <w:r>
               <w:rPr>
@@ -2882,6 +3003,7 @@
           <w:p>
             <w:pPr>
               <w:pStyle w:val="Compact"/>
+              <w:jc w:val="left"/>
             </w:pPr>
             <w:r>
               <w:rPr>
@@ -2896,6 +3018,7 @@
           <w:p>
             <w:pPr>
               <w:pStyle w:val="Compact"/>
+              <w:jc w:val="left"/>
             </w:pPr>
             <w:r>
               <w:t xml:space="preserve">in_frames frames in -&gt; the frames written to out (out_cap at most)</w:t>
@@ -2907,6 +3030,7 @@
           <w:p>
             <w:pPr>
               <w:pStyle w:val="Compact"/>
+              <w:jc w:val="left"/>
             </w:pPr>
             <w:r>
               <w:rPr>
@@ -2923,6 +3047,7 @@
           <w:p>
             <w:pPr>
               <w:pStyle w:val="Compact"/>
+              <w:jc w:val="left"/>
             </w:pPr>
             <w:r>
               <w:rPr>
@@ -2937,6 +3062,7 @@
           <w:p>
             <w:pPr>
               <w:pStyle w:val="Compact"/>
+              <w:jc w:val="left"/>
             </w:pPr>
             <w:r>
               <w:t xml:space="preserve">(FPU programs) Two float channels (-1..1) -&gt; 16-bit stereo, through the soft limiter (Koton's</w:t>
@@ -2948,6 +3074,7 @@
           <w:p>
             <w:pPr>
               <w:pStyle w:val="Compact"/>
+              <w:jc w:val="left"/>
             </w:pPr>
             <w:r>
               <w:rPr>
@@ -2964,6 +3091,7 @@
           <w:p>
             <w:pPr>
               <w:pStyle w:val="Compact"/>
+              <w:jc w:val="left"/>
             </w:pPr>
             <w:r>
               <w:rPr>
@@ -2978,6 +3106,7 @@
           <w:p>
             <w:pPr>
               <w:pStyle w:val="Compact"/>
+              <w:jc w:val="left"/>
             </w:pPr>
             <w:r>
               <w:t xml:space="preserve">(FPU programs) Two float channels (-1..1) -&gt; 16-bit stereo, through the soft limiter (Koton's</w:t>
@@ -2989,6 +3118,7 @@
           <w:p>
             <w:pPr>
               <w:pStyle w:val="Compact"/>
+              <w:jc w:val="left"/>
             </w:pPr>
             <w:r>
               <w:rPr>
@@ -3005,6 +3135,7 @@
           <w:p>
             <w:pPr>
               <w:pStyle w:val="Compact"/>
+              <w:jc w:val="left"/>
             </w:pPr>
             <w:r>
               <w:rPr>
@@ -3019,6 +3150,7 @@
           <w:p>
             <w:pPr>
               <w:pStyle w:val="Compact"/>
+              <w:jc w:val="left"/>
             </w:pPr>
             <w:r>
               <w:t xml:space="preserve">a MIDI key's frequency, milli-Hz (69 = A4 = 440000)</w:t>
@@ -3030,6 +3162,7 @@
           <w:p>
             <w:pPr>
               <w:pStyle w:val="Compact"/>
+              <w:jc w:val="left"/>
             </w:pPr>
             <w:r>
               <w:rPr>
@@ -3046,6 +3179,7 @@
           <w:p>
             <w:pPr>
               <w:pStyle w:val="Compact"/>
+              <w:jc w:val="left"/>
             </w:pPr>
             <w:r>
               <w:rPr>
@@ -3060,6 +3194,7 @@
           <w:p>
             <w:pPr>
               <w:pStyle w:val="Compact"/>
+              <w:jc w:val="left"/>
             </w:pPr>
             <w:r>
               <w:t xml:space="preserve">a note (0 = C .. 11 = B) and an octave -&gt; the key (C4 = 60)</w:t>
@@ -3071,6 +3206,7 @@
           <w:p>
             <w:pPr>
               <w:pStyle w:val="Compact"/>
+              <w:jc w:val="left"/>
             </w:pPr>
             <w:r>
               <w:rPr>
@@ -3087,6 +3223,7 @@
           <w:p>
             <w:pPr>
               <w:pStyle w:val="Compact"/>
+              <w:jc w:val="left"/>
             </w:pPr>
             <w:r>
               <w:rPr>
@@ -3101,6 +3238,7 @@
           <w:p>
             <w:pPr>
               <w:pStyle w:val="Compact"/>
+              <w:jc w:val="left"/>
             </w:pPr>
             <w:r>
               <w:t xml:space="preserve">... its frequency, milli-Hz</w:t>
@@ -3112,6 +3250,7 @@
           <w:p>
             <w:pPr>
               <w:pStyle w:val="Compact"/>
+              <w:jc w:val="left"/>
             </w:pPr>
             <w:r>
               <w:rPr>
@@ -3128,6 +3267,7 @@
           <w:p>
             <w:pPr>
               <w:pStyle w:val="Compact"/>
+              <w:jc w:val="left"/>
             </w:pPr>
             <w:r>
               <w:rPr>
@@ -3142,6 +3282,7 @@
           <w:p>
             <w:pPr>
               <w:pStyle w:val="Compact"/>
+              <w:jc w:val="left"/>
             </w:pPr>
             <w:r>
               <w:t xml:space="preserve">"C4", "F#3" (60 = C4)</w:t>
@@ -3153,6 +3294,7 @@
           <w:p>
             <w:pPr>
               <w:pStyle w:val="Compact"/>
+              <w:jc w:val="left"/>
             </w:pPr>
             <w:r>
               <w:rPr>
@@ -3169,6 +3311,7 @@
           <w:p>
             <w:pPr>
               <w:pStyle w:val="Compact"/>
+              <w:jc w:val="left"/>
             </w:pPr>
             <w:r>
               <w:rPr>
@@ -3183,6 +3326,7 @@
           <w:p>
             <w:pPr>
               <w:pStyle w:val="Compact"/>
+              <w:jc w:val="left"/>
             </w:pPr>
             <w:r>
               <w:t xml:space="preserve">"C4", "f#3", "Bb2" -&gt; the key, -1</w:t>
@@ -3194,6 +3338,7 @@
           <w:p>
             <w:pPr>
               <w:pStyle w:val="Compact"/>
+              <w:jc w:val="left"/>
             </w:pPr>
             <w:r>
               <w:rPr>
@@ -3210,6 +3355,7 @@
           <w:p>
             <w:pPr>
               <w:pStyle w:val="Compact"/>
+              <w:jc w:val="left"/>
             </w:pPr>
             <w:r>
               <w:rPr>
@@ -3224,6 +3370,7 @@
           <w:p>
             <w:pPr>
               <w:pStyle w:val="Compact"/>
+              <w:jc w:val="left"/>
             </w:pPr>
             <w:r>
               <w:t xml:space="preserve">The 44-byte header of a 16-bit PCM file of data_bytes bytes of samples -&gt; 44.</w:t>
@@ -3235,6 +3382,7 @@
           <w:p>
             <w:pPr>
               <w:pStyle w:val="Compact"/>
+              <w:jc w:val="left"/>
             </w:pPr>
             <w:r>
               <w:rPr>
@@ -3251,6 +3399,7 @@
           <w:p>
             <w:pPr>
               <w:pStyle w:val="Compact"/>
+              <w:jc w:val="left"/>
             </w:pPr>
             <w:r>
               <w:rPr>
@@ -3265,6 +3414,7 @@
           <w:p>
             <w:pPr>
               <w:pStyle w:val="Compact"/>
+              <w:jc w:val="left"/>
             </w:pPr>
             <w:r>
               <w:t xml:space="preserve">stereo -&gt; 0 / -1</w:t>
@@ -3276,6 +3426,7 @@
           <w:p>
             <w:pPr>
               <w:pStyle w:val="Compact"/>
+              <w:jc w:val="left"/>
             </w:pPr>
             <w:r>
               <w:rPr>
@@ -3292,6 +3443,7 @@
           <w:p>
             <w:pPr>
               <w:pStyle w:val="Compact"/>
+              <w:jc w:val="left"/>
             </w:pPr>
             <w:r>
               <w:rPr>
@@ -3306,6 +3458,7 @@
           <w:p>
             <w:pPr>
               <w:pStyle w:val="Compact"/>
+              <w:jc w:val="left"/>
             </w:pPr>
             <w:r>
               <w:t xml:space="preserve">0: not created</w:t>
@@ -3317,6 +3470,7 @@
           <w:p>
             <w:pPr>
               <w:pStyle w:val="Compact"/>
+              <w:jc w:val="left"/>
             </w:pPr>
             <w:r>
               <w:rPr>
@@ -3333,6 +3487,7 @@
           <w:p>
             <w:pPr>
               <w:pStyle w:val="Compact"/>
+              <w:jc w:val="left"/>
             </w:pPr>
             <w:r>
               <w:rPr>
@@ -3347,6 +3502,7 @@
           <w:p>
             <w:pPr>
               <w:pStyle w:val="Compact"/>
+              <w:jc w:val="left"/>
             </w:pPr>
             <w:r>
               <w:t xml:space="preserve">-&gt; the frames taken</w:t>
@@ -3358,6 +3514,7 @@
           <w:p>
             <w:pPr>
               <w:pStyle w:val="Compact"/>
+              <w:jc w:val="left"/>
             </w:pPr>
             <w:r>
               <w:rPr>
@@ -3374,6 +3531,7 @@
           <w:p>
             <w:pPr>
               <w:pStyle w:val="Compact"/>
+              <w:jc w:val="left"/>
             </w:pPr>
             <w:r>
               <w:rPr>
@@ -3388,6 +3546,7 @@
           <w:p>
             <w:pPr>
               <w:pStyle w:val="Compact"/>
+              <w:jc w:val="left"/>
             </w:pPr>
             <w:r>
               <w:t xml:space="preserve">0 / -1</w:t>
@@ -3399,6 +3558,7 @@
           <w:p>
             <w:pPr>
               <w:pStyle w:val="Compact"/>
+              <w:jc w:val="left"/>
             </w:pPr>
             <w:r>
               <w:rPr>
@@ -3415,6 +3575,7 @@
           <w:p>
             <w:pPr>
               <w:pStyle w:val="Compact"/>
+              <w:jc w:val="left"/>
             </w:pPr>
             <w:r>
               <w:rPr>
@@ -3429,6 +3590,7 @@
           <w:p>
             <w:pPr>
               <w:pStyle w:val="Compact"/>
+              <w:jc w:val="left"/>
             </w:pPr>
             <w:r>
               <w:t xml:space="preserve">The default SoundFont</w:t>
@@ -3440,6 +3602,7 @@
           <w:p>
             <w:pPr>
               <w:pStyle w:val="Compact"/>
+              <w:jc w:val="left"/>
             </w:pPr>
             <w:r>
               <w:rPr>
@@ -3456,6 +3619,7 @@
           <w:p>
             <w:pPr>
               <w:pStyle w:val="Compact"/>
+              <w:jc w:val="left"/>
             </w:pPr>
             <w:r>
               <w:rPr>
@@ -3470,6 +3634,7 @@
           <w:p>
             <w:pPr>
               <w:pStyle w:val="Compact"/>
+              <w:jc w:val="left"/>
             </w:pPr>
             <w:r>
               <w:t xml:space="preserve">its name ("": none loaded)</w:t>
@@ -3481,6 +3646,7 @@
           <w:p>
             <w:pPr>
               <w:pStyle w:val="Compact"/>
+              <w:jc w:val="left"/>
             </w:pPr>
             <w:r>
               <w:rPr>
@@ -3497,6 +3663,7 @@
           <w:p>
             <w:pPr>
               <w:pStyle w:val="Compact"/>
+              <w:jc w:val="left"/>
             </w:pPr>
             <w:r>
               <w:rPr>
@@ -3511,6 +3678,7 @@
           <w:p>
             <w:pPr>
               <w:pStyle w:val="Compact"/>
+              <w:jc w:val="left"/>
             </w:pPr>
             <w:r>
               <w:t xml:space="preserve">A SoundFont's file</w:t>
@@ -3522,6 +3690,7 @@
           <w:p>
             <w:pPr>
               <w:pStyle w:val="Compact"/>
+              <w:jc w:val="left"/>
             </w:pPr>
             <w:r>
               <w:rPr>
@@ -3538,6 +3707,7 @@
           <w:p>
             <w:pPr>
               <w:pStyle w:val="Compact"/>
+              <w:jc w:val="left"/>
             </w:pPr>
             <w:r>
               <w:rPr>
@@ -3552,6 +3722,7 @@
           <w:p>
             <w:pPr>
               <w:pStyle w:val="Compact"/>
+              <w:jc w:val="left"/>
             </w:pPr>
             <w:r>
               <w:t xml:space="preserve">-&gt; an ms::SoundFont * of the caller's (0: err)</w:t>
@@ -3563,6 +3734,7 @@
           <w:p>
             <w:pPr>
               <w:pStyle w:val="Compact"/>
+              <w:jc w:val="left"/>
             </w:pPr>
             <w:r>
               <w:rPr>
@@ -3579,6 +3751,7 @@
           <w:p>
             <w:pPr>
               <w:pStyle w:val="Compact"/>
+              <w:jc w:val="left"/>
             </w:pPr>
             <w:r>
               <w:rPr>
@@ -3593,6 +3766,7 @@
           <w:p>
             <w:pPr>
               <w:pStyle w:val="Compact"/>
+              <w:jc w:val="left"/>
             </w:pPr>
             <w:r>
               <w:t xml:space="preserve">A SoundFont's file</w:t>
@@ -3604,6 +3778,7 @@
           <w:p>
             <w:pPr>
               <w:pStyle w:val="Compact"/>
+              <w:jc w:val="left"/>
             </w:pPr>
             <w:r>
               <w:rPr>
@@ -3620,6 +3795,7 @@
           <w:p>
             <w:pPr>
               <w:pStyle w:val="Compact"/>
+              <w:jc w:val="left"/>
             </w:pPr>
             <w:r>
               <w:rPr>
@@ -3634,6 +3810,7 @@
           <w:p>
             <w:pPr>
               <w:pStyle w:val="Compact"/>
+              <w:jc w:val="left"/>
             </w:pPr>
             <w:r>
               <w:t xml:space="preserve">The file the default SoundFont is to be (a program's setting</w:t>
@@ -3645,6 +3822,7 @@
           <w:p>
             <w:pPr>
               <w:pStyle w:val="Compact"/>
+              <w:jc w:val="left"/>
             </w:pPr>
             <w:r>
               <w:rPr>
@@ -3661,6 +3839,7 @@
           <w:p>
             <w:pPr>
               <w:pStyle w:val="Compact"/>
+              <w:jc w:val="left"/>
             </w:pPr>
             <w:r>
               <w:rPr>
@@ -3675,6 +3854,7 @@
           <w:p>
             <w:pPr>
               <w:pStyle w:val="Compact"/>
+              <w:jc w:val="left"/>
             </w:pPr>
             <w:r>
               <w:t xml:space="preserve">on the default SoundFont, at AUDIOKIT_RATE -&gt; 0: none</w:t>
@@ -3686,6 +3866,7 @@
           <w:p>
             <w:pPr>
               <w:pStyle w:val="Compact"/>
+              <w:jc w:val="left"/>
             </w:pPr>
             <w:r>
               <w:rPr>
@@ -3702,6 +3883,7 @@
           <w:p>
             <w:pPr>
               <w:pStyle w:val="Compact"/>
+              <w:jc w:val="left"/>
             </w:pPr>
             <w:r>
               <w:rPr>
@@ -3716,6 +3898,7 @@
           <w:p>
             <w:pPr>
               <w:pStyle w:val="Compact"/>
+              <w:jc w:val="left"/>
             </w:pPr>
             <w:r>
               <w:t xml:space="preserve">the synthesizer freed (the default SoundFont stays loaded)</w:t>
@@ -3727,6 +3910,7 @@
           <w:p>
             <w:pPr>
               <w:pStyle w:val="Compact"/>
+              <w:jc w:val="left"/>
             </w:pPr>
             <w:r>
               <w:rPr>
@@ -3743,6 +3927,7 @@
           <w:p>
             <w:pPr>
               <w:pStyle w:val="Compact"/>
+              <w:jc w:val="left"/>
             </w:pPr>
             <w:r>
               <w:rPr>
@@ -3757,6 +3942,7 @@
           <w:p>
             <w:pPr>
               <w:pStyle w:val="Compact"/>
+              <w:jc w:val="left"/>
             </w:pPr>
             <w:r>
               <w:t xml:space="preserve">0x90 note on, 0x80 off, 0xC0 program...</w:t>
@@ -3768,6 +3954,7 @@
           <w:p>
             <w:pPr>
               <w:pStyle w:val="Compact"/>
+              <w:jc w:val="left"/>
             </w:pPr>
             <w:r>
               <w:rPr>
@@ -3784,6 +3971,7 @@
           <w:p>
             <w:pPr>
               <w:pStyle w:val="Compact"/>
+              <w:jc w:val="left"/>
             </w:pPr>
             <w:r>
               <w:rPr>
@@ -3798,6 +3986,7 @@
           <w:p>
             <w:pPr>
               <w:pStyle w:val="Compact"/>
+              <w:jc w:val="left"/>
             </w:pPr>
             <w:r>
               <w:t xml:space="preserve">never allocates, never calls the kernel</w:t>
@@ -3809,6 +3998,7 @@
           <w:p>
             <w:pPr>
               <w:pStyle w:val="Compact"/>
+              <w:jc w:val="left"/>
             </w:pPr>
             <w:r>
               <w:rPr>
@@ -3825,6 +4015,7 @@
           <w:p>
             <w:pPr>
               <w:pStyle w:val="Compact"/>
+              <w:jc w:val="left"/>
             </w:pPr>
             <w:r>
               <w:rPr>
@@ -3839,6 +4030,7 @@
           <w:p>
             <w:pPr>
               <w:pStyle w:val="Compact"/>
+              <w:jc w:val="left"/>
             </w:pPr>
             <w:r>
               <w:t xml:space="preserve">0 / -1</w:t>
@@ -3850,6 +4042,7 @@
           <w:p>
             <w:pPr>
               <w:pStyle w:val="Compact"/>
+              <w:jc w:val="left"/>
             </w:pPr>
             <w:r>
               <w:rPr>
@@ -3866,6 +4059,7 @@
           <w:p>
             <w:pPr>
               <w:pStyle w:val="Compact"/>
+              <w:jc w:val="left"/>
             </w:pPr>
             <w:r>
               <w:rPr>
@@ -3880,6 +4074,7 @@
           <w:p>
             <w:pPr>
               <w:pStyle w:val="Compact"/>
+              <w:jc w:val="left"/>
             </w:pPr>
             <w:r>
               <w:t xml:space="preserve">voice 0..15, volume 0..255</w:t>
@@ -3891,6 +4086,7 @@
           <w:p>
             <w:pPr>
               <w:pStyle w:val="Compact"/>
+              <w:jc w:val="left"/>
             </w:pPr>
             <w:r>
               <w:rPr>
@@ -3907,6 +4103,7 @@
           <w:p>
             <w:pPr>
               <w:pStyle w:val="Compact"/>
+              <w:jc w:val="left"/>
             </w:pPr>
             <w:r>
               <w:rPr>
@@ -3921,6 +4118,7 @@
           <w:p>
             <w:pPr>
               <w:pStyle w:val="Compact"/>
+              <w:jc w:val="left"/>
             </w:pPr>
             <w:r>
               <w:t xml:space="preserve">-1: all (the releases are heard)</w:t>
@@ -3932,6 +4130,7 @@
           <w:p>
             <w:pPr>
               <w:pStyle w:val="Compact"/>
+              <w:jc w:val="left"/>
             </w:pPr>
             <w:r>
               <w:rPr>
@@ -3948,6 +4147,7 @@
           <w:p>
             <w:pPr>
               <w:pStyle w:val="Compact"/>
+              <w:jc w:val="left"/>
             </w:pPr>
             <w:r>
               <w:rPr>
@@ -3962,6 +4162,7 @@
           <w:p>
             <w:pPr>
               <w:pStyle w:val="Compact"/>
+              <w:jc w:val="left"/>
             </w:pPr>
             <w:r>
               <w:t xml:space="preserve">all silent at once</w:t>
@@ -3973,6 +4174,7 @@
           <w:p>
             <w:pPr>
               <w:pStyle w:val="Compact"/>
+              <w:jc w:val="left"/>
             </w:pPr>
             <w:r>
               <w:rPr>
@@ -3989,6 +4191,7 @@
           <w:p>
             <w:pPr>
               <w:pStyle w:val="Compact"/>
+              <w:jc w:val="left"/>
             </w:pPr>
             <w:r>
               <w:rPr>
@@ -4003,6 +4206,7 @@
           <w:p>
             <w:pPr>
               <w:pStyle w:val="Compact"/>
+              <w:jc w:val="left"/>
             </w:pPr>
             <w:r>
               <w:t xml:space="preserve">the voices' next frames written to out (off line: an export)</w:t>
@@ -4014,6 +4218,7 @@
           <w:p>
             <w:pPr>
               <w:pStyle w:val="Compact"/>
+              <w:jc w:val="left"/>
             </w:pPr>
             <w:r>
               <w:rPr>
@@ -4030,6 +4235,7 @@
           <w:p>
             <w:pPr>
               <w:pStyle w:val="Compact"/>
+              <w:jc w:val="left"/>
             </w:pPr>
             <w:r>
               <w:rPr>
@@ -4044,6 +4250,7 @@
           <w:p>
             <w:pPr>
               <w:pStyle w:val="Compact"/>
+              <w:jc w:val="left"/>
             </w:pPr>
             <w:r>
               <w:t xml:space="preserve">0: the player leaves the voices alone -- the program renders them (ak_fm_render); 1 (at first): heard</w:t>
@@ -4055,6 +4262,7 @@
           <w:p>
             <w:pPr>
               <w:pStyle w:val="Compact"/>
+              <w:jc w:val="left"/>
             </w:pPr>
             <w:r>
               <w:rPr>
@@ -4071,6 +4279,7 @@
           <w:p>
             <w:pPr>
               <w:pStyle w:val="Compact"/>
+              <w:jc w:val="left"/>
             </w:pPr>
             <w:r>
               <w:rPr>
@@ -4085,6 +4294,7 @@
           <w:p>
             <w:pPr>
               <w:pStyle w:val="Compact"/>
+              <w:jc w:val="left"/>
             </w:pPr>
             <w:r>
               <w:t xml:space="preserve">for samples at that rate (Hz) -&gt; 0: no memory</w:t>
@@ -4096,6 +4306,7 @@
           <w:p>
             <w:pPr>
               <w:pStyle w:val="Compact"/>
+              <w:jc w:val="left"/>
             </w:pPr>
             <w:r>
               <w:rPr>
@@ -4112,6 +4323,7 @@
           <w:p>
             <w:pPr>
               <w:pStyle w:val="Compact"/>
+              <w:jc w:val="left"/>
             </w:pPr>
             <w:r>
               <w:rPr>
@@ -4126,6 +4338,7 @@
           <w:p>
             <w:pPr>
               <w:pStyle w:val="Compact"/>
+              <w:jc w:val="left"/>
             </w:pPr>
             <w:r>
               <w:t xml:space="preserve">&lt; 0: unchanged</w:t>
@@ -4137,6 +4350,7 @@
           <w:p>
             <w:pPr>
               <w:pStyle w:val="Compact"/>
+              <w:jc w:val="left"/>
             </w:pPr>
             <w:r>
               <w:rPr>
@@ -4153,6 +4367,7 @@
           <w:p>
             <w:pPr>
               <w:pStyle w:val="Compact"/>
+              <w:jc w:val="left"/>
             </w:pPr>
             <w:r>
               <w:rPr>
@@ -4167,6 +4382,7 @@
           <w:p>
             <w:pPr>
               <w:pStyle w:val="Compact"/>
+              <w:jc w:val="left"/>
             </w:pPr>
             <w:r>
               <w:t xml:space="preserve">mono in, stereo out</w:t>
@@ -4178,6 +4394,7 @@
           <w:p>
             <w:pPr>
               <w:pStyle w:val="Compact"/>
+              <w:jc w:val="left"/>
             </w:pPr>
             <w:r>
               <w:rPr>
@@ -4194,6 +4411,7 @@
           <w:p>
             <w:pPr>
               <w:pStyle w:val="Compact"/>
+              <w:jc w:val="left"/>
             </w:pPr>
             <w:r>
               <w:rPr>
@@ -4208,6 +4426,7 @@
           <w:p>
             <w:pPr>
               <w:pStyle w:val="Compact"/>
+              <w:jc w:val="left"/>
             </w:pPr>
             <w:r>
               <w:t xml:space="preserve">its tail dropped: the delay lines cleared</w:t>
@@ -4219,6 +4438,7 @@
           <w:p>
             <w:pPr>
               <w:pStyle w:val="Compact"/>
+              <w:jc w:val="left"/>
             </w:pPr>
             <w:r>
               <w:rPr>
@@ -4235,6 +4455,7 @@
           <w:p>
             <w:pPr>
               <w:pStyle w:val="Compact"/>
+              <w:jc w:val="left"/>
             </w:pPr>
             <w:r>
               <w:rPr>
@@ -4249,6 +4470,7 @@
           <w:p>
             <w:pPr>
               <w:pStyle w:val="Compact"/>
+              <w:jc w:val="left"/>
             </w:pPr>
             <w:r>
               <w:t xml:space="preserve">the reverb and its buffers freed (0: nothing)</w:t>
@@ -4260,6 +4482,7 @@
           <w:p>
             <w:pPr>
               <w:pStyle w:val="Compact"/>
+              <w:jc w:val="left"/>
             </w:pPr>
             <w:r>
               <w:rPr>
@@ -4276,6 +4499,7 @@
           <w:p>
             <w:pPr>
               <w:pStyle w:val="Compact"/>
+              <w:jc w:val="left"/>
             </w:pPr>
             <w:r>
               <w:rPr>
@@ -4290,6 +4514,7 @@
           <w:p>
             <w:pPr>
               <w:pStyle w:val="Compact"/>
+              <w:jc w:val="left"/>
             </w:pPr>
             <w:r>
               <w:t xml:space="preserve">(MeltySynth's own: 0.002, 0.0019, 0.4)</w:t>
@@ -4301,6 +4526,7 @@
           <w:p>
             <w:pPr>
               <w:pStyle w:val="Compact"/>
+              <w:jc w:val="left"/>
             </w:pPr>
             <w:r>
               <w:rPr>
@@ -4317,6 +4543,7 @@
           <w:p>
             <w:pPr>
               <w:pStyle w:val="Compact"/>
+              <w:jc w:val="left"/>
             </w:pPr>
             <w:r>
               <w:rPr>
@@ -4331,6 +4558,7 @@
           <w:p>
             <w:pPr>
               <w:pStyle w:val="Compact"/>
+              <w:jc w:val="left"/>
             </w:pPr>
             <w:r>
               <w:t xml:space="preserve">stereo in, the chorused (delayed) signal alone out</w:t>
@@ -4342,6 +4570,7 @@
           <w:p>
             <w:pPr>
               <w:pStyle w:val="Compact"/>
+              <w:jc w:val="left"/>
             </w:pPr>
             <w:r>
               <w:rPr>
@@ -4358,6 +4587,7 @@
           <w:p>
             <w:pPr>
               <w:pStyle w:val="Compact"/>
+              <w:jc w:val="left"/>
             </w:pPr>
             <w:r>
               <w:rPr>
@@ -4372,6 +4602,7 @@
           <w:p>
             <w:pPr>
               <w:pStyle w:val="Compact"/>
+              <w:jc w:val="left"/>
             </w:pPr>
             <w:r>
               <w:t xml:space="preserve">what it holds dropped: the delay lines cleared</w:t>
@@ -4383,6 +4614,7 @@
           <w:p>
             <w:pPr>
               <w:pStyle w:val="Compact"/>
+              <w:jc w:val="left"/>
             </w:pPr>
             <w:r>
               <w:rPr>
@@ -4399,6 +4631,7 @@
           <w:p>
             <w:pPr>
               <w:pStyle w:val="Compact"/>
+              <w:jc w:val="left"/>
             </w:pPr>
             <w:r>
               <w:rPr>
@@ -4413,6 +4646,7 @@
           <w:p>
             <w:pPr>
               <w:pStyle w:val="Compact"/>
+              <w:jc w:val="left"/>
             </w:pPr>
             <w:r>
               <w:t xml:space="preserve">the chorus and its buffers freed (0: nothing)</w:t>
@@ -4424,6 +4658,7 @@
           <w:p>
             <w:pPr>
               <w:pStyle w:val="Compact"/>
+              <w:jc w:val="left"/>
             </w:pPr>
             <w:r>
               <w:rPr>
@@ -4442,8 +4677,8 @@
         </w:pict>
       </w:r>
     </w:p>
-    <w:bookmarkEnd w:id="22"/>
-    <w:bookmarkStart w:id="32" w:name="audiokitaudiokith"/>
+    <w:bookmarkEnd w:id="24"/>
+    <w:bookmarkStart w:id="34" w:name="audiokitaudiokith"/>
     <w:p>
       <w:pPr>
         <w:pStyle w:val="Heading2"/>
@@ -4684,7 +4919,7 @@
         <w:t xml:space="preserve">// the frames of every call: 16-bit stereo at this rate</w:t>
       </w:r>
     </w:p>
-    <w:bookmarkStart w:id="23" w:name="a-sound-file"/>
+    <w:bookmarkStart w:id="25" w:name="a-sound-file"/>
     <w:p>
       <w:pPr>
         <w:pStyle w:val="Heading3"/>
@@ -6078,8 +6313,8 @@
         <w:t xml:space="preserve">// 1 / 0: not a sound file of ours, unreadable</w:t>
       </w:r>
     </w:p>
-    <w:bookmarkEnd w:id="23"/>
-    <w:bookmarkStart w:id="24" w:name="X262bc7891aa853b29cf41da40316e8acfadee5b"/>
+    <w:bookmarkEnd w:id="25"/>
+    <w:bookmarkStart w:id="26" w:name="X262bc7891aa853b29cf41da40316e8acfadee5b"/>
     <w:p>
       <w:pPr>
         <w:pStyle w:val="Heading3"/>
@@ -7276,8 +7511,8 @@
         <w:t xml:space="preserve">// everything silent now</w:t>
       </w:r>
     </w:p>
-    <w:bookmarkEnd w:id="24"/>
-    <w:bookmarkStart w:id="25" w:name="X636f48090a1ffa5d876cab3a41a089efc594eec"/>
+    <w:bookmarkEnd w:id="26"/>
+    <w:bookmarkStart w:id="27" w:name="X636f48090a1ffa5d876cab3a41a089efc594eec"/>
     <w:p>
       <w:pPr>
         <w:pStyle w:val="Heading3"/>
@@ -7593,8 +7828,8 @@
         <w:t xml:space="preserve">);</w:t>
       </w:r>
     </w:p>
-    <w:bookmarkEnd w:id="25"/>
-    <w:bookmarkStart w:id="26" w:name="X5262f6c0f031995906c44986be410f235382173"/>
+    <w:bookmarkEnd w:id="27"/>
+    <w:bookmarkStart w:id="28" w:name="X5262f6c0f031995906c44986be410f235382173"/>
     <w:p>
       <w:pPr>
         <w:pStyle w:val="Heading3"/>
@@ -8654,8 +8889,8 @@
         <w:t xml:space="preserve">);</w:t>
       </w:r>
     </w:p>
-    <w:bookmarkEnd w:id="26"/>
-    <w:bookmarkStart w:id="27" w:name="notes"/>
+    <w:bookmarkEnd w:id="28"/>
+    <w:bookmarkStart w:id="29" w:name="notes"/>
     <w:p>
       <w:pPr>
         <w:pStyle w:val="Heading3"/>
@@ -9029,8 +9264,8 @@
         <w:t xml:space="preserve">// "C4", "f#3", "Bb2" -&gt; the key, -1</w:t>
       </w:r>
     </w:p>
-    <w:bookmarkEnd w:id="27"/>
-    <w:bookmarkStart w:id="28" w:name="wav"/>
+    <w:bookmarkEnd w:id="29"/>
+    <w:bookmarkStart w:id="30" w:name="wav"/>
     <w:p>
       <w:pPr>
         <w:pStyle w:val="Heading3"/>
@@ -9749,8 +9984,8 @@
         <w:t xml:space="preserve">// 0 / -1</w:t>
       </w:r>
     </w:p>
-    <w:bookmarkEnd w:id="28"/>
-    <w:bookmarkStart w:id="29" w:name="X34f817d0242d5d1cf9b92a335bd8f4de3f8130c"/>
+    <w:bookmarkEnd w:id="30"/>
+    <w:bookmarkStart w:id="31" w:name="X34f817d0242d5d1cf9b92a335bd8f4de3f8130c"/>
     <w:p>
       <w:pPr>
         <w:pStyle w:val="Heading3"/>
@@ -10755,8 +10990,8 @@
         <w:t xml:space="preserve">// never allocates, never calls the kernel</w:t>
       </w:r>
     </w:p>
-    <w:bookmarkEnd w:id="29"/>
-    <w:bookmarkStart w:id="30" w:name="X34563000af50992445941fa2c5dc1b0e38c69b7"/>
+    <w:bookmarkEnd w:id="31"/>
+    <w:bookmarkStart w:id="32" w:name="X34563000af50992445941fa2c5dc1b0e38c69b7"/>
     <w:p>
       <w:pPr>
         <w:pStyle w:val="Heading3"/>
@@ -11267,8 +11502,8 @@
         <w:t xml:space="preserve">// 0: the player leaves the voices alone -- the program renders them (ak_fm_render); 1 (at first): heard</w:t>
       </w:r>
     </w:p>
-    <w:bookmarkEnd w:id="30"/>
-    <w:bookmarkStart w:id="31" w:name="X008618939bc056a98a02d1bc5ab808f4d9d0f69"/>
+    <w:bookmarkEnd w:id="32"/>
+    <w:bookmarkStart w:id="33" w:name="X008618939bc056a98a02d1bc5ab808f4d9d0f69"/>
     <w:p>
       <w:pPr>
         <w:pStyle w:val="Heading3"/>
@@ -12383,8 +12618,8 @@
         <w:t xml:space="preserve">#endif</w:t>
       </w:r>
     </w:p>
-    <w:bookmarkEnd w:id="31"/>
-    <w:bookmarkEnd w:id="32"/>
+    <w:bookmarkEnd w:id="33"/>
+    <w:bookmarkEnd w:id="34"/>
     <w:sectPr>
       <w:footerReference r:id="rId9" w:type="default"/>
       <w:footnotePr>
@@ -12466,14 +12701,14 @@
 <file path=word/numbering.xml><?xml version="1.0" encoding="utf-8"?>
 <w:numbering xmlns:w="http://schemas.openxmlformats.org/wordprocessingml/2006/main">
   <w:abstractNum w:abstractNumId="990">
-    <w:nsid w:val="0000A990"/>
+    <w:nsid w:val="A990"/>
     <w:multiLevelType w:val="multilevel"/>
     <w:lvl w:ilvl="0">
       <w:numFmt w:val="bullet"/>
       <w:lvlText w:val=" "/>
       <w:lvlJc w:val="left"/>
       <w:pPr>
-        <w:ind w:left="720" w:hanging="360"/>
+        <w:ind w:left="720" w:hanging="480"/>
       </w:pPr>
     </w:lvl>
     <w:lvl w:ilvl="1">
@@ -12481,7 +12716,7 @@
       <w:lvlText w:val=" "/>
       <w:lvlJc w:val="left"/>
       <w:pPr>
-        <w:ind w:left="1440" w:hanging="360"/>
+        <w:ind w:left="1440" w:hanging="480"/>
       </w:pPr>
     </w:lvl>
     <w:lvl w:ilvl="2">
@@ -12489,7 +12724,7 @@
       <w:lvlText w:val=" "/>
       <w:lvlJc w:val="left"/>
       <w:pPr>
-        <w:ind w:left="2160" w:hanging="360"/>
+        <w:ind w:left="2160" w:hanging="480"/>
       </w:pPr>
     </w:lvl>
     <w:lvl w:ilvl="3">
@@ -12497,7 +12732,7 @@
       <w:lvlText w:val=" "/>
       <w:lvlJc w:val="left"/>
       <w:pPr>
-        <w:ind w:left="2880" w:hanging="360"/>
+        <w:ind w:left="2880" w:hanging="480"/>
       </w:pPr>
     </w:lvl>
     <w:lvl w:ilvl="4">
@@ -12505,7 +12740,7 @@
       <w:lvlText w:val=" "/>
       <w:lvlJc w:val="left"/>
       <w:pPr>
-        <w:ind w:left="3600" w:hanging="360"/>
+        <w:ind w:left="3600" w:hanging="480"/>
       </w:pPr>
     </w:lvl>
     <w:lvl w:ilvl="5">
@@ -12513,7 +12748,7 @@
       <w:lvlText w:val=" "/>
       <w:lvlJc w:val="left"/>
       <w:pPr>
-        <w:ind w:left="4320" w:hanging="360"/>
+        <w:ind w:left="4320" w:hanging="480"/>
       </w:pPr>
     </w:lvl>
     <w:lvl w:ilvl="6">
@@ -12521,7 +12756,7 @@
       <w:lvlText w:val=" "/>
       <w:lvlJc w:val="left"/>
       <w:pPr>
-        <w:ind w:left="5040" w:hanging="360"/>
+        <w:ind w:left="5040" w:hanging="480"/>
       </w:pPr>
     </w:lvl>
     <w:lvl w:ilvl="7">
@@ -12529,7 +12764,7 @@
       <w:lvlText w:val=" "/>
       <w:lvlJc w:val="left"/>
       <w:pPr>
-        <w:ind w:left="5760" w:hanging="360"/>
+        <w:ind w:left="5760" w:hanging="480"/>
       </w:pPr>
     </w:lvl>
     <w:lvl w:ilvl="8">
@@ -12537,12 +12772,12 @@
       <w:lvlText w:val=" "/>
       <w:lvlJc w:val="left"/>
       <w:pPr>
-        <w:ind w:left="6480" w:hanging="360"/>
+        <w:ind w:left="6480" w:hanging="480"/>
       </w:pPr>
     </w:lvl>
   </w:abstractNum>
   <w:abstractNum w:abstractNumId="99411">
-    <w:nsid w:val="00A99411"/>
+    <w:nsid w:val="A99411"/>
     <w:multiLevelType w:val="multilevel"/>
     <w:lvl w:ilvl="0">
       <w:start w:val="1"/>
@@ -12550,7 +12785,7 @@
       <w:lvlText w:val="%1."/>
       <w:lvlJc w:val="left"/>
       <w:pPr>
-        <w:ind w:left="720" w:hanging="360"/>
+        <w:ind w:left="720" w:hanging="480"/>
       </w:pPr>
     </w:lvl>
     <w:lvl w:ilvl="1">
@@ -12559,7 +12794,7 @@
       <w:lvlText w:val="%2."/>
       <w:lvlJc w:val="left"/>
       <w:pPr>
-        <w:ind w:left="1440" w:hanging="360"/>
+        <w:ind w:left="1440" w:hanging="480"/>
       </w:pPr>
     </w:lvl>
     <w:lvl w:ilvl="2">
@@ -12568,7 +12803,7 @@
       <w:lvlText w:val="%3."/>
       <w:lvlJc w:val="left"/>
       <w:pPr>
-        <w:ind w:left="2160" w:hanging="360"/>
+        <w:ind w:left="2160" w:hanging="480"/>
       </w:pPr>
     </w:lvl>
     <w:lvl w:ilvl="3">
@@ -12577,7 +12812,7 @@
       <w:lvlText w:val="%4."/>
       <w:lvlJc w:val="left"/>
       <w:pPr>
-        <w:ind w:left="2880" w:hanging="360"/>
+        <w:ind w:left="2880" w:hanging="480"/>
       </w:pPr>
     </w:lvl>
     <w:lvl w:ilvl="4">
@@ -12586,7 +12821,7 @@
       <w:lvlText w:val="%5."/>
       <w:lvlJc w:val="left"/>
       <w:pPr>
-        <w:ind w:left="3600" w:hanging="360"/>
+        <w:ind w:left="3600" w:hanging="480"/>
       </w:pPr>
     </w:lvl>
     <w:lvl w:ilvl="5">
@@ -12595,7 +12830,7 @@
       <w:lvlText w:val="%6."/>
       <w:lvlJc w:val="left"/>
       <w:pPr>
-        <w:ind w:left="4320" w:hanging="360"/>
+        <w:ind w:left="4320" w:hanging="480"/>
       </w:pPr>
     </w:lvl>
     <w:lvl w:ilvl="6">
@@ -12604,7 +12839,7 @@
       <w:lvlText w:val="%7."/>
       <w:lvlJc w:val="left"/>
       <w:pPr>
-        <w:ind w:left="5040" w:hanging="360"/>
+        <w:ind w:left="5040" w:hanging="480"/>
       </w:pPr>
     </w:lvl>
     <w:lvl w:ilvl="7">
@@ -12613,7 +12848,7 @@
       <w:lvlText w:val="%8."/>
       <w:lvlJc w:val="left"/>
       <w:pPr>
-        <w:ind w:left="5760" w:hanging="360"/>
+        <w:ind w:left="5760" w:hanging="480"/>
       </w:pPr>
     </w:lvl>
     <w:lvl w:ilvl="8">
@@ -12622,7 +12857,7 @@
       <w:lvlText w:val="%9."/>
       <w:lvlJc w:val="left"/>
       <w:pPr>
-        <w:ind w:left="6480" w:hanging="360"/>
+        <w:ind w:left="6480" w:hanging="480"/>
       </w:pPr>
     </w:lvl>
   </w:abstractNum>
@@ -13360,8 +13595,8 @@
     <w:name w:val="KeywordTok"/>
     <w:basedOn w:val="VerbatimChar"/>
     <w:rPr>
+      <w:color w:val="007020"/>
       <w:b/>
-      <w:color w:val="007020"/>
     </w:rPr>
   </w:style>
   <w:style w:type="character" w:customStyle="1" w:styleId="DataTypeTok">
@@ -13438,42 +13673,42 @@
     <w:name w:val="ImportTok"/>
     <w:basedOn w:val="VerbatimChar"/>
     <w:rPr>
+      <w:color w:val="008000"/>
       <w:b/>
-      <w:color w:val="008000"/>
     </w:rPr>
   </w:style>
   <w:style w:type="character" w:customStyle="1" w:styleId="CommentTok">
     <w:name w:val="CommentTok"/>
     <w:basedOn w:val="VerbatimChar"/>
     <w:rPr>
+      <w:color w:val="60a0b0"/>
       <w:i/>
-      <w:color w:val="60a0b0"/>
     </w:rPr>
   </w:style>
   <w:style w:type="character" w:customStyle="1" w:styleId="DocumentationTok">
     <w:name w:val="DocumentationTok"/>
     <w:basedOn w:val="VerbatimChar"/>
     <w:rPr>
+      <w:color w:val="ba2121"/>
       <w:i/>
-      <w:color w:val="ba2121"/>
     </w:rPr>
   </w:style>
   <w:style w:type="character" w:customStyle="1" w:styleId="AnnotationTok">
     <w:name w:val="AnnotationTok"/>
     <w:basedOn w:val="VerbatimChar"/>
     <w:rPr>
+      <w:color w:val="60a0b0"/>
       <w:b/>
       <w:i/>
-      <w:color w:val="60a0b0"/>
     </w:rPr>
   </w:style>
   <w:style w:type="character" w:customStyle="1" w:styleId="CommentVarTok">
     <w:name w:val="CommentVarTok"/>
     <w:basedOn w:val="VerbatimChar"/>
     <w:rPr>
+      <w:color w:val="60a0b0"/>
       <w:b/>
       <w:i/>
-      <w:color w:val="60a0b0"/>
     </w:rPr>
   </w:style>
   <w:style w:type="character" w:customStyle="1" w:styleId="OtherTok">
@@ -13501,8 +13736,8 @@
     <w:name w:val="ControlFlowTok"/>
     <w:basedOn w:val="VerbatimChar"/>
     <w:rPr>
+      <w:color w:val="007020"/>
       <w:b/>
-      <w:color w:val="007020"/>
     </w:rPr>
   </w:style>
   <w:style w:type="character" w:customStyle="1" w:styleId="OperatorTok">
@@ -13547,34 +13782,34 @@
     <w:name w:val="InformationTok"/>
     <w:basedOn w:val="VerbatimChar"/>
     <w:rPr>
+      <w:color w:val="60a0b0"/>
       <w:b/>
       <w:i/>
-      <w:color w:val="60a0b0"/>
     </w:rPr>
   </w:style>
   <w:style w:type="character" w:customStyle="1" w:styleId="WarningTok">
     <w:name w:val="WarningTok"/>
     <w:basedOn w:val="VerbatimChar"/>
     <w:rPr>
+      <w:color w:val="60a0b0"/>
       <w:b/>
       <w:i/>
-      <w:color w:val="60a0b0"/>
     </w:rPr>
   </w:style>
   <w:style w:type="character" w:customStyle="1" w:styleId="AlertTok">
     <w:name w:val="AlertTok"/>
     <w:basedOn w:val="VerbatimChar"/>
     <w:rPr>
+      <w:color w:val="ff0000"/>
       <w:b/>
-      <w:color w:val="ff0000"/>
     </w:rPr>
   </w:style>
   <w:style w:type="character" w:customStyle="1" w:styleId="ErrorTok">
     <w:name w:val="ErrorTok"/>
     <w:basedOn w:val="VerbatimChar"/>
     <w:rPr>
+      <w:color w:val="ff0000"/>
       <w:b/>
-      <w:color w:val="ff0000"/>
     </w:rPr>
   </w:style>
   <w:style w:type="character" w:customStyle="1" w:styleId="NormalTok">

--- a/docs/exports/16-AUDIOKIT.docx
+++ b/docs/exports/16-AUDIOKIT.docx
@@ -24,133 +24,133 @@
       </w:pPr>
       <w:r>
         <w:rPr>
+          <w:i/>
           <w:iCs/>
+        </w:rPr>
+        <w:t xml:space="preserve">The reference of</w:t>
+      </w:r>
+      <w:r>
+        <w:rPr>
           <w:i/>
-        </w:rPr>
-        <w:t xml:space="preserve">The reference of</w:t>
-      </w:r>
-      <w:r>
-        <w:rPr>
           <w:iCs/>
+        </w:rPr>
+        <w:t xml:space="preserve"> </w:t>
+      </w:r>
+      <w:r>
+        <w:rPr>
+          <w:b/>
+          <w:bCs/>
           <w:i/>
-        </w:rPr>
-        <w:t xml:space="preserve"> </w:t>
-      </w:r>
-      <w:r>
-        <w:rPr>
-          <w:bCs/>
-          <w:b/>
           <w:iCs/>
+        </w:rPr>
+        <w:t xml:space="preserve">AudioKit</w:t>
+      </w:r>
+      <w:r>
+        <w:rPr>
           <w:i/>
-        </w:rPr>
-        <w:t xml:space="preserve">AudioKit</w:t>
-      </w:r>
-      <w:r>
-        <w:rPr>
           <w:iCs/>
+        </w:rPr>
+        <w:t xml:space="preserve"> </w:t>
+      </w:r>
+      <w:r>
+        <w:rPr>
           <w:i/>
-        </w:rPr>
-        <w:t xml:space="preserve"> </w:t>
-      </w:r>
-      <w:r>
-        <w:rPr>
           <w:iCs/>
+        </w:rPr>
+        <w:t xml:space="preserve">(</w:t>
+      </w:r>
+      <w:r>
+        <w:rPr>
+          <w:rStyle w:val="VerbatimChar"/>
           <w:i/>
-        </w:rPr>
-        <w:t xml:space="preserve">(</w:t>
+          <w:iCs/>
+        </w:rPr>
+        <w:t xml:space="preserve">SD:/lib/audiokit.so</w:t>
+      </w:r>
+      <w:r>
+        <w:rPr>
+          <w:i/>
+          <w:iCs/>
+        </w:rPr>
+        <w:t xml:space="preserve">,</w:t>
+      </w:r>
+      <w:r>
+        <w:rPr>
+          <w:i/>
+          <w:iCs/>
+        </w:rPr>
+        <w:t xml:space="preserve"> </w:t>
       </w:r>
       <w:r>
         <w:rPr>
           <w:rStyle w:val="VerbatimChar"/>
+          <w:i/>
           <w:iCs/>
+        </w:rPr>
+        <w:t xml:space="preserve">user/Kits/audiokit</w:t>
+      </w:r>
+      <w:r>
+        <w:rPr>
           <w:i/>
-        </w:rPr>
-        <w:t xml:space="preserve">SD:/lib/audiokit.so</w:t>
-      </w:r>
-      <w:r>
-        <w:rPr>
           <w:iCs/>
+        </w:rPr>
+        <w:t xml:space="preserve">): what it is for, how a program uses it, and every operation it exposes. The operations' part is made from the kit's headers by</w:t>
+      </w:r>
+      <w:r>
+        <w:rPr>
           <w:i/>
-        </w:rPr>
-        <w:t xml:space="preserve">,</w:t>
-      </w:r>
-      <w:r>
-        <w:rPr>
           <w:iCs/>
+        </w:rPr>
+        <w:t xml:space="preserve"> </w:t>
+      </w:r>
+      <w:r>
+        <w:rPr>
+          <w:rStyle w:val="VerbatimChar"/>
           <w:i/>
-        </w:rPr>
-        <w:t xml:space="preserve"> </w:t>
-      </w:r>
-      <w:r>
-        <w:rPr>
-          <w:rStyle w:val="VerbatimChar"/>
           <w:iCs/>
+        </w:rPr>
+        <w:t xml:space="preserve">tools/docgen/kitdocs.py</w:t>
+      </w:r>
+      <w:r>
+        <w:rPr>
           <w:i/>
-        </w:rPr>
-        <w:t xml:space="preserve">user/Kits/audiokit</w:t>
-      </w:r>
-      <w:r>
-        <w:rPr>
           <w:iCs/>
+        </w:rPr>
+        <w:t xml:space="preserve"> </w:t>
+      </w:r>
+      <w:r>
+        <w:rPr>
           <w:i/>
-        </w:rPr>
-        <w:t xml:space="preserve">): what it is for, how a program uses it, and every operation it exposes. The operations' part is made from the kit's headers by</w:t>
-      </w:r>
-      <w:r>
-        <w:rPr>
           <w:iCs/>
+        </w:rPr>
+        <w:t xml:space="preserve">— the headers are the source. Overview of all the kits:</w:t>
+      </w:r>
+      <w:r>
+        <w:rPr>
           <w:i/>
-        </w:rPr>
-        <w:t xml:space="preserve"> </w:t>
-      </w:r>
-      <w:r>
-        <w:rPr>
-          <w:rStyle w:val="VerbatimChar"/>
           <w:iCs/>
-          <w:i/>
-        </w:rPr>
-        <w:t xml:space="preserve">tools/docgen/kitdocs.py</w:t>
-      </w:r>
-      <w:r>
-        <w:rPr>
-          <w:iCs/>
-          <w:i/>
-        </w:rPr>
-        <w:t xml:space="preserve"> </w:t>
-      </w:r>
-      <w:r>
-        <w:rPr>
-          <w:iCs/>
-          <w:i/>
-        </w:rPr>
-        <w:t xml:space="preserve">— the headers are the source. Overview of all the kits:</w:t>
-      </w:r>
-      <w:r>
-        <w:rPr>
-          <w:iCs/>
-          <w:i/>
-        </w:rPr>
-        <w:t xml:space="preserve"> </w:t>
-      </w:r>
-      <w:hyperlink r:id="rId20">
+        </w:rPr>
+        <w:t xml:space="preserve"> </w:t>
+      </w:r>
+      <w:hyperlink r:id="rId18">
         <w:r>
           <w:rPr>
             <w:rStyle w:val="Hyperlink"/>
+            <w:i/>
             <w:iCs/>
-            <w:i/>
           </w:rPr>
           <w:t xml:space="preserve">The Kits</w:t>
         </w:r>
       </w:hyperlink>
       <w:r>
         <w:rPr>
+          <w:i/>
           <w:iCs/>
-          <w:i/>
         </w:rPr>
         <w:t xml:space="preserve">.</w:t>
       </w:r>
     </w:p>
-    <w:bookmarkStart w:id="21" w:name="contents"/>
+    <w:bookmarkStart w:id="19" w:name="contents"/>
     <w:p>
       <w:pPr>
         <w:pStyle w:val="Heading2"/>
@@ -161,11 +161,11 @@
     </w:p>
     <w:p>
       <w:pPr>
+        <w:pStyle w:val="Compact"/>
         <w:numPr>
           <w:ilvl w:val="0"/>
           <w:numId w:val="1001"/>
         </w:numPr>
-        <w:pStyle w:val="Compact"/>
       </w:pPr>
       <w:hyperlink w:anchor="what-it-is">
         <w:r>
@@ -178,11 +178,11 @@
     </w:p>
     <w:p>
       <w:pPr>
+        <w:pStyle w:val="Compact"/>
         <w:numPr>
           <w:ilvl w:val="0"/>
           <w:numId w:val="1001"/>
         </w:numPr>
-        <w:pStyle w:val="Compact"/>
       </w:pPr>
       <w:hyperlink w:anchor="using-it">
         <w:r>
@@ -195,11 +195,11 @@
     </w:p>
     <w:p>
       <w:pPr>
+        <w:pStyle w:val="Compact"/>
         <w:numPr>
           <w:ilvl w:val="0"/>
           <w:numId w:val="1001"/>
         </w:numPr>
-        <w:pStyle w:val="Compact"/>
       </w:pPr>
       <w:hyperlink w:anchor="index">
         <w:r>
@@ -212,11 +212,11 @@
     </w:p>
     <w:p>
       <w:pPr>
+        <w:pStyle w:val="Compact"/>
         <w:numPr>
           <w:ilvl w:val="0"/>
           <w:numId w:val="1001"/>
         </w:numPr>
-        <w:pStyle w:val="Compact"/>
       </w:pPr>
       <w:hyperlink w:anchor="audiokitaudiokith">
         <w:r>
@@ -234,8 +234,8 @@
         </w:pict>
       </w:r>
     </w:p>
-    <w:bookmarkEnd w:id="21"/>
-    <w:bookmarkStart w:id="22" w:name="what-it-is"/>
+    <w:bookmarkEnd w:id="19"/>
+    <w:bookmarkStart w:id="20" w:name="what-it-is"/>
     <w:p>
       <w:pPr>
         <w:pStyle w:val="Heading2"/>
@@ -257,7 +257,6 @@
         <w:tblStyle w:val="Table"/>
         <w:tblW w:type="auto" w:w="0"/>
         <w:tblLook w:firstRow="1" w:lastRow="0" w:firstColumn="0" w:lastColumn="0" w:noHBand="0" w:noVBand="0" w:val="0020"/>
-        <w:jc w:val="start"/>
       </w:tblPr>
       <w:tblGrid>
         <w:gridCol w:w="3960"/>
@@ -265,7 +264,7 @@
       </w:tblGrid>
       <w:tr>
         <w:trPr>
-          <w:tblHeader w:val="true"/>
+          <w:tblHeader w:val="on"/>
         </w:trPr>
         <w:tc>
           <w:tcPr/>
@@ -290,7 +289,6 @@
           <w:p>
             <w:pPr>
               <w:pStyle w:val="Compact"/>
-              <w:jc w:val="left"/>
             </w:pPr>
             <w:r>
               <w:t xml:space="preserve">Include</w:t>
@@ -302,7 +300,6 @@
           <w:p>
             <w:pPr>
               <w:pStyle w:val="Compact"/>
-              <w:jc w:val="left"/>
             </w:pPr>
             <w:r>
               <w:rPr>
@@ -319,7 +316,6 @@
           <w:p>
             <w:pPr>
               <w:pStyle w:val="Compact"/>
-              <w:jc w:val="left"/>
             </w:pPr>
             <w:r>
               <w:t xml:space="preserve">Link</w:t>
@@ -331,7 +327,6 @@
           <w:p>
             <w:pPr>
               <w:pStyle w:val="Compact"/>
-              <w:jc w:val="left"/>
             </w:pPr>
             <w:r>
               <w:rPr>
@@ -348,7 +343,6 @@
           <w:p>
             <w:pPr>
               <w:pStyle w:val="Compact"/>
-              <w:jc w:val="left"/>
             </w:pPr>
             <w:r>
               <w:t xml:space="preserve">Library</w:t>
@@ -360,7 +354,6 @@
           <w:p>
             <w:pPr>
               <w:pStyle w:val="Compact"/>
-              <w:jc w:val="left"/>
             </w:pPr>
             <w:r>
               <w:rPr>
@@ -392,7 +385,6 @@
           <w:p>
             <w:pPr>
               <w:pStyle w:val="Compact"/>
-              <w:jc w:val="left"/>
             </w:pPr>
             <w:r>
               <w:t xml:space="preserve">Sources</w:t>
@@ -404,7 +396,6 @@
           <w:p>
             <w:pPr>
               <w:pStyle w:val="Compact"/>
-              <w:jc w:val="left"/>
             </w:pPr>
             <w:r>
               <w:rPr>
@@ -416,8 +407,8 @@
         </w:tc>
       </w:tr>
     </w:tbl>
-    <w:bookmarkEnd w:id="22"/>
-    <w:bookmarkStart w:id="23" w:name="using-it"/>
+    <w:bookmarkEnd w:id="20"/>
+    <w:bookmarkStart w:id="21" w:name="using-it"/>
     <w:p>
       <w:pPr>
         <w:pStyle w:val="Heading2"/>
@@ -446,8 +437,8 @@
       </w:pPr>
       <w:r>
         <w:rPr>
+          <w:b/>
           <w:bCs/>
-          <w:b/>
         </w:rPr>
         <w:t xml:space="preserve">A sound file</w:t>
       </w:r>
@@ -664,8 +655,8 @@
       </w:pPr>
       <w:r>
         <w:rPr>
+          <w:b/>
           <w:bCs/>
-          <w:b/>
         </w:rPr>
         <w:t xml:space="preserve">Notes</w:t>
       </w:r>
@@ -831,8 +822,8 @@
       </w:pPr>
       <w:r>
         <w:rPr>
+          <w:b/>
           <w:bCs/>
-          <w:b/>
         </w:rPr>
         <w:t xml:space="preserve">A sound effect</w:t>
       </w:r>
@@ -998,8 +989,8 @@
       </w:pPr>
       <w:r>
         <w:rPr>
+          <w:b/>
           <w:bCs/>
-          <w:b/>
         </w:rPr>
         <w:t xml:space="preserve">The program's own samples</w:t>
       </w:r>
@@ -1282,8 +1273,8 @@
         <w:t xml:space="preserve">}</w:t>
       </w:r>
     </w:p>
-    <w:bookmarkEnd w:id="23"/>
-    <w:bookmarkStart w:id="24" w:name="index"/>
+    <w:bookmarkEnd w:id="21"/>
+    <w:bookmarkStart w:id="22" w:name="index"/>
     <w:p>
       <w:pPr>
         <w:pStyle w:val="Heading2"/>
@@ -1305,7 +1296,6 @@
         <w:tblStyle w:val="Table"/>
         <w:tblW w:type="auto" w:w="0"/>
         <w:tblLook w:firstRow="1" w:lastRow="0" w:firstColumn="0" w:lastColumn="0" w:noHBand="0" w:noVBand="0" w:val="0020"/>
-        <w:jc w:val="start"/>
       </w:tblPr>
       <w:tblGrid>
         <w:gridCol w:w="2640"/>
@@ -1314,14 +1304,13 @@
       </w:tblGrid>
       <w:tr>
         <w:trPr>
-          <w:tblHeader w:val="true"/>
+          <w:tblHeader w:val="on"/>
         </w:trPr>
         <w:tc>
           <w:tcPr/>
           <w:p>
             <w:pPr>
               <w:pStyle w:val="Compact"/>
-              <w:jc w:val="left"/>
             </w:pPr>
             <w:r>
               <w:t xml:space="preserve">Name</w:t>
@@ -1333,7 +1322,6 @@
           <w:p>
             <w:pPr>
               <w:pStyle w:val="Compact"/>
-              <w:jc w:val="left"/>
             </w:pPr>
             <w:r>
               <w:t xml:space="preserve">What it does</w:t>
@@ -1345,7 +1333,6 @@
           <w:p>
             <w:pPr>
               <w:pStyle w:val="Compact"/>
-              <w:jc w:val="left"/>
             </w:pPr>
             <w:r>
               <w:t xml:space="preserve">Header</w:t>
@@ -1359,7 +1346,6 @@
           <w:p>
             <w:pPr>
               <w:pStyle w:val="Compact"/>
-              <w:jc w:val="left"/>
             </w:pPr>
             <w:r>
               <w:rPr>
@@ -1374,7 +1360,6 @@
           <w:p>
             <w:pPr>
               <w:pStyle w:val="Compact"/>
-              <w:jc w:val="left"/>
             </w:pPr>
             <w:r>
               <w:t xml:space="preserve">(a type)</w:t>
@@ -1386,7 +1371,6 @@
           <w:p>
             <w:pPr>
               <w:pStyle w:val="Compact"/>
-              <w:jc w:val="left"/>
             </w:pPr>
             <w:r>
               <w:rPr>
@@ -1403,7 +1387,6 @@
           <w:p>
             <w:pPr>
               <w:pStyle w:val="Compact"/>
-              <w:jc w:val="left"/>
             </w:pPr>
             <w:r>
               <w:rPr>
@@ -1418,7 +1401,6 @@
           <w:p>
             <w:pPr>
               <w:pStyle w:val="Compact"/>
-              <w:jc w:val="left"/>
             </w:pPr>
             <w:r>
               <w:t xml:space="preserve">The file opened (its kind from its extension, then its first bytes) -&gt; 0</w:t>
@@ -1430,7 +1412,6 @@
           <w:p>
             <w:pPr>
               <w:pStyle w:val="Compact"/>
-              <w:jc w:val="left"/>
             </w:pPr>
             <w:r>
               <w:rPr>
@@ -1447,7 +1428,6 @@
           <w:p>
             <w:pPr>
               <w:pStyle w:val="Compact"/>
-              <w:jc w:val="left"/>
             </w:pPr>
             <w:r>
               <w:rPr>
@@ -1462,7 +1442,6 @@
           <w:p>
             <w:pPr>
               <w:pStyle w:val="Compact"/>
-              <w:jc w:val="left"/>
             </w:pPr>
             <w:r>
               <w:t xml:space="preserve">Up to</w:t>
@@ -1489,7 +1468,6 @@
           <w:p>
             <w:pPr>
               <w:pStyle w:val="Compact"/>
-              <w:jc w:val="left"/>
             </w:pPr>
             <w:r>
               <w:rPr>
@@ -1506,7 +1484,6 @@
           <w:p>
             <w:pPr>
               <w:pStyle w:val="Compact"/>
-              <w:jc w:val="left"/>
             </w:pPr>
             <w:r>
               <w:rPr>
@@ -1521,7 +1498,6 @@
           <w:p>
             <w:pPr>
               <w:pStyle w:val="Compact"/>
-              <w:jc w:val="left"/>
             </w:pPr>
             <w:r>
               <w:t xml:space="preserve">1 done / 0</w:t>
@@ -1533,7 +1509,6 @@
           <w:p>
             <w:pPr>
               <w:pStyle w:val="Compact"/>
-              <w:jc w:val="left"/>
             </w:pPr>
             <w:r>
               <w:rPr>
@@ -1550,7 +1525,6 @@
           <w:p>
             <w:pPr>
               <w:pStyle w:val="Compact"/>
-              <w:jc w:val="left"/>
             </w:pPr>
             <w:r>
               <w:rPr>
@@ -1565,7 +1539,6 @@
           <w:p>
             <w:pPr>
               <w:pStyle w:val="Compact"/>
-              <w:jc w:val="left"/>
             </w:pPr>
             <w:r>
               <w:t xml:space="preserve">Up to</w:t>
@@ -1592,7 +1565,6 @@
           <w:p>
             <w:pPr>
               <w:pStyle w:val="Compact"/>
-              <w:jc w:val="left"/>
             </w:pPr>
             <w:r>
               <w:rPr>
@@ -1609,7 +1581,6 @@
           <w:p>
             <w:pPr>
               <w:pStyle w:val="Compact"/>
-              <w:jc w:val="left"/>
             </w:pPr>
             <w:r>
               <w:rPr>
@@ -1624,7 +1595,6 @@
           <w:p>
             <w:pPr>
               <w:pStyle w:val="Compact"/>
-              <w:jc w:val="left"/>
             </w:pPr>
             <w:r>
               <w:t xml:space="preserve">Up to</w:t>
@@ -1651,7 +1621,6 @@
           <w:p>
             <w:pPr>
               <w:pStyle w:val="Compact"/>
-              <w:jc w:val="left"/>
             </w:pPr>
             <w:r>
               <w:rPr>
@@ -1668,7 +1637,6 @@
           <w:p>
             <w:pPr>
               <w:pStyle w:val="Compact"/>
-              <w:jc w:val="left"/>
             </w:pPr>
             <w:r>
               <w:rPr>
@@ -1683,7 +1651,6 @@
           <w:p>
             <w:pPr>
               <w:pStyle w:val="Compact"/>
-              <w:jc w:val="left"/>
             </w:pPr>
             <w:r>
               <w:t xml:space="preserve">What a sound file says about itself (MP3</w:t>
@@ -1695,7 +1662,6 @@
           <w:p>
             <w:pPr>
               <w:pStyle w:val="Compact"/>
-              <w:jc w:val="left"/>
             </w:pPr>
             <w:r>
               <w:rPr>
@@ -1712,7 +1678,6 @@
           <w:p>
             <w:pPr>
               <w:pStyle w:val="Compact"/>
-              <w:jc w:val="left"/>
             </w:pPr>
             <w:r>
               <w:rPr>
@@ -1727,7 +1692,6 @@
           <w:p>
             <w:pPr>
               <w:pStyle w:val="Compact"/>
-              <w:jc w:val="left"/>
             </w:pPr>
             <w:r>
               <w:t xml:space="preserve">1 / 0: not a sound file of ours, unreadable</w:t>
@@ -1739,7 +1703,6 @@
           <w:p>
             <w:pPr>
               <w:pStyle w:val="Compact"/>
-              <w:jc w:val="left"/>
             </w:pPr>
             <w:r>
               <w:rPr>
@@ -1756,7 +1719,6 @@
           <w:p>
             <w:pPr>
               <w:pStyle w:val="Compact"/>
-              <w:jc w:val="left"/>
             </w:pPr>
             <w:r>
               <w:rPr>
@@ -1771,7 +1733,6 @@
           <w:p>
             <w:pPr>
               <w:pStyle w:val="Compact"/>
-              <w:jc w:val="left"/>
             </w:pPr>
             <w:r>
               <w:t xml:space="preserve">0 started / -1 (ak_play_error says why)</w:t>
@@ -1783,7 +1744,6 @@
           <w:p>
             <w:pPr>
               <w:pStyle w:val="Compact"/>
-              <w:jc w:val="left"/>
             </w:pPr>
             <w:r>
               <w:rPr>
@@ -1800,7 +1760,6 @@
           <w:p>
             <w:pPr>
               <w:pStyle w:val="Compact"/>
-              <w:jc w:val="left"/>
             </w:pPr>
             <w:r>
               <w:rPr>
@@ -1815,7 +1774,6 @@
           <w:p>
             <w:pPr>
               <w:pStyle w:val="Compact"/>
-              <w:jc w:val="left"/>
             </w:pPr>
             <w:r>
               <w:t xml:space="preserve">the file stopped and closed -&gt; AK_STOPPED (no file: nothing)</w:t>
@@ -1827,7 +1785,6 @@
           <w:p>
             <w:pPr>
               <w:pStyle w:val="Compact"/>
-              <w:jc w:val="left"/>
             </w:pPr>
             <w:r>
               <w:rPr>
@@ -1844,7 +1801,6 @@
           <w:p>
             <w:pPr>
               <w:pStyle w:val="Compact"/>
-              <w:jc w:val="left"/>
             </w:pPr>
             <w:r>
               <w:rPr>
@@ -1859,7 +1815,6 @@
           <w:p>
             <w:pPr>
               <w:pStyle w:val="Compact"/>
-              <w:jc w:val="left"/>
             </w:pPr>
             <w:r>
               <w:t xml:space="preserve">1: paused, 0: playing again (no file: nothing)</w:t>
@@ -1871,7 +1826,6 @@
           <w:p>
             <w:pPr>
               <w:pStyle w:val="Compact"/>
-              <w:jc w:val="left"/>
             </w:pPr>
             <w:r>
               <w:rPr>
@@ -1888,7 +1842,6 @@
           <w:p>
             <w:pPr>
               <w:pStyle w:val="Compact"/>
-              <w:jc w:val="left"/>
             </w:pPr>
             <w:r>
               <w:rPr>
@@ -1903,7 +1856,6 @@
           <w:p>
             <w:pPr>
               <w:pStyle w:val="Compact"/>
-              <w:jc w:val="left"/>
             </w:pPr>
             <w:r>
               <w:t xml:space="preserve">AK_* (the file's; the live notes aside)</w:t>
@@ -1915,7 +1867,6 @@
           <w:p>
             <w:pPr>
               <w:pStyle w:val="Compact"/>
-              <w:jc w:val="left"/>
             </w:pPr>
             <w:r>
               <w:rPr>
@@ -1932,7 +1883,6 @@
           <w:p>
             <w:pPr>
               <w:pStyle w:val="Compact"/>
-              <w:jc w:val="left"/>
             </w:pPr>
             <w:r>
               <w:rPr>
@@ -1947,7 +1897,6 @@
           <w:p>
             <w:pPr>
               <w:pStyle w:val="Compact"/>
-              <w:jc w:val="left"/>
             </w:pPr>
             <w:r>
               <w:t xml:space="preserve">where the file is heard, ms from its start (0: no file)</w:t>
@@ -1959,7 +1908,6 @@
           <w:p>
             <w:pPr>
               <w:pStyle w:val="Compact"/>
-              <w:jc w:val="left"/>
             </w:pPr>
             <w:r>
               <w:rPr>
@@ -1976,7 +1924,6 @@
           <w:p>
             <w:pPr>
               <w:pStyle w:val="Compact"/>
-              <w:jc w:val="left"/>
             </w:pPr>
             <w:r>
               <w:rPr>
@@ -1991,7 +1938,6 @@
           <w:p>
             <w:pPr>
               <w:pStyle w:val="Compact"/>
-              <w:jc w:val="left"/>
             </w:pPr>
             <w:r>
               <w:t xml:space="preserve">the file's length, ms (0: no file, not known)</w:t>
@@ -2003,7 +1949,6 @@
           <w:p>
             <w:pPr>
               <w:pStyle w:val="Compact"/>
-              <w:jc w:val="left"/>
             </w:pPr>
             <w:r>
               <w:rPr>
@@ -2020,7 +1965,6 @@
           <w:p>
             <w:pPr>
               <w:pStyle w:val="Compact"/>
-              <w:jc w:val="left"/>
             </w:pPr>
             <w:r>
               <w:rPr>
@@ -2035,7 +1979,6 @@
           <w:p>
             <w:pPr>
               <w:pStyle w:val="Compact"/>
-              <w:jc w:val="left"/>
             </w:pPr>
             <w:r>
               <w:t xml:space="preserve">the file goes on from there -&gt; 1 done / 0 (no file, it cannot seek)</w:t>
@@ -2047,7 +1990,6 @@
           <w:p>
             <w:pPr>
               <w:pStyle w:val="Compact"/>
-              <w:jc w:val="left"/>
             </w:pPr>
             <w:r>
               <w:rPr>
@@ -2064,7 +2006,6 @@
           <w:p>
             <w:pPr>
               <w:pStyle w:val="Compact"/>
-              <w:jc w:val="left"/>
             </w:pPr>
             <w:r>
               <w:rPr>
@@ -2079,7 +2020,6 @@
           <w:p>
             <w:pPr>
               <w:pStyle w:val="Compact"/>
-              <w:jc w:val="left"/>
             </w:pPr>
             <w:r>
               <w:t xml:space="preserve">0..100 (-1: only ask) -&gt; the volume</w:t>
@@ -2091,7 +2031,6 @@
           <w:p>
             <w:pPr>
               <w:pStyle w:val="Compact"/>
-              <w:jc w:val="left"/>
             </w:pPr>
             <w:r>
               <w:rPr>
@@ -2108,7 +2047,6 @@
           <w:p>
             <w:pPr>
               <w:pStyle w:val="Compact"/>
-              <w:jc w:val="left"/>
             </w:pPr>
             <w:r>
               <w:rPr>
@@ -2123,7 +2061,6 @@
           <w:p>
             <w:pPr>
               <w:pStyle w:val="Compact"/>
-              <w:jc w:val="left"/>
             </w:pPr>
             <w:r>
               <w:t xml:space="preserve">the last error's words ("": none)</w:t>
@@ -2135,7 +2072,6 @@
           <w:p>
             <w:pPr>
               <w:pStyle w:val="Compact"/>
-              <w:jc w:val="left"/>
             </w:pPr>
             <w:r>
               <w:rPr>
@@ -2152,7 +2088,6 @@
           <w:p>
             <w:pPr>
               <w:pStyle w:val="Compact"/>
-              <w:jc w:val="left"/>
             </w:pPr>
             <w:r>
               <w:rPr>
@@ -2167,7 +2102,6 @@
           <w:p>
             <w:pPr>
               <w:pStyle w:val="Compact"/>
-              <w:jc w:val="left"/>
             </w:pPr>
             <w:r>
               <w:t xml:space="preserve">waits while a file plays, ms at most (-1: no limit) -&gt; its state</w:t>
@@ -2179,7 +2113,6 @@
           <w:p>
             <w:pPr>
               <w:pStyle w:val="Compact"/>
-              <w:jc w:val="left"/>
             </w:pPr>
             <w:r>
               <w:rPr>
@@ -2196,7 +2129,6 @@
           <w:p>
             <w:pPr>
               <w:pStyle w:val="Compact"/>
-              <w:jc w:val="left"/>
             </w:pPr>
             <w:r>
               <w:rPr>
@@ -2211,7 +2143,6 @@
           <w:p>
             <w:pPr>
               <w:pStyle w:val="Compact"/>
-              <w:jc w:val="left"/>
             </w:pPr>
             <w:r>
               <w:t xml:space="preserve">on</w:t>
@@ -2223,7 +2154,6 @@
           <w:p>
             <w:pPr>
               <w:pStyle w:val="Compact"/>
-              <w:jc w:val="left"/>
             </w:pPr>
             <w:r>
               <w:rPr>
@@ -2240,7 +2170,6 @@
           <w:p>
             <w:pPr>
               <w:pStyle w:val="Compact"/>
-              <w:jc w:val="left"/>
             </w:pPr>
             <w:r>
               <w:rPr>
@@ -2255,7 +2184,6 @@
           <w:p>
             <w:pPr>
               <w:pStyle w:val="Compact"/>
-              <w:jc w:val="left"/>
             </w:pPr>
             <w:r>
               <w:t xml:space="preserve">0 / -1 (no SoundFont: ak_play_error)</w:t>
@@ -2267,7 +2195,6 @@
           <w:p>
             <w:pPr>
               <w:pStyle w:val="Compact"/>
-              <w:jc w:val="left"/>
             </w:pPr>
             <w:r>
               <w:rPr>
@@ -2284,7 +2211,6 @@
           <w:p>
             <w:pPr>
               <w:pStyle w:val="Compact"/>
-              <w:jc w:val="left"/>
             </w:pPr>
             <w:r>
               <w:rPr>
@@ -2299,7 +2225,6 @@
           <w:p>
             <w:pPr>
               <w:pStyle w:val="Compact"/>
-              <w:jc w:val="left"/>
             </w:pPr>
             <w:r>
               <w:t xml:space="preserve">Live notes on the General MIDI synthesizer (the default SoundFont), 16 channels (9</w:t>
@@ -2311,7 +2236,6 @@
           <w:p>
             <w:pPr>
               <w:pStyle w:val="Compact"/>
-              <w:jc w:val="left"/>
             </w:pPr>
             <w:r>
               <w:rPr>
@@ -2328,7 +2252,6 @@
           <w:p>
             <w:pPr>
               <w:pStyle w:val="Compact"/>
-              <w:jc w:val="left"/>
             </w:pPr>
             <w:r>
               <w:rPr>
@@ -2343,7 +2266,6 @@
           <w:p>
             <w:pPr>
               <w:pStyle w:val="Compact"/>
-              <w:jc w:val="left"/>
             </w:pPr>
             <w:r>
               <w:t xml:space="preserve">the channel's instrument, 0..127 (General MIDI)</w:t>
@@ -2355,7 +2277,6 @@
           <w:p>
             <w:pPr>
               <w:pStyle w:val="Compact"/>
-              <w:jc w:val="left"/>
             </w:pPr>
             <w:r>
               <w:rPr>
@@ -2372,7 +2293,6 @@
           <w:p>
             <w:pPr>
               <w:pStyle w:val="Compact"/>
-              <w:jc w:val="left"/>
             </w:pPr>
             <w:r>
               <w:rPr>
@@ -2387,7 +2307,6 @@
           <w:p>
             <w:pPr>
               <w:pStyle w:val="Compact"/>
-              <w:jc w:val="left"/>
             </w:pPr>
             <w:r>
               <w:t xml:space="preserve">a MIDI controller (7 volume, 10 pan, 64 pedal...)</w:t>
@@ -2399,7 +2318,6 @@
           <w:p>
             <w:pPr>
               <w:pStyle w:val="Compact"/>
-              <w:jc w:val="left"/>
             </w:pPr>
             <w:r>
               <w:rPr>
@@ -2416,7 +2334,6 @@
           <w:p>
             <w:pPr>
               <w:pStyle w:val="Compact"/>
-              <w:jc w:val="left"/>
             </w:pPr>
             <w:r>
               <w:rPr>
@@ -2431,7 +2348,6 @@
           <w:p>
             <w:pPr>
               <w:pStyle w:val="Compact"/>
-              <w:jc w:val="left"/>
             </w:pPr>
             <w:r>
               <w:t xml:space="preserve">-8192..8191</w:t>
@@ -2443,7 +2359,6 @@
           <w:p>
             <w:pPr>
               <w:pStyle w:val="Compact"/>
-              <w:jc w:val="left"/>
             </w:pPr>
             <w:r>
               <w:rPr>
@@ -2460,7 +2375,6 @@
           <w:p>
             <w:pPr>
               <w:pStyle w:val="Compact"/>
-              <w:jc w:val="left"/>
             </w:pPr>
             <w:r>
               <w:rPr>
@@ -2475,7 +2389,6 @@
           <w:p>
             <w:pPr>
               <w:pStyle w:val="Compact"/>
-              <w:jc w:val="left"/>
             </w:pPr>
             <w:r>
               <w:t xml:space="preserve">everything silent now</w:t>
@@ -2487,7 +2400,6 @@
           <w:p>
             <w:pPr>
               <w:pStyle w:val="Compact"/>
-              <w:jc w:val="left"/>
             </w:pPr>
             <w:r>
               <w:rPr>
@@ -2504,7 +2416,6 @@
           <w:p>
             <w:pPr>
               <w:pStyle w:val="Compact"/>
-              <w:jc w:val="left"/>
             </w:pPr>
             <w:r>
               <w:rPr>
@@ -2519,7 +2430,6 @@
           <w:p>
             <w:pPr>
               <w:pStyle w:val="Compact"/>
-              <w:jc w:val="left"/>
             </w:pPr>
             <w:r>
               <w:t xml:space="preserve">kapi_sound_config's -&gt; 1 ours, 0 busy, -1 no sound</w:t>
@@ -2531,7 +2441,6 @@
           <w:p>
             <w:pPr>
               <w:pStyle w:val="Compact"/>
-              <w:jc w:val="left"/>
             </w:pPr>
             <w:r>
               <w:rPr>
@@ -2548,7 +2457,6 @@
           <w:p>
             <w:pPr>
               <w:pStyle w:val="Compact"/>
-              <w:jc w:val="left"/>
             </w:pPr>
             <w:r>
               <w:rPr>
@@ -2563,7 +2471,6 @@
           <w:p>
             <w:pPr>
               <w:pStyle w:val="Compact"/>
-              <w:jc w:val="left"/>
             </w:pPr>
             <w:r>
               <w:t xml:space="preserve">all of them, waiting for room -&gt; n (&lt; n: closed)</w:t>
@@ -2575,7 +2482,6 @@
           <w:p>
             <w:pPr>
               <w:pStyle w:val="Compact"/>
-              <w:jc w:val="left"/>
             </w:pPr>
             <w:r>
               <w:rPr>
@@ -2592,7 +2498,6 @@
           <w:p>
             <w:pPr>
               <w:pStyle w:val="Compact"/>
-              <w:jc w:val="left"/>
             </w:pPr>
             <w:r>
               <w:rPr>
@@ -2607,7 +2512,6 @@
           <w:p>
             <w:pPr>
               <w:pStyle w:val="Compact"/>
-              <w:jc w:val="left"/>
             </w:pPr>
             <w:r>
               <w:t xml:space="preserve">frames that would be taken without waiting</w:t>
@@ -2619,7 +2523,6 @@
           <w:p>
             <w:pPr>
               <w:pStyle w:val="Compact"/>
-              <w:jc w:val="left"/>
             </w:pPr>
             <w:r>
               <w:rPr>
@@ -2636,7 +2539,6 @@
           <w:p>
             <w:pPr>
               <w:pStyle w:val="Compact"/>
-              <w:jc w:val="left"/>
             </w:pPr>
             <w:r>
               <w:rPr>
@@ -2651,7 +2553,6 @@
           <w:p>
             <w:pPr>
               <w:pStyle w:val="Compact"/>
-              <w:jc w:val="left"/>
             </w:pPr>
             <w:r>
               <w:t xml:space="preserve">frames written and not yet played</w:t>
@@ -2663,7 +2564,6 @@
           <w:p>
             <w:pPr>
               <w:pStyle w:val="Compact"/>
-              <w:jc w:val="left"/>
             </w:pPr>
             <w:r>
               <w:rPr>
@@ -2680,7 +2580,6 @@
           <w:p>
             <w:pPr>
               <w:pStyle w:val="Compact"/>
-              <w:jc w:val="left"/>
             </w:pPr>
             <w:r>
               <w:rPr>
@@ -2695,7 +2594,6 @@
           <w:p>
             <w:pPr>
               <w:pStyle w:val="Compact"/>
-              <w:jc w:val="left"/>
             </w:pPr>
             <w:r>
               <w:t xml:space="preserve">(Not together with the player</w:t>
@@ -2707,7 +2605,6 @@
           <w:p>
             <w:pPr>
               <w:pStyle w:val="Compact"/>
-              <w:jc w:val="left"/>
             </w:pPr>
             <w:r>
               <w:rPr>
@@ -2724,7 +2621,6 @@
           <w:p>
             <w:pPr>
               <w:pStyle w:val="Compact"/>
-              <w:jc w:val="left"/>
             </w:pPr>
             <w:r>
               <w:rPr>
@@ -2739,7 +2635,6 @@
           <w:p>
             <w:pPr>
               <w:pStyle w:val="Compact"/>
-              <w:jc w:val="left"/>
             </w:pPr>
             <w:r>
               <w:t xml:space="preserve">buf *= gain, saturated, in place</w:t>
@@ -2751,7 +2646,6 @@
           <w:p>
             <w:pPr>
               <w:pStyle w:val="Compact"/>
-              <w:jc w:val="left"/>
             </w:pPr>
             <w:r>
               <w:rPr>
@@ -2768,7 +2662,6 @@
           <w:p>
             <w:pPr>
               <w:pStyle w:val="Compact"/>
-              <w:jc w:val="left"/>
             </w:pPr>
             <w:r>
               <w:rPr>
@@ -2783,7 +2676,6 @@
           <w:p>
             <w:pPr>
               <w:pStyle w:val="Compact"/>
-              <w:jc w:val="left"/>
             </w:pPr>
             <w:r>
               <w:t xml:space="preserve">dst += src * gain, saturated</w:t>
@@ -2795,7 +2687,6 @@
           <w:p>
             <w:pPr>
               <w:pStyle w:val="Compact"/>
-              <w:jc w:val="left"/>
             </w:pPr>
             <w:r>
               <w:rPr>
@@ -2812,7 +2703,6 @@
           <w:p>
             <w:pPr>
               <w:pStyle w:val="Compact"/>
-              <w:jc w:val="left"/>
             </w:pPr>
             <w:r>
               <w:rPr>
@@ -2827,7 +2717,6 @@
           <w:p>
             <w:pPr>
               <w:pStyle w:val="Compact"/>
-              <w:jc w:val="left"/>
             </w:pPr>
             <w:r>
               <w:t xml:space="preserve">the first</w:t>
@@ -2854,7 +2743,6 @@
           <w:p>
             <w:pPr>
               <w:pStyle w:val="Compact"/>
-              <w:jc w:val="left"/>
             </w:pPr>
             <w:r>
               <w:rPr>
@@ -2871,7 +2759,6 @@
           <w:p>
             <w:pPr>
               <w:pStyle w:val="Compact"/>
-              <w:jc w:val="left"/>
             </w:pPr>
             <w:r>
               <w:rPr>
@@ -2886,7 +2773,6 @@
           <w:p>
             <w:pPr>
               <w:pStyle w:val="Compact"/>
-              <w:jc w:val="left"/>
             </w:pPr>
             <w:r>
               <w:t xml:space="preserve">0..100 on the ear's curve -&gt; a 16.16 gain</w:t>
@@ -2898,7 +2784,6 @@
           <w:p>
             <w:pPr>
               <w:pStyle w:val="Compact"/>
-              <w:jc w:val="left"/>
             </w:pPr>
             <w:r>
               <w:rPr>
@@ -2915,7 +2800,6 @@
           <w:p>
             <w:pPr>
               <w:pStyle w:val="Compact"/>
-              <w:jc w:val="left"/>
             </w:pPr>
             <w:r>
               <w:rPr>
@@ -2930,7 +2814,6 @@
           <w:p>
             <w:pPr>
               <w:pStyle w:val="Compact"/>
-              <w:jc w:val="left"/>
             </w:pPr>
             <w:r>
               <w:t xml:space="preserve">the rates in Hz -&gt; 0: a rate &lt;= 0</w:t>
@@ -2942,7 +2825,6 @@
           <w:p>
             <w:pPr>
               <w:pStyle w:val="Compact"/>
-              <w:jc w:val="left"/>
             </w:pPr>
             <w:r>
               <w:rPr>
@@ -2959,7 +2841,6 @@
           <w:p>
             <w:pPr>
               <w:pStyle w:val="Compact"/>
-              <w:jc w:val="left"/>
             </w:pPr>
             <w:r>
               <w:rPr>
@@ -2974,7 +2855,6 @@
           <w:p>
             <w:pPr>
               <w:pStyle w:val="Compact"/>
-              <w:jc w:val="left"/>
             </w:pPr>
             <w:r>
               <w:t xml:space="preserve">in_frames frames in -&gt; the frames written to out (out_cap at most)</w:t>
@@ -2986,7 +2866,6 @@
           <w:p>
             <w:pPr>
               <w:pStyle w:val="Compact"/>
-              <w:jc w:val="left"/>
             </w:pPr>
             <w:r>
               <w:rPr>
@@ -3003,7 +2882,6 @@
           <w:p>
             <w:pPr>
               <w:pStyle w:val="Compact"/>
-              <w:jc w:val="left"/>
             </w:pPr>
             <w:r>
               <w:rPr>
@@ -3018,7 +2896,6 @@
           <w:p>
             <w:pPr>
               <w:pStyle w:val="Compact"/>
-              <w:jc w:val="left"/>
             </w:pPr>
             <w:r>
               <w:t xml:space="preserve">in_frames frames in -&gt; the frames written to out (out_cap at most)</w:t>
@@ -3030,7 +2907,6 @@
           <w:p>
             <w:pPr>
               <w:pStyle w:val="Compact"/>
-              <w:jc w:val="left"/>
             </w:pPr>
             <w:r>
               <w:rPr>
@@ -3047,7 +2923,6 @@
           <w:p>
             <w:pPr>
               <w:pStyle w:val="Compact"/>
-              <w:jc w:val="left"/>
             </w:pPr>
             <w:r>
               <w:rPr>
@@ -3062,7 +2937,6 @@
           <w:p>
             <w:pPr>
               <w:pStyle w:val="Compact"/>
-              <w:jc w:val="left"/>
             </w:pPr>
             <w:r>
               <w:t xml:space="preserve">(FPU programs) Two float channels (-1..1) -&gt; 16-bit stereo, through the soft limiter (Koton's</w:t>
@@ -3074,7 +2948,6 @@
           <w:p>
             <w:pPr>
               <w:pStyle w:val="Compact"/>
-              <w:jc w:val="left"/>
             </w:pPr>
             <w:r>
               <w:rPr>
@@ -3091,7 +2964,6 @@
           <w:p>
             <w:pPr>
               <w:pStyle w:val="Compact"/>
-              <w:jc w:val="left"/>
             </w:pPr>
             <w:r>
               <w:rPr>
@@ -3106,7 +2978,6 @@
           <w:p>
             <w:pPr>
               <w:pStyle w:val="Compact"/>
-              <w:jc w:val="left"/>
             </w:pPr>
             <w:r>
               <w:t xml:space="preserve">(FPU programs) Two float channels (-1..1) -&gt; 16-bit stereo, through the soft limiter (Koton's</w:t>
@@ -3118,7 +2989,6 @@
           <w:p>
             <w:pPr>
               <w:pStyle w:val="Compact"/>
-              <w:jc w:val="left"/>
             </w:pPr>
             <w:r>
               <w:rPr>
@@ -3135,7 +3005,6 @@
           <w:p>
             <w:pPr>
               <w:pStyle w:val="Compact"/>
-              <w:jc w:val="left"/>
             </w:pPr>
             <w:r>
               <w:rPr>
@@ -3150,7 +3019,6 @@
           <w:p>
             <w:pPr>
               <w:pStyle w:val="Compact"/>
-              <w:jc w:val="left"/>
             </w:pPr>
             <w:r>
               <w:t xml:space="preserve">a MIDI key's frequency, milli-Hz (69 = A4 = 440000)</w:t>
@@ -3162,7 +3030,6 @@
           <w:p>
             <w:pPr>
               <w:pStyle w:val="Compact"/>
-              <w:jc w:val="left"/>
             </w:pPr>
             <w:r>
               <w:rPr>
@@ -3179,7 +3046,6 @@
           <w:p>
             <w:pPr>
               <w:pStyle w:val="Compact"/>
-              <w:jc w:val="left"/>
             </w:pPr>
             <w:r>
               <w:rPr>
@@ -3194,7 +3060,6 @@
           <w:p>
             <w:pPr>
               <w:pStyle w:val="Compact"/>
-              <w:jc w:val="left"/>
             </w:pPr>
             <w:r>
               <w:t xml:space="preserve">a note (0 = C .. 11 = B) and an octave -&gt; the key (C4 = 60)</w:t>
@@ -3206,7 +3071,6 @@
           <w:p>
             <w:pPr>
               <w:pStyle w:val="Compact"/>
-              <w:jc w:val="left"/>
             </w:pPr>
             <w:r>
               <w:rPr>
@@ -3223,7 +3087,6 @@
           <w:p>
             <w:pPr>
               <w:pStyle w:val="Compact"/>
-              <w:jc w:val="left"/>
             </w:pPr>
             <w:r>
               <w:rPr>
@@ -3238,7 +3101,6 @@
           <w:p>
             <w:pPr>
               <w:pStyle w:val="Compact"/>
-              <w:jc w:val="left"/>
             </w:pPr>
             <w:r>
               <w:t xml:space="preserve">... its frequency, milli-Hz</w:t>
@@ -3250,7 +3112,6 @@
           <w:p>
             <w:pPr>
               <w:pStyle w:val="Compact"/>
-              <w:jc w:val="left"/>
             </w:pPr>
             <w:r>
               <w:rPr>
@@ -3267,7 +3128,6 @@
           <w:p>
             <w:pPr>
               <w:pStyle w:val="Compact"/>
-              <w:jc w:val="left"/>
             </w:pPr>
             <w:r>
               <w:rPr>
@@ -3282,7 +3142,6 @@
           <w:p>
             <w:pPr>
               <w:pStyle w:val="Compact"/>
-              <w:jc w:val="left"/>
             </w:pPr>
             <w:r>
               <w:t xml:space="preserve">"C4", "F#3" (60 = C4)</w:t>
@@ -3294,7 +3153,6 @@
           <w:p>
             <w:pPr>
               <w:pStyle w:val="Compact"/>
-              <w:jc w:val="left"/>
             </w:pPr>
             <w:r>
               <w:rPr>
@@ -3311,7 +3169,6 @@
           <w:p>
             <w:pPr>
               <w:pStyle w:val="Compact"/>
-              <w:jc w:val="left"/>
             </w:pPr>
             <w:r>
               <w:rPr>
@@ -3326,7 +3183,6 @@
           <w:p>
             <w:pPr>
               <w:pStyle w:val="Compact"/>
-              <w:jc w:val="left"/>
             </w:pPr>
             <w:r>
               <w:t xml:space="preserve">"C4", "f#3", "Bb2" -&gt; the key, -1</w:t>
@@ -3338,7 +3194,6 @@
           <w:p>
             <w:pPr>
               <w:pStyle w:val="Compact"/>
-              <w:jc w:val="left"/>
             </w:pPr>
             <w:r>
               <w:rPr>
@@ -3355,7 +3210,6 @@
           <w:p>
             <w:pPr>
               <w:pStyle w:val="Compact"/>
-              <w:jc w:val="left"/>
             </w:pPr>
             <w:r>
               <w:rPr>
@@ -3370,7 +3224,6 @@
           <w:p>
             <w:pPr>
               <w:pStyle w:val="Compact"/>
-              <w:jc w:val="left"/>
             </w:pPr>
             <w:r>
               <w:t xml:space="preserve">The 44-byte header of a 16-bit PCM file of data_bytes bytes of samples -&gt; 44.</w:t>
@@ -3382,7 +3235,6 @@
           <w:p>
             <w:pPr>
               <w:pStyle w:val="Compact"/>
-              <w:jc w:val="left"/>
             </w:pPr>
             <w:r>
               <w:rPr>
@@ -3399,7 +3251,6 @@
           <w:p>
             <w:pPr>
               <w:pStyle w:val="Compact"/>
-              <w:jc w:val="left"/>
             </w:pPr>
             <w:r>
               <w:rPr>
@@ -3414,7 +3265,6 @@
           <w:p>
             <w:pPr>
               <w:pStyle w:val="Compact"/>
-              <w:jc w:val="left"/>
             </w:pPr>
             <w:r>
               <w:t xml:space="preserve">stereo -&gt; 0 / -1</w:t>
@@ -3426,7 +3276,6 @@
           <w:p>
             <w:pPr>
               <w:pStyle w:val="Compact"/>
-              <w:jc w:val="left"/>
             </w:pPr>
             <w:r>
               <w:rPr>
@@ -3443,7 +3292,6 @@
           <w:p>
             <w:pPr>
               <w:pStyle w:val="Compact"/>
-              <w:jc w:val="left"/>
             </w:pPr>
             <w:r>
               <w:rPr>
@@ -3458,7 +3306,6 @@
           <w:p>
             <w:pPr>
               <w:pStyle w:val="Compact"/>
-              <w:jc w:val="left"/>
             </w:pPr>
             <w:r>
               <w:t xml:space="preserve">0: not created</w:t>
@@ -3470,7 +3317,6 @@
           <w:p>
             <w:pPr>
               <w:pStyle w:val="Compact"/>
-              <w:jc w:val="left"/>
             </w:pPr>
             <w:r>
               <w:rPr>
@@ -3487,7 +3333,6 @@
           <w:p>
             <w:pPr>
               <w:pStyle w:val="Compact"/>
-              <w:jc w:val="left"/>
             </w:pPr>
             <w:r>
               <w:rPr>
@@ -3502,7 +3347,6 @@
           <w:p>
             <w:pPr>
               <w:pStyle w:val="Compact"/>
-              <w:jc w:val="left"/>
             </w:pPr>
             <w:r>
               <w:t xml:space="preserve">-&gt; the frames taken</w:t>
@@ -3514,7 +3358,6 @@
           <w:p>
             <w:pPr>
               <w:pStyle w:val="Compact"/>
-              <w:jc w:val="left"/>
             </w:pPr>
             <w:r>
               <w:rPr>
@@ -3531,7 +3374,6 @@
           <w:p>
             <w:pPr>
               <w:pStyle w:val="Compact"/>
-              <w:jc w:val="left"/>
             </w:pPr>
             <w:r>
               <w:rPr>
@@ -3546,7 +3388,6 @@
           <w:p>
             <w:pPr>
               <w:pStyle w:val="Compact"/>
-              <w:jc w:val="left"/>
             </w:pPr>
             <w:r>
               <w:t xml:space="preserve">0 / -1</w:t>
@@ -3558,7 +3399,6 @@
           <w:p>
             <w:pPr>
               <w:pStyle w:val="Compact"/>
-              <w:jc w:val="left"/>
             </w:pPr>
             <w:r>
               <w:rPr>
@@ -3575,7 +3415,6 @@
           <w:p>
             <w:pPr>
               <w:pStyle w:val="Compact"/>
-              <w:jc w:val="left"/>
             </w:pPr>
             <w:r>
               <w:rPr>
@@ -3590,7 +3429,6 @@
           <w:p>
             <w:pPr>
               <w:pStyle w:val="Compact"/>
-              <w:jc w:val="left"/>
             </w:pPr>
             <w:r>
               <w:t xml:space="preserve">The default SoundFont</w:t>
@@ -3602,7 +3440,6 @@
           <w:p>
             <w:pPr>
               <w:pStyle w:val="Compact"/>
-              <w:jc w:val="left"/>
             </w:pPr>
             <w:r>
               <w:rPr>
@@ -3619,7 +3456,6 @@
           <w:p>
             <w:pPr>
               <w:pStyle w:val="Compact"/>
-              <w:jc w:val="left"/>
             </w:pPr>
             <w:r>
               <w:rPr>
@@ -3634,7 +3470,6 @@
           <w:p>
             <w:pPr>
               <w:pStyle w:val="Compact"/>
-              <w:jc w:val="left"/>
             </w:pPr>
             <w:r>
               <w:t xml:space="preserve">its name ("": none loaded)</w:t>
@@ -3646,7 +3481,6 @@
           <w:p>
             <w:pPr>
               <w:pStyle w:val="Compact"/>
-              <w:jc w:val="left"/>
             </w:pPr>
             <w:r>
               <w:rPr>
@@ -3663,7 +3497,6 @@
           <w:p>
             <w:pPr>
               <w:pStyle w:val="Compact"/>
-              <w:jc w:val="left"/>
             </w:pPr>
             <w:r>
               <w:rPr>
@@ -3678,7 +3511,6 @@
           <w:p>
             <w:pPr>
               <w:pStyle w:val="Compact"/>
-              <w:jc w:val="left"/>
             </w:pPr>
             <w:r>
               <w:t xml:space="preserve">A SoundFont's file</w:t>
@@ -3690,7 +3522,6 @@
           <w:p>
             <w:pPr>
               <w:pStyle w:val="Compact"/>
-              <w:jc w:val="left"/>
             </w:pPr>
             <w:r>
               <w:rPr>
@@ -3707,7 +3538,6 @@
           <w:p>
             <w:pPr>
               <w:pStyle w:val="Compact"/>
-              <w:jc w:val="left"/>
             </w:pPr>
             <w:r>
               <w:rPr>
@@ -3722,7 +3552,6 @@
           <w:p>
             <w:pPr>
               <w:pStyle w:val="Compact"/>
-              <w:jc w:val="left"/>
             </w:pPr>
             <w:r>
               <w:t xml:space="preserve">-&gt; an ms::SoundFont * of the caller's (0: err)</w:t>
@@ -3734,7 +3563,6 @@
           <w:p>
             <w:pPr>
               <w:pStyle w:val="Compact"/>
-              <w:jc w:val="left"/>
             </w:pPr>
             <w:r>
               <w:rPr>
@@ -3751,7 +3579,6 @@
           <w:p>
             <w:pPr>
               <w:pStyle w:val="Compact"/>
-              <w:jc w:val="left"/>
             </w:pPr>
             <w:r>
               <w:rPr>
@@ -3766,7 +3593,6 @@
           <w:p>
             <w:pPr>
               <w:pStyle w:val="Compact"/>
-              <w:jc w:val="left"/>
             </w:pPr>
             <w:r>
               <w:t xml:space="preserve">A SoundFont's file</w:t>
@@ -3778,7 +3604,6 @@
           <w:p>
             <w:pPr>
               <w:pStyle w:val="Compact"/>
-              <w:jc w:val="left"/>
             </w:pPr>
             <w:r>
               <w:rPr>
@@ -3795,7 +3620,6 @@
           <w:p>
             <w:pPr>
               <w:pStyle w:val="Compact"/>
-              <w:jc w:val="left"/>
             </w:pPr>
             <w:r>
               <w:rPr>
@@ -3810,7 +3634,6 @@
           <w:p>
             <w:pPr>
               <w:pStyle w:val="Compact"/>
-              <w:jc w:val="left"/>
             </w:pPr>
             <w:r>
               <w:t xml:space="preserve">The file the default SoundFont is to be (a program's setting</w:t>
@@ -3822,7 +3645,6 @@
           <w:p>
             <w:pPr>
               <w:pStyle w:val="Compact"/>
-              <w:jc w:val="left"/>
             </w:pPr>
             <w:r>
               <w:rPr>
@@ -3839,7 +3661,6 @@
           <w:p>
             <w:pPr>
               <w:pStyle w:val="Compact"/>
-              <w:jc w:val="left"/>
             </w:pPr>
             <w:r>
               <w:rPr>
@@ -3854,7 +3675,6 @@
           <w:p>
             <w:pPr>
               <w:pStyle w:val="Compact"/>
-              <w:jc w:val="left"/>
             </w:pPr>
             <w:r>
               <w:t xml:space="preserve">on the default SoundFont, at AUDIOKIT_RATE -&gt; 0: none</w:t>
@@ -3866,7 +3686,6 @@
           <w:p>
             <w:pPr>
               <w:pStyle w:val="Compact"/>
-              <w:jc w:val="left"/>
             </w:pPr>
             <w:r>
               <w:rPr>
@@ -3883,7 +3702,6 @@
           <w:p>
             <w:pPr>
               <w:pStyle w:val="Compact"/>
-              <w:jc w:val="left"/>
             </w:pPr>
             <w:r>
               <w:rPr>
@@ -3898,7 +3716,6 @@
           <w:p>
             <w:pPr>
               <w:pStyle w:val="Compact"/>
-              <w:jc w:val="left"/>
             </w:pPr>
             <w:r>
               <w:t xml:space="preserve">the synthesizer freed (the default SoundFont stays loaded)</w:t>
@@ -3910,7 +3727,6 @@
           <w:p>
             <w:pPr>
               <w:pStyle w:val="Compact"/>
-              <w:jc w:val="left"/>
             </w:pPr>
             <w:r>
               <w:rPr>
@@ -3927,7 +3743,6 @@
           <w:p>
             <w:pPr>
               <w:pStyle w:val="Compact"/>
-              <w:jc w:val="left"/>
             </w:pPr>
             <w:r>
               <w:rPr>
@@ -3942,7 +3757,6 @@
           <w:p>
             <w:pPr>
               <w:pStyle w:val="Compact"/>
-              <w:jc w:val="left"/>
             </w:pPr>
             <w:r>
               <w:t xml:space="preserve">0x90 note on, 0x80 off, 0xC0 program...</w:t>
@@ -3954,7 +3768,6 @@
           <w:p>
             <w:pPr>
               <w:pStyle w:val="Compact"/>
-              <w:jc w:val="left"/>
             </w:pPr>
             <w:r>
               <w:rPr>
@@ -3971,7 +3784,6 @@
           <w:p>
             <w:pPr>
               <w:pStyle w:val="Compact"/>
-              <w:jc w:val="left"/>
             </w:pPr>
             <w:r>
               <w:rPr>
@@ -3986,7 +3798,6 @@
           <w:p>
             <w:pPr>
               <w:pStyle w:val="Compact"/>
-              <w:jc w:val="left"/>
             </w:pPr>
             <w:r>
               <w:t xml:space="preserve">never allocates, never calls the kernel</w:t>
@@ -3998,7 +3809,6 @@
           <w:p>
             <w:pPr>
               <w:pStyle w:val="Compact"/>
-              <w:jc w:val="left"/>
             </w:pPr>
             <w:r>
               <w:rPr>
@@ -4015,7 +3825,6 @@
           <w:p>
             <w:pPr>
               <w:pStyle w:val="Compact"/>
-              <w:jc w:val="left"/>
             </w:pPr>
             <w:r>
               <w:rPr>
@@ -4030,7 +3839,6 @@
           <w:p>
             <w:pPr>
               <w:pStyle w:val="Compact"/>
-              <w:jc w:val="left"/>
             </w:pPr>
             <w:r>
               <w:t xml:space="preserve">0 / -1</w:t>
@@ -4042,7 +3850,6 @@
           <w:p>
             <w:pPr>
               <w:pStyle w:val="Compact"/>
-              <w:jc w:val="left"/>
             </w:pPr>
             <w:r>
               <w:rPr>
@@ -4059,7 +3866,6 @@
           <w:p>
             <w:pPr>
               <w:pStyle w:val="Compact"/>
-              <w:jc w:val="left"/>
             </w:pPr>
             <w:r>
               <w:rPr>
@@ -4074,7 +3880,6 @@
           <w:p>
             <w:pPr>
               <w:pStyle w:val="Compact"/>
-              <w:jc w:val="left"/>
             </w:pPr>
             <w:r>
               <w:t xml:space="preserve">voice 0..15, volume 0..255</w:t>
@@ -4086,7 +3891,6 @@
           <w:p>
             <w:pPr>
               <w:pStyle w:val="Compact"/>
-              <w:jc w:val="left"/>
             </w:pPr>
             <w:r>
               <w:rPr>
@@ -4103,7 +3907,6 @@
           <w:p>
             <w:pPr>
               <w:pStyle w:val="Compact"/>
-              <w:jc w:val="left"/>
             </w:pPr>
             <w:r>
               <w:rPr>
@@ -4118,7 +3921,6 @@
           <w:p>
             <w:pPr>
               <w:pStyle w:val="Compact"/>
-              <w:jc w:val="left"/>
             </w:pPr>
             <w:r>
               <w:t xml:space="preserve">-1: all (the releases are heard)</w:t>
@@ -4130,7 +3932,6 @@
           <w:p>
             <w:pPr>
               <w:pStyle w:val="Compact"/>
-              <w:jc w:val="left"/>
             </w:pPr>
             <w:r>
               <w:rPr>
@@ -4147,7 +3948,6 @@
           <w:p>
             <w:pPr>
               <w:pStyle w:val="Compact"/>
-              <w:jc w:val="left"/>
             </w:pPr>
             <w:r>
               <w:rPr>
@@ -4162,7 +3962,6 @@
           <w:p>
             <w:pPr>
               <w:pStyle w:val="Compact"/>
-              <w:jc w:val="left"/>
             </w:pPr>
             <w:r>
               <w:t xml:space="preserve">all silent at once</w:t>
@@ -4174,7 +3973,6 @@
           <w:p>
             <w:pPr>
               <w:pStyle w:val="Compact"/>
-              <w:jc w:val="left"/>
             </w:pPr>
             <w:r>
               <w:rPr>
@@ -4191,7 +3989,6 @@
           <w:p>
             <w:pPr>
               <w:pStyle w:val="Compact"/>
-              <w:jc w:val="left"/>
             </w:pPr>
             <w:r>
               <w:rPr>
@@ -4206,7 +4003,6 @@
           <w:p>
             <w:pPr>
               <w:pStyle w:val="Compact"/>
-              <w:jc w:val="left"/>
             </w:pPr>
             <w:r>
               <w:t xml:space="preserve">the voices' next frames written to out (off line: an export)</w:t>
@@ -4218,7 +4014,6 @@
           <w:p>
             <w:pPr>
               <w:pStyle w:val="Compact"/>
-              <w:jc w:val="left"/>
             </w:pPr>
             <w:r>
               <w:rPr>
@@ -4235,7 +4030,6 @@
           <w:p>
             <w:pPr>
               <w:pStyle w:val="Compact"/>
-              <w:jc w:val="left"/>
             </w:pPr>
             <w:r>
               <w:rPr>
@@ -4250,7 +4044,6 @@
           <w:p>
             <w:pPr>
               <w:pStyle w:val="Compact"/>
-              <w:jc w:val="left"/>
             </w:pPr>
             <w:r>
               <w:t xml:space="preserve">0: the player leaves the voices alone -- the program renders them (ak_fm_render); 1 (at first): heard</w:t>
@@ -4262,7 +4055,6 @@
           <w:p>
             <w:pPr>
               <w:pStyle w:val="Compact"/>
-              <w:jc w:val="left"/>
             </w:pPr>
             <w:r>
               <w:rPr>
@@ -4279,7 +4071,6 @@
           <w:p>
             <w:pPr>
               <w:pStyle w:val="Compact"/>
-              <w:jc w:val="left"/>
             </w:pPr>
             <w:r>
               <w:rPr>
@@ -4294,7 +4085,6 @@
           <w:p>
             <w:pPr>
               <w:pStyle w:val="Compact"/>
-              <w:jc w:val="left"/>
             </w:pPr>
             <w:r>
               <w:t xml:space="preserve">for samples at that rate (Hz) -&gt; 0: no memory</w:t>
@@ -4306,7 +4096,6 @@
           <w:p>
             <w:pPr>
               <w:pStyle w:val="Compact"/>
-              <w:jc w:val="left"/>
             </w:pPr>
             <w:r>
               <w:rPr>
@@ -4323,7 +4112,6 @@
           <w:p>
             <w:pPr>
               <w:pStyle w:val="Compact"/>
-              <w:jc w:val="left"/>
             </w:pPr>
             <w:r>
               <w:rPr>
@@ -4338,7 +4126,6 @@
           <w:p>
             <w:pPr>
               <w:pStyle w:val="Compact"/>
-              <w:jc w:val="left"/>
             </w:pPr>
             <w:r>
               <w:t xml:space="preserve">&lt; 0: unchanged</w:t>
@@ -4350,7 +4137,6 @@
           <w:p>
             <w:pPr>
               <w:pStyle w:val="Compact"/>
-              <w:jc w:val="left"/>
             </w:pPr>
             <w:r>
               <w:rPr>
@@ -4367,7 +4153,6 @@
           <w:p>
             <w:pPr>
               <w:pStyle w:val="Compact"/>
-              <w:jc w:val="left"/>
             </w:pPr>
             <w:r>
               <w:rPr>
@@ -4382,7 +4167,6 @@
           <w:p>
             <w:pPr>
               <w:pStyle w:val="Compact"/>
-              <w:jc w:val="left"/>
             </w:pPr>
             <w:r>
               <w:t xml:space="preserve">mono in, stereo out</w:t>
@@ -4394,7 +4178,6 @@
           <w:p>
             <w:pPr>
               <w:pStyle w:val="Compact"/>
-              <w:jc w:val="left"/>
             </w:pPr>
             <w:r>
               <w:rPr>
@@ -4411,7 +4194,6 @@
           <w:p>
             <w:pPr>
               <w:pStyle w:val="Compact"/>
-              <w:jc w:val="left"/>
             </w:pPr>
             <w:r>
               <w:rPr>
@@ -4426,7 +4208,6 @@
           <w:p>
             <w:pPr>
               <w:pStyle w:val="Compact"/>
-              <w:jc w:val="left"/>
             </w:pPr>
             <w:r>
               <w:t xml:space="preserve">its tail dropped: the delay lines cleared</w:t>
@@ -4438,7 +4219,6 @@
           <w:p>
             <w:pPr>
               <w:pStyle w:val="Compact"/>
-              <w:jc w:val="left"/>
             </w:pPr>
             <w:r>
               <w:rPr>
@@ -4455,7 +4235,6 @@
           <w:p>
             <w:pPr>
               <w:pStyle w:val="Compact"/>
-              <w:jc w:val="left"/>
             </w:pPr>
             <w:r>
               <w:rPr>
@@ -4470,7 +4249,6 @@
           <w:p>
             <w:pPr>
               <w:pStyle w:val="Compact"/>
-              <w:jc w:val="left"/>
             </w:pPr>
             <w:r>
               <w:t xml:space="preserve">the reverb and its buffers freed (0: nothing)</w:t>
@@ -4482,7 +4260,6 @@
           <w:p>
             <w:pPr>
               <w:pStyle w:val="Compact"/>
-              <w:jc w:val="left"/>
             </w:pPr>
             <w:r>
               <w:rPr>
@@ -4499,7 +4276,6 @@
           <w:p>
             <w:pPr>
               <w:pStyle w:val="Compact"/>
-              <w:jc w:val="left"/>
             </w:pPr>
             <w:r>
               <w:rPr>
@@ -4514,7 +4290,6 @@
           <w:p>
             <w:pPr>
               <w:pStyle w:val="Compact"/>
-              <w:jc w:val="left"/>
             </w:pPr>
             <w:r>
               <w:t xml:space="preserve">(MeltySynth's own: 0.002, 0.0019, 0.4)</w:t>
@@ -4526,7 +4301,6 @@
           <w:p>
             <w:pPr>
               <w:pStyle w:val="Compact"/>
-              <w:jc w:val="left"/>
             </w:pPr>
             <w:r>
               <w:rPr>
@@ -4543,7 +4317,6 @@
           <w:p>
             <w:pPr>
               <w:pStyle w:val="Compact"/>
-              <w:jc w:val="left"/>
             </w:pPr>
             <w:r>
               <w:rPr>
@@ -4558,7 +4331,6 @@
           <w:p>
             <w:pPr>
               <w:pStyle w:val="Compact"/>
-              <w:jc w:val="left"/>
             </w:pPr>
             <w:r>
               <w:t xml:space="preserve">stereo in, the chorused (delayed) signal alone out</w:t>
@@ -4570,7 +4342,6 @@
           <w:p>
             <w:pPr>
               <w:pStyle w:val="Compact"/>
-              <w:jc w:val="left"/>
             </w:pPr>
             <w:r>
               <w:rPr>
@@ -4587,7 +4358,6 @@
           <w:p>
             <w:pPr>
               <w:pStyle w:val="Compact"/>
-              <w:jc w:val="left"/>
             </w:pPr>
             <w:r>
               <w:rPr>
@@ -4602,7 +4372,6 @@
           <w:p>
             <w:pPr>
               <w:pStyle w:val="Compact"/>
-              <w:jc w:val="left"/>
             </w:pPr>
             <w:r>
               <w:t xml:space="preserve">what it holds dropped: the delay lines cleared</w:t>
@@ -4614,7 +4383,6 @@
           <w:p>
             <w:pPr>
               <w:pStyle w:val="Compact"/>
-              <w:jc w:val="left"/>
             </w:pPr>
             <w:r>
               <w:rPr>
@@ -4631,7 +4399,6 @@
           <w:p>
             <w:pPr>
               <w:pStyle w:val="Compact"/>
-              <w:jc w:val="left"/>
             </w:pPr>
             <w:r>
               <w:rPr>
@@ -4646,7 +4413,6 @@
           <w:p>
             <w:pPr>
               <w:pStyle w:val="Compact"/>
-              <w:jc w:val="left"/>
             </w:pPr>
             <w:r>
               <w:t xml:space="preserve">the chorus and its buffers freed (0: nothing)</w:t>
@@ -4658,7 +4424,6 @@
           <w:p>
             <w:pPr>
               <w:pStyle w:val="Compact"/>
-              <w:jc w:val="left"/>
             </w:pPr>
             <w:r>
               <w:rPr>
@@ -4677,8 +4442,8 @@
         </w:pict>
       </w:r>
     </w:p>
-    <w:bookmarkEnd w:id="24"/>
-    <w:bookmarkStart w:id="34" w:name="audiokitaudiokith"/>
+    <w:bookmarkEnd w:id="22"/>
+    <w:bookmarkStart w:id="32" w:name="audiokitaudiokith"/>
     <w:p>
       <w:pPr>
         <w:pStyle w:val="Heading2"/>
@@ -4919,7 +4684,7 @@
         <w:t xml:space="preserve">// the frames of every call: 16-bit stereo at this rate</w:t>
       </w:r>
     </w:p>
-    <w:bookmarkStart w:id="25" w:name="a-sound-file"/>
+    <w:bookmarkStart w:id="23" w:name="a-sound-file"/>
     <w:p>
       <w:pPr>
         <w:pStyle w:val="Heading3"/>
@@ -6313,8 +6078,8 @@
         <w:t xml:space="preserve">// 1 / 0: not a sound file of ours, unreadable</w:t>
       </w:r>
     </w:p>
-    <w:bookmarkEnd w:id="25"/>
-    <w:bookmarkStart w:id="26" w:name="X262bc7891aa853b29cf41da40316e8acfadee5b"/>
+    <w:bookmarkEnd w:id="23"/>
+    <w:bookmarkStart w:id="24" w:name="X262bc7891aa853b29cf41da40316e8acfadee5b"/>
     <w:p>
       <w:pPr>
         <w:pStyle w:val="Heading3"/>
@@ -7511,8 +7276,8 @@
         <w:t xml:space="preserve">// everything silent now</w:t>
       </w:r>
     </w:p>
-    <w:bookmarkEnd w:id="26"/>
-    <w:bookmarkStart w:id="27" w:name="X636f48090a1ffa5d876cab3a41a089efc594eec"/>
+    <w:bookmarkEnd w:id="24"/>
+    <w:bookmarkStart w:id="25" w:name="X636f48090a1ffa5d876cab3a41a089efc594eec"/>
     <w:p>
       <w:pPr>
         <w:pStyle w:val="Heading3"/>
@@ -7828,8 +7593,8 @@
         <w:t xml:space="preserve">);</w:t>
       </w:r>
     </w:p>
-    <w:bookmarkEnd w:id="27"/>
-    <w:bookmarkStart w:id="28" w:name="X5262f6c0f031995906c44986be410f235382173"/>
+    <w:bookmarkEnd w:id="25"/>
+    <w:bookmarkStart w:id="26" w:name="X5262f6c0f031995906c44986be410f235382173"/>
     <w:p>
       <w:pPr>
         <w:pStyle w:val="Heading3"/>
@@ -8889,8 +8654,8 @@
         <w:t xml:space="preserve">);</w:t>
       </w:r>
     </w:p>
-    <w:bookmarkEnd w:id="28"/>
-    <w:bookmarkStart w:id="29" w:name="notes"/>
+    <w:bookmarkEnd w:id="26"/>
+    <w:bookmarkStart w:id="27" w:name="notes"/>
     <w:p>
       <w:pPr>
         <w:pStyle w:val="Heading3"/>
@@ -9264,8 +9029,8 @@
         <w:t xml:space="preserve">// "C4", "f#3", "Bb2" -&gt; the key, -1</w:t>
       </w:r>
     </w:p>
-    <w:bookmarkEnd w:id="29"/>
-    <w:bookmarkStart w:id="30" w:name="wav"/>
+    <w:bookmarkEnd w:id="27"/>
+    <w:bookmarkStart w:id="28" w:name="wav"/>
     <w:p>
       <w:pPr>
         <w:pStyle w:val="Heading3"/>
@@ -9984,8 +9749,8 @@
         <w:t xml:space="preserve">// 0 / -1</w:t>
       </w:r>
     </w:p>
-    <w:bookmarkEnd w:id="30"/>
-    <w:bookmarkStart w:id="31" w:name="X34f817d0242d5d1cf9b92a335bd8f4de3f8130c"/>
+    <w:bookmarkEnd w:id="28"/>
+    <w:bookmarkStart w:id="29" w:name="X34f817d0242d5d1cf9b92a335bd8f4de3f8130c"/>
     <w:p>
       <w:pPr>
         <w:pStyle w:val="Heading3"/>
@@ -10990,8 +10755,8 @@
         <w:t xml:space="preserve">// never allocates, never calls the kernel</w:t>
       </w:r>
     </w:p>
-    <w:bookmarkEnd w:id="31"/>
-    <w:bookmarkStart w:id="32" w:name="X34563000af50992445941fa2c5dc1b0e38c69b7"/>
+    <w:bookmarkEnd w:id="29"/>
+    <w:bookmarkStart w:id="30" w:name="X34563000af50992445941fa2c5dc1b0e38c69b7"/>
     <w:p>
       <w:pPr>
         <w:pStyle w:val="Heading3"/>
@@ -11502,8 +11267,8 @@
         <w:t xml:space="preserve">// 0: the player leaves the voices alone -- the program renders them (ak_fm_render); 1 (at first): heard</w:t>
       </w:r>
     </w:p>
-    <w:bookmarkEnd w:id="32"/>
-    <w:bookmarkStart w:id="33" w:name="X008618939bc056a98a02d1bc5ab808f4d9d0f69"/>
+    <w:bookmarkEnd w:id="30"/>
+    <w:bookmarkStart w:id="31" w:name="X008618939bc056a98a02d1bc5ab808f4d9d0f69"/>
     <w:p>
       <w:pPr>
         <w:pStyle w:val="Heading3"/>
@@ -12618,8 +12383,8 @@
         <w:t xml:space="preserve">#endif</w:t>
       </w:r>
     </w:p>
-    <w:bookmarkEnd w:id="33"/>
-    <w:bookmarkEnd w:id="34"/>
+    <w:bookmarkEnd w:id="31"/>
+    <w:bookmarkEnd w:id="32"/>
     <w:sectPr>
       <w:footerReference r:id="rId9" w:type="default"/>
       <w:footnotePr>
@@ -12701,14 +12466,14 @@
 <file path=word/numbering.xml><?xml version="1.0" encoding="utf-8"?>
 <w:numbering xmlns:w="http://schemas.openxmlformats.org/wordprocessingml/2006/main">
   <w:abstractNum w:abstractNumId="990">
-    <w:nsid w:val="A990"/>
+    <w:nsid w:val="0000A990"/>
     <w:multiLevelType w:val="multilevel"/>
     <w:lvl w:ilvl="0">
       <w:numFmt w:val="bullet"/>
       <w:lvlText w:val=" "/>
       <w:lvlJc w:val="left"/>
       <w:pPr>
-        <w:ind w:left="720" w:hanging="480"/>
+        <w:ind w:left="720" w:hanging="360"/>
       </w:pPr>
     </w:lvl>
     <w:lvl w:ilvl="1">
@@ -12716,7 +12481,7 @@
       <w:lvlText w:val=" "/>
       <w:lvlJc w:val="left"/>
       <w:pPr>
-        <w:ind w:left="1440" w:hanging="480"/>
+        <w:ind w:left="1440" w:hanging="360"/>
       </w:pPr>
     </w:lvl>
     <w:lvl w:ilvl="2">
@@ -12724,7 +12489,7 @@
       <w:lvlText w:val=" "/>
       <w:lvlJc w:val="left"/>
       <w:pPr>
-        <w:ind w:left="2160" w:hanging="480"/>
+        <w:ind w:left="2160" w:hanging="360"/>
       </w:pPr>
     </w:lvl>
     <w:lvl w:ilvl="3">
@@ -12732,7 +12497,7 @@
       <w:lvlText w:val=" "/>
       <w:lvlJc w:val="left"/>
       <w:pPr>
-        <w:ind w:left="2880" w:hanging="480"/>
+        <w:ind w:left="2880" w:hanging="360"/>
       </w:pPr>
     </w:lvl>
     <w:lvl w:ilvl="4">
@@ -12740,7 +12505,7 @@
       <w:lvlText w:val=" "/>
       <w:lvlJc w:val="left"/>
       <w:pPr>
-        <w:ind w:left="3600" w:hanging="480"/>
+        <w:ind w:left="3600" w:hanging="360"/>
       </w:pPr>
     </w:lvl>
     <w:lvl w:ilvl="5">
@@ -12748,7 +12513,7 @@
       <w:lvlText w:val=" "/>
       <w:lvlJc w:val="left"/>
       <w:pPr>
-        <w:ind w:left="4320" w:hanging="480"/>
+        <w:ind w:left="4320" w:hanging="360"/>
       </w:pPr>
     </w:lvl>
     <w:lvl w:ilvl="6">
@@ -12756,7 +12521,7 @@
       <w:lvlText w:val=" "/>
       <w:lvlJc w:val="left"/>
       <w:pPr>
-        <w:ind w:left="5040" w:hanging="480"/>
+        <w:ind w:left="5040" w:hanging="360"/>
       </w:pPr>
     </w:lvl>
     <w:lvl w:ilvl="7">
@@ -12764,7 +12529,7 @@
       <w:lvlText w:val=" "/>
       <w:lvlJc w:val="left"/>
       <w:pPr>
-        <w:ind w:left="5760" w:hanging="480"/>
+        <w:ind w:left="5760" w:hanging="360"/>
       </w:pPr>
     </w:lvl>
     <w:lvl w:ilvl="8">
@@ -12772,12 +12537,12 @@
       <w:lvlText w:val=" "/>
       <w:lvlJc w:val="left"/>
       <w:pPr>
-        <w:ind w:left="6480" w:hanging="480"/>
+        <w:ind w:left="6480" w:hanging="360"/>
       </w:pPr>
     </w:lvl>
   </w:abstractNum>
   <w:abstractNum w:abstractNumId="99411">
-    <w:nsid w:val="A99411"/>
+    <w:nsid w:val="00A99411"/>
     <w:multiLevelType w:val="multilevel"/>
     <w:lvl w:ilvl="0">
       <w:start w:val="1"/>
@@ -12785,7 +12550,7 @@
       <w:lvlText w:val="%1."/>
       <w:lvlJc w:val="left"/>
       <w:pPr>
-        <w:ind w:left="720" w:hanging="480"/>
+        <w:ind w:left="720" w:hanging="360"/>
       </w:pPr>
     </w:lvl>
     <w:lvl w:ilvl="1">
@@ -12794,7 +12559,7 @@
       <w:lvlText w:val="%2."/>
       <w:lvlJc w:val="left"/>
       <w:pPr>
-        <w:ind w:left="1440" w:hanging="480"/>
+        <w:ind w:left="1440" w:hanging="360"/>
       </w:pPr>
     </w:lvl>
     <w:lvl w:ilvl="2">
@@ -12803,7 +12568,7 @@
       <w:lvlText w:val="%3."/>
       <w:lvlJc w:val="left"/>
       <w:pPr>
-        <w:ind w:left="2160" w:hanging="480"/>
+        <w:ind w:left="2160" w:hanging="360"/>
       </w:pPr>
     </w:lvl>
     <w:lvl w:ilvl="3">
@@ -12812,7 +12577,7 @@
       <w:lvlText w:val="%4."/>
       <w:lvlJc w:val="left"/>
       <w:pPr>
-        <w:ind w:left="2880" w:hanging="480"/>
+        <w:ind w:left="2880" w:hanging="360"/>
       </w:pPr>
     </w:lvl>
     <w:lvl w:ilvl="4">
@@ -12821,7 +12586,7 @@
       <w:lvlText w:val="%5."/>
       <w:lvlJc w:val="left"/>
       <w:pPr>
-        <w:ind w:left="3600" w:hanging="480"/>
+        <w:ind w:left="3600" w:hanging="360"/>
       </w:pPr>
     </w:lvl>
     <w:lvl w:ilvl="5">
@@ -12830,7 +12595,7 @@
       <w:lvlText w:val="%6."/>
       <w:lvlJc w:val="left"/>
       <w:pPr>
-        <w:ind w:left="4320" w:hanging="480"/>
+        <w:ind w:left="4320" w:hanging="360"/>
       </w:pPr>
     </w:lvl>
     <w:lvl w:ilvl="6">
@@ -12839,7 +12604,7 @@
       <w:lvlText w:val="%7."/>
       <w:lvlJc w:val="left"/>
       <w:pPr>
-        <w:ind w:left="5040" w:hanging="480"/>
+        <w:ind w:left="5040" w:hanging="360"/>
       </w:pPr>
     </w:lvl>
     <w:lvl w:ilvl="7">
@@ -12848,7 +12613,7 @@
       <w:lvlText w:val="%8."/>
       <w:lvlJc w:val="left"/>
       <w:pPr>
-        <w:ind w:left="5760" w:hanging="480"/>
+        <w:ind w:left="5760" w:hanging="360"/>
       </w:pPr>
     </w:lvl>
     <w:lvl w:ilvl="8">
@@ -12857,7 +12622,7 @@
       <w:lvlText w:val="%9."/>
       <w:lvlJc w:val="left"/>
       <w:pPr>
-        <w:ind w:left="6480" w:hanging="480"/>
+        <w:ind w:left="6480" w:hanging="360"/>
       </w:pPr>
     </w:lvl>
   </w:abstractNum>
@@ -13595,8 +13360,8 @@
     <w:name w:val="KeywordTok"/>
     <w:basedOn w:val="VerbatimChar"/>
     <w:rPr>
+      <w:b/>
       <w:color w:val="007020"/>
-      <w:b/>
     </w:rPr>
   </w:style>
   <w:style w:type="character" w:customStyle="1" w:styleId="DataTypeTok">
@@ -13673,42 +13438,42 @@
     <w:name w:val="ImportTok"/>
     <w:basedOn w:val="VerbatimChar"/>
     <w:rPr>
+      <w:b/>
       <w:color w:val="008000"/>
-      <w:b/>
     </w:rPr>
   </w:style>
   <w:style w:type="character" w:customStyle="1" w:styleId="CommentTok">
     <w:name w:val="CommentTok"/>
     <w:basedOn w:val="VerbatimChar"/>
     <w:rPr>
+      <w:i/>
       <w:color w:val="60a0b0"/>
-      <w:i/>
     </w:rPr>
   </w:style>
   <w:style w:type="character" w:customStyle="1" w:styleId="DocumentationTok">
     <w:name w:val="DocumentationTok"/>
     <w:basedOn w:val="VerbatimChar"/>
     <w:rPr>
+      <w:i/>
       <w:color w:val="ba2121"/>
-      <w:i/>
     </w:rPr>
   </w:style>
   <w:style w:type="character" w:customStyle="1" w:styleId="AnnotationTok">
     <w:name w:val="AnnotationTok"/>
     <w:basedOn w:val="VerbatimChar"/>
     <w:rPr>
-      <w:color w:val="60a0b0"/>
       <w:b/>
       <w:i/>
+      <w:color w:val="60a0b0"/>
     </w:rPr>
   </w:style>
   <w:style w:type="character" w:customStyle="1" w:styleId="CommentVarTok">
     <w:name w:val="CommentVarTok"/>
     <w:basedOn w:val="VerbatimChar"/>
     <w:rPr>
-      <w:color w:val="60a0b0"/>
       <w:b/>
       <w:i/>
+      <w:color w:val="60a0b0"/>
     </w:rPr>
   </w:style>
   <w:style w:type="character" w:customStyle="1" w:styleId="OtherTok">
@@ -13736,8 +13501,8 @@
     <w:name w:val="ControlFlowTok"/>
     <w:basedOn w:val="VerbatimChar"/>
     <w:rPr>
+      <w:b/>
       <w:color w:val="007020"/>
-      <w:b/>
     </w:rPr>
   </w:style>
   <w:style w:type="character" w:customStyle="1" w:styleId="OperatorTok">
@@ -13782,34 +13547,34 @@
     <w:name w:val="InformationTok"/>
     <w:basedOn w:val="VerbatimChar"/>
     <w:rPr>
-      <w:color w:val="60a0b0"/>
       <w:b/>
       <w:i/>
+      <w:color w:val="60a0b0"/>
     </w:rPr>
   </w:style>
   <w:style w:type="character" w:customStyle="1" w:styleId="WarningTok">
     <w:name w:val="WarningTok"/>
     <w:basedOn w:val="VerbatimChar"/>
     <w:rPr>
-      <w:color w:val="60a0b0"/>
       <w:b/>
       <w:i/>
+      <w:color w:val="60a0b0"/>
     </w:rPr>
   </w:style>
   <w:style w:type="character" w:customStyle="1" w:styleId="AlertTok">
     <w:name w:val="AlertTok"/>
     <w:basedOn w:val="VerbatimChar"/>
     <w:rPr>
+      <w:b/>
       <w:color w:val="ff0000"/>
-      <w:b/>
     </w:rPr>
   </w:style>
   <w:style w:type="character" w:customStyle="1" w:styleId="ErrorTok">
     <w:name w:val="ErrorTok"/>
     <w:basedOn w:val="VerbatimChar"/>
     <w:rPr>
+      <w:b/>
       <w:color w:val="ff0000"/>
-      <w:b/>
     </w:rPr>
   </w:style>
   <w:style w:type="character" w:customStyle="1" w:styleId="NormalTok">

--- a/docs/exports/16-AUDIOKIT.docx
+++ b/docs/exports/16-AUDIOKIT.docx
@@ -365,7 +365,7 @@
               <w:t xml:space="preserve"> </w:t>
             </w:r>
             <w:r>
-              <w:t xml:space="preserve">— 232 entries in its table (</w:t>
+              <w:t xml:space="preserve">— 236 entries in its table (</w:t>
             </w:r>
             <w:r>
               <w:rPr>
@@ -1256,6 +1256,383 @@
           <w:rStyle w:val="NormalTok"/>
         </w:rPr>
         <w:t xml:space="preserve">    ak_out_close </w:t>
+      </w:r>
+      <w:r>
+        <w:rPr>
+          <w:rStyle w:val="OperatorTok"/>
+        </w:rPr>
+        <w:t xml:space="preserve">();</w:t>
+      </w:r>
+      <w:r>
+        <w:br/>
+      </w:r>
+      <w:r>
+        <w:rPr>
+          <w:rStyle w:val="OperatorTok"/>
+        </w:rPr>
+        <w:t xml:space="preserve">}</w:t>
+      </w:r>
+    </w:p>
+    <w:p>
+      <w:pPr>
+        <w:pStyle w:val="FirstParagraph"/>
+      </w:pPr>
+      <w:r>
+        <w:rPr>
+          <w:b/>
+          <w:bCs/>
+        </w:rPr>
+        <w:t xml:space="preserve">The microphone</w:t>
+      </w:r>
+      <w:r>
+        <w:t xml:space="preserve"> </w:t>
+      </w:r>
+      <w:r>
+        <w:t xml:space="preserve">(the one chosen in Control Panel ▸ Sound: USB or I2S): mono, 16 bits, at the rate you ask.</w:t>
+      </w:r>
+      <w:r>
+        <w:t xml:space="preserve"> </w:t>
+      </w:r>
+      <w:r>
+        <w:t xml:space="preserve">One program records at a time.</w:t>
+      </w:r>
+    </w:p>
+    <w:p>
+      <w:pPr>
+        <w:pStyle w:val="SourceCode"/>
+      </w:pPr>
+      <w:r>
+        <w:rPr>
+          <w:rStyle w:val="DataTypeTok"/>
+        </w:rPr>
+        <w:t xml:space="preserve">int</w:t>
+      </w:r>
+      <w:r>
+        <w:rPr>
+          <w:rStyle w:val="NormalTok"/>
+        </w:rPr>
+        <w:t xml:space="preserve"> rate </w:t>
+      </w:r>
+      <w:r>
+        <w:rPr>
+          <w:rStyle w:val="OperatorTok"/>
+        </w:rPr>
+        <w:t xml:space="preserve">=</w:t>
+      </w:r>
+      <w:r>
+        <w:rPr>
+          <w:rStyle w:val="NormalTok"/>
+        </w:rPr>
+        <w:t xml:space="preserve"> ak_in_open </w:t>
+      </w:r>
+      <w:r>
+        <w:rPr>
+          <w:rStyle w:val="OperatorTok"/>
+        </w:rPr>
+        <w:t xml:space="preserve">(</w:t>
+      </w:r>
+      <w:r>
+        <w:rPr>
+          <w:rStyle w:val="DecValTok"/>
+        </w:rPr>
+        <w:t xml:space="preserve">16000</w:t>
+      </w:r>
+      <w:r>
+        <w:rPr>
+          <w:rStyle w:val="OperatorTok"/>
+        </w:rPr>
+        <w:t xml:space="preserve">);</w:t>
+      </w:r>
+      <w:r>
+        <w:rPr>
+          <w:rStyle w:val="NormalTok"/>
+        </w:rPr>
+        <w:t xml:space="preserve">                        </w:t>
+      </w:r>
+      <w:r>
+        <w:rPr>
+          <w:rStyle w:val="CommentTok"/>
+        </w:rPr>
+        <w:t xml:space="preserve">// 0: another program records, -1: no microphone</w:t>
+      </w:r>
+      <w:r>
+        <w:br/>
+      </w:r>
+      <w:r>
+        <w:rPr>
+          <w:rStyle w:val="ControlFlowTok"/>
+        </w:rPr>
+        <w:t xml:space="preserve">if</w:t>
+      </w:r>
+      <w:r>
+        <w:rPr>
+          <w:rStyle w:val="NormalTok"/>
+        </w:rPr>
+        <w:t xml:space="preserve"> </w:t>
+      </w:r>
+      <w:r>
+        <w:rPr>
+          <w:rStyle w:val="OperatorTok"/>
+        </w:rPr>
+        <w:t xml:space="preserve">(</w:t>
+      </w:r>
+      <w:r>
+        <w:rPr>
+          <w:rStyle w:val="NormalTok"/>
+        </w:rPr>
+        <w:t xml:space="preserve">rate </w:t>
+      </w:r>
+      <w:r>
+        <w:rPr>
+          <w:rStyle w:val="OperatorTok"/>
+        </w:rPr>
+        <w:t xml:space="preserve">&gt;</w:t>
+      </w:r>
+      <w:r>
+        <w:rPr>
+          <w:rStyle w:val="NormalTok"/>
+        </w:rPr>
+        <w:t xml:space="preserve"> </w:t>
+      </w:r>
+      <w:r>
+        <w:rPr>
+          <w:rStyle w:val="DecValTok"/>
+        </w:rPr>
+        <w:t xml:space="preserve">0</w:t>
+      </w:r>
+      <w:r>
+        <w:rPr>
+          <w:rStyle w:val="OperatorTok"/>
+        </w:rPr>
+        <w:t xml:space="preserve">)</w:t>
+      </w:r>
+      <w:r>
+        <w:br/>
+      </w:r>
+      <w:r>
+        <w:rPr>
+          <w:rStyle w:val="OperatorTok"/>
+        </w:rPr>
+        <w:t xml:space="preserve">{</w:t>
+      </w:r>
+      <w:r>
+        <w:br/>
+      </w:r>
+      <w:r>
+        <w:rPr>
+          <w:rStyle w:val="NormalTok"/>
+        </w:rPr>
+        <w:t xml:space="preserve">    </w:t>
+      </w:r>
+      <w:r>
+        <w:rPr>
+          <w:rStyle w:val="DataTypeTok"/>
+        </w:rPr>
+        <w:t xml:space="preserve">short</w:t>
+      </w:r>
+      <w:r>
+        <w:rPr>
+          <w:rStyle w:val="NormalTok"/>
+        </w:rPr>
+        <w:t xml:space="preserve"> s</w:t>
+      </w:r>
+      <w:r>
+        <w:rPr>
+          <w:rStyle w:val="OperatorTok"/>
+        </w:rPr>
+        <w:t xml:space="preserve">[</w:t>
+      </w:r>
+      <w:r>
+        <w:rPr>
+          <w:rStyle w:val="DecValTok"/>
+        </w:rPr>
+        <w:t xml:space="preserve">1600</w:t>
+      </w:r>
+      <w:r>
+        <w:rPr>
+          <w:rStyle w:val="OperatorTok"/>
+        </w:rPr>
+        <w:t xml:space="preserve">];</w:t>
+      </w:r>
+      <w:r>
+        <w:br/>
+      </w:r>
+      <w:r>
+        <w:rPr>
+          <w:rStyle w:val="NormalTok"/>
+        </w:rPr>
+        <w:t xml:space="preserve">    </w:t>
+      </w:r>
+      <w:r>
+        <w:rPr>
+          <w:rStyle w:val="DataTypeTok"/>
+        </w:rPr>
+        <w:t xml:space="preserve">int</w:t>
+      </w:r>
+      <w:r>
+        <w:rPr>
+          <w:rStyle w:val="NormalTok"/>
+        </w:rPr>
+        <w:t xml:space="preserve"> n </w:t>
+      </w:r>
+      <w:r>
+        <w:rPr>
+          <w:rStyle w:val="OperatorTok"/>
+        </w:rPr>
+        <w:t xml:space="preserve">=</w:t>
+      </w:r>
+      <w:r>
+        <w:rPr>
+          <w:rStyle w:val="NormalTok"/>
+        </w:rPr>
+        <w:t xml:space="preserve"> ak_in_read </w:t>
+      </w:r>
+      <w:r>
+        <w:rPr>
+          <w:rStyle w:val="OperatorTok"/>
+        </w:rPr>
+        <w:t xml:space="preserve">(</w:t>
+      </w:r>
+      <w:r>
+        <w:rPr>
+          <w:rStyle w:val="NormalTok"/>
+        </w:rPr>
+        <w:t xml:space="preserve">s</w:t>
+      </w:r>
+      <w:r>
+        <w:rPr>
+          <w:rStyle w:val="OperatorTok"/>
+        </w:rPr>
+        <w:t xml:space="preserve">,</w:t>
+      </w:r>
+      <w:r>
+        <w:rPr>
+          <w:rStyle w:val="NormalTok"/>
+        </w:rPr>
+        <w:t xml:space="preserve"> </w:t>
+      </w:r>
+      <w:r>
+        <w:rPr>
+          <w:rStyle w:val="DecValTok"/>
+        </w:rPr>
+        <w:t xml:space="preserve">1600</w:t>
+      </w:r>
+      <w:r>
+        <w:rPr>
+          <w:rStyle w:val="OperatorTok"/>
+        </w:rPr>
+        <w:t xml:space="preserve">);</w:t>
+      </w:r>
+      <w:r>
+        <w:rPr>
+          <w:rStyle w:val="NormalTok"/>
+        </w:rPr>
+        <w:t xml:space="preserve">                     </w:t>
+      </w:r>
+      <w:r>
+        <w:rPr>
+          <w:rStyle w:val="CommentTok"/>
+        </w:rPr>
+        <w:t xml:space="preserve">// never waits: 0 = nothing yet, -1 = gone</w:t>
+      </w:r>
+      <w:r>
+        <w:br/>
+      </w:r>
+      <w:r>
+        <w:rPr>
+          <w:rStyle w:val="NormalTok"/>
+        </w:rPr>
+        <w:t xml:space="preserve">    </w:t>
+      </w:r>
+      <w:r>
+        <w:rPr>
+          <w:rStyle w:val="DataTypeTok"/>
+        </w:rPr>
+        <w:t xml:space="preserve">int</w:t>
+      </w:r>
+      <w:r>
+        <w:rPr>
+          <w:rStyle w:val="NormalTok"/>
+        </w:rPr>
+        <w:t xml:space="preserve"> level </w:t>
+      </w:r>
+      <w:r>
+        <w:rPr>
+          <w:rStyle w:val="OperatorTok"/>
+        </w:rPr>
+        <w:t xml:space="preserve">=</w:t>
+      </w:r>
+      <w:r>
+        <w:rPr>
+          <w:rStyle w:val="NormalTok"/>
+        </w:rPr>
+        <w:t xml:space="preserve"> ak_in_peak </w:t>
+      </w:r>
+      <w:r>
+        <w:rPr>
+          <w:rStyle w:val="OperatorTok"/>
+        </w:rPr>
+        <w:t xml:space="preserve">(</w:t>
+      </w:r>
+      <w:r>
+        <w:rPr>
+          <w:rStyle w:val="NormalTok"/>
+        </w:rPr>
+        <w:t xml:space="preserve">s</w:t>
+      </w:r>
+      <w:r>
+        <w:rPr>
+          <w:rStyle w:val="OperatorTok"/>
+        </w:rPr>
+        <w:t xml:space="preserve">,</w:t>
+      </w:r>
+      <w:r>
+        <w:rPr>
+          <w:rStyle w:val="NormalTok"/>
+        </w:rPr>
+        <w:t xml:space="preserve"> n</w:t>
+      </w:r>
+      <w:r>
+        <w:rPr>
+          <w:rStyle w:val="OperatorTok"/>
+        </w:rPr>
+        <w:t xml:space="preserve">);</w:t>
+      </w:r>
+      <w:r>
+        <w:rPr>
+          <w:rStyle w:val="NormalTok"/>
+        </w:rPr>
+        <w:t xml:space="preserve">                    </w:t>
+      </w:r>
+      <w:r>
+        <w:rPr>
+          <w:rStyle w:val="CommentTok"/>
+        </w:rPr>
+        <w:t xml:space="preserve">// 0..32767</w:t>
+      </w:r>
+      <w:r>
+        <w:br/>
+      </w:r>
+      <w:r>
+        <w:rPr>
+          <w:rStyle w:val="NormalTok"/>
+        </w:rPr>
+        <w:t xml:space="preserve">    </w:t>
+      </w:r>
+      <w:r>
+        <w:rPr>
+          <w:rStyle w:val="CommentTok"/>
+        </w:rPr>
+        <w:t xml:space="preserve">/* ... ak_wav_begin / ak_wav_write to keep it ... */</w:t>
+      </w:r>
+      <w:r>
+        <w:br/>
+      </w:r>
+      <w:r>
+        <w:rPr>
+          <w:rStyle w:val="NormalTok"/>
+        </w:rPr>
+        <w:t xml:space="preserve">    ak_in_close </w:t>
       </w:r>
       <w:r>
         <w:rPr>
@@ -2626,6 +3003,170 @@
               <w:rPr>
                 <w:rStyle w:val="VerbatimChar"/>
               </w:rPr>
+              <w:t xml:space="preserve">ak_in_open</w:t>
+            </w:r>
+          </w:p>
+        </w:tc>
+        <w:tc>
+          <w:tcPr/>
+          <w:p>
+            <w:pPr>
+              <w:pStyle w:val="Compact"/>
+            </w:pPr>
+            <w:r>
+              <w:t xml:space="preserve">-&gt; rate (0 asked: 16000), 0 another program records, -1 no microphone</w:t>
+            </w:r>
+          </w:p>
+        </w:tc>
+        <w:tc>
+          <w:tcPr/>
+          <w:p>
+            <w:pPr>
+              <w:pStyle w:val="Compact"/>
+            </w:pPr>
+            <w:r>
+              <w:rPr>
+                <w:rStyle w:val="VerbatimChar"/>
+              </w:rPr>
+              <w:t xml:space="preserve">audiokit.h</w:t>
+            </w:r>
+          </w:p>
+        </w:tc>
+      </w:tr>
+      <w:tr>
+        <w:tc>
+          <w:tcPr/>
+          <w:p>
+            <w:pPr>
+              <w:pStyle w:val="Compact"/>
+            </w:pPr>
+            <w:r>
+              <w:rPr>
+                <w:rStyle w:val="VerbatimChar"/>
+              </w:rPr>
+              <w:t xml:space="preserve">ak_in_read</w:t>
+            </w:r>
+          </w:p>
+        </w:tc>
+        <w:tc>
+          <w:tcPr/>
+          <w:p>
+            <w:pPr>
+              <w:pStyle w:val="Compact"/>
+            </w:pPr>
+            <w:r>
+              <w:t xml:space="preserve">never waits -&gt; the samples taken (0: none yet), -1 closed / the device gone</w:t>
+            </w:r>
+          </w:p>
+        </w:tc>
+        <w:tc>
+          <w:tcPr/>
+          <w:p>
+            <w:pPr>
+              <w:pStyle w:val="Compact"/>
+            </w:pPr>
+            <w:r>
+              <w:rPr>
+                <w:rStyle w:val="VerbatimChar"/>
+              </w:rPr>
+              <w:t xml:space="preserve">audiokit.h</w:t>
+            </w:r>
+          </w:p>
+        </w:tc>
+      </w:tr>
+      <w:tr>
+        <w:tc>
+          <w:tcPr/>
+          <w:p>
+            <w:pPr>
+              <w:pStyle w:val="Compact"/>
+            </w:pPr>
+            <w:r>
+              <w:rPr>
+                <w:rStyle w:val="VerbatimChar"/>
+              </w:rPr>
+              <w:t xml:space="preserve">ak_in_close</w:t>
+            </w:r>
+          </w:p>
+        </w:tc>
+        <w:tc>
+          <w:tcPr/>
+          <w:p>
+            <w:pPr>
+              <w:pStyle w:val="Compact"/>
+            </w:pPr>
+            <w:r>
+              <w:t xml:space="preserve">The one the Sound applet chose (a USB microphone or a headset's, an I2S microphone on the header</w:t>
+            </w:r>
+          </w:p>
+        </w:tc>
+        <w:tc>
+          <w:tcPr/>
+          <w:p>
+            <w:pPr>
+              <w:pStyle w:val="Compact"/>
+            </w:pPr>
+            <w:r>
+              <w:rPr>
+                <w:rStyle w:val="VerbatimChar"/>
+              </w:rPr>
+              <w:t xml:space="preserve">audiokit.h</w:t>
+            </w:r>
+          </w:p>
+        </w:tc>
+      </w:tr>
+      <w:tr>
+        <w:tc>
+          <w:tcPr/>
+          <w:p>
+            <w:pPr>
+              <w:pStyle w:val="Compact"/>
+            </w:pPr>
+            <w:r>
+              <w:rPr>
+                <w:rStyle w:val="VerbatimChar"/>
+              </w:rPr>
+              <w:t xml:space="preserve">ak_in_peak</w:t>
+            </w:r>
+          </w:p>
+        </w:tc>
+        <w:tc>
+          <w:tcPr/>
+          <w:p>
+            <w:pPr>
+              <w:pStyle w:val="Compact"/>
+            </w:pPr>
+            <w:r>
+              <w:t xml:space="preserve">the loudest sample, 0..32767 (a level meter)</w:t>
+            </w:r>
+          </w:p>
+        </w:tc>
+        <w:tc>
+          <w:tcPr/>
+          <w:p>
+            <w:pPr>
+              <w:pStyle w:val="Compact"/>
+            </w:pPr>
+            <w:r>
+              <w:rPr>
+                <w:rStyle w:val="VerbatimChar"/>
+              </w:rPr>
+              <w:t xml:space="preserve">audiokit.h</w:t>
+            </w:r>
+          </w:p>
+        </w:tc>
+      </w:tr>
+      <w:tr>
+        <w:tc>
+          <w:tcPr/>
+          <w:p>
+            <w:pPr>
+              <w:pStyle w:val="Compact"/>
+            </w:pPr>
+            <w:r>
+              <w:rPr>
+                <w:rStyle w:val="VerbatimChar"/>
+              </w:rPr>
               <w:t xml:space="preserve">ak_gain_s16</w:t>
             </w:r>
           </w:p>
@@ -4443,7 +4984,7 @@
       </w:r>
     </w:p>
     <w:bookmarkEnd w:id="22"/>
-    <w:bookmarkStart w:id="32" w:name="audiokitaudiokith"/>
+    <w:bookmarkStart w:id="33" w:name="audiokitaudiokith"/>
     <w:p>
       <w:pPr>
         <w:pStyle w:val="Heading2"/>
@@ -4516,6 +5057,15 @@
           <w:rStyle w:val="VerbatimChar"/>
         </w:rPr>
         <w:t xml:space="preserve">  the output the system's sound output for a program that makes its own frames (ak_out_*)</w:t>
+      </w:r>
+      <w:r>
+        <w:br/>
+      </w:r>
+      <w:r>
+        <w:rPr>
+          <w:rStyle w:val="VerbatimChar"/>
+        </w:rPr>
+        <w:t xml:space="preserve">  the input  the microphone chosen in the Sound applet, USB or I2S (ak_in_*)</w:t>
       </w:r>
       <w:r>
         <w:br/>
@@ -7594,13 +8144,21 @@
       </w:r>
     </w:p>
     <w:bookmarkEnd w:id="25"/>
-    <w:bookmarkStart w:id="26" w:name="X5262f6c0f031995906c44986be410f235382173"/>
+    <w:bookmarkStart w:id="26" w:name="the-systems-input-a-microphone-kapi-v99"/>
     <w:p>
       <w:pPr>
         <w:pStyle w:val="Heading3"/>
       </w:pPr>
       <w:r>
-        <w:t xml:space="preserve">mixing and conversion (16-bit stereo frames; gains in 16.16: 65536 = 1)</w:t>
+        <w:t xml:space="preserve">the system's input: a microphone (kapi v99)</w:t>
+      </w:r>
+    </w:p>
+    <w:p>
+      <w:pPr>
+        <w:pStyle w:val="FirstParagraph"/>
+      </w:pPr>
+      <w:r>
+        <w:t xml:space="preserve">The one the Sound applet chose (a USB microphone or a headset's, an I2S microphone on the header: SD:/etc/sound.ini "input ="), one program at a time; the samples 16-bit MONO at the rate asked (converted from the device's), the DC taken away and the input's gain applied by the kernel.</w:t>
       </w:r>
     </w:p>
     <w:p>
@@ -7611,6 +8169,288 @@
         <w:rPr>
           <w:rStyle w:val="DataTypeTok"/>
         </w:rPr>
+        <w:t xml:space="preserve">int</w:t>
+      </w:r>
+      <w:r>
+        <w:rPr>
+          <w:rStyle w:val="NormalTok"/>
+        </w:rPr>
+        <w:t xml:space="preserve"> ak_in_open </w:t>
+      </w:r>
+      <w:r>
+        <w:rPr>
+          <w:rStyle w:val="OperatorTok"/>
+        </w:rPr>
+        <w:t xml:space="preserve">(</w:t>
+      </w:r>
+      <w:r>
+        <w:rPr>
+          <w:rStyle w:val="DataTypeTok"/>
+        </w:rPr>
+        <w:t xml:space="preserve">int</w:t>
+      </w:r>
+      <w:r>
+        <w:rPr>
+          <w:rStyle w:val="NormalTok"/>
+        </w:rPr>
+        <w:t xml:space="preserve"> rate</w:t>
+      </w:r>
+      <w:r>
+        <w:rPr>
+          <w:rStyle w:val="OperatorTok"/>
+        </w:rPr>
+        <w:t xml:space="preserve">);</w:t>
+      </w:r>
+      <w:r>
+        <w:rPr>
+          <w:rStyle w:val="NormalTok"/>
+        </w:rPr>
+        <w:t xml:space="preserve">              </w:t>
+      </w:r>
+      <w:r>
+        <w:rPr>
+          <w:rStyle w:val="CommentTok"/>
+        </w:rPr>
+        <w:t xml:space="preserve">// -&gt; rate (0 asked: 16000), 0 another program records, -1 no microphone</w:t>
+      </w:r>
+      <w:r>
+        <w:br/>
+      </w:r>
+      <w:r>
+        <w:rPr>
+          <w:rStyle w:val="DataTypeTok"/>
+        </w:rPr>
+        <w:t xml:space="preserve">int</w:t>
+      </w:r>
+      <w:r>
+        <w:rPr>
+          <w:rStyle w:val="NormalTok"/>
+        </w:rPr>
+        <w:t xml:space="preserve"> ak_in_read </w:t>
+      </w:r>
+      <w:r>
+        <w:rPr>
+          <w:rStyle w:val="OperatorTok"/>
+        </w:rPr>
+        <w:t xml:space="preserve">(</w:t>
+      </w:r>
+      <w:r>
+        <w:rPr>
+          <w:rStyle w:val="DataTypeTok"/>
+        </w:rPr>
+        <w:t xml:space="preserve">short</w:t>
+      </w:r>
+      <w:r>
+        <w:rPr>
+          <w:rStyle w:val="NormalTok"/>
+        </w:rPr>
+        <w:t xml:space="preserve"> </w:t>
+      </w:r>
+      <w:r>
+        <w:rPr>
+          <w:rStyle w:val="OperatorTok"/>
+        </w:rPr>
+        <w:t xml:space="preserve">*</w:t>
+      </w:r>
+      <w:r>
+        <w:rPr>
+          <w:rStyle w:val="NormalTok"/>
+        </w:rPr>
+        <w:t xml:space="preserve">out</w:t>
+      </w:r>
+      <w:r>
+        <w:rPr>
+          <w:rStyle w:val="OperatorTok"/>
+        </w:rPr>
+        <w:t xml:space="preserve">,</w:t>
+      </w:r>
+      <w:r>
+        <w:rPr>
+          <w:rStyle w:val="NormalTok"/>
+        </w:rPr>
+        <w:t xml:space="preserve"> </w:t>
+      </w:r>
+      <w:r>
+        <w:rPr>
+          <w:rStyle w:val="DataTypeTok"/>
+        </w:rPr>
+        <w:t xml:space="preserve">int</w:t>
+      </w:r>
+      <w:r>
+        <w:rPr>
+          <w:rStyle w:val="NormalTok"/>
+        </w:rPr>
+        <w:t xml:space="preserve"> max</w:t>
+      </w:r>
+      <w:r>
+        <w:rPr>
+          <w:rStyle w:val="OperatorTok"/>
+        </w:rPr>
+        <w:t xml:space="preserve">);</w:t>
+      </w:r>
+      <w:r>
+        <w:rPr>
+          <w:rStyle w:val="NormalTok"/>
+        </w:rPr>
+        <w:t xml:space="preserve">           </w:t>
+      </w:r>
+      <w:r>
+        <w:rPr>
+          <w:rStyle w:val="CommentTok"/>
+        </w:rPr>
+        <w:t xml:space="preserve">// never waits -&gt; the samples taken (0: none yet), -1 closed / the device gone</w:t>
+      </w:r>
+      <w:r>
+        <w:br/>
+      </w:r>
+      <w:r>
+        <w:rPr>
+          <w:rStyle w:val="DataTypeTok"/>
+        </w:rPr>
+        <w:t xml:space="preserve">void</w:t>
+      </w:r>
+      <w:r>
+        <w:rPr>
+          <w:rStyle w:val="NormalTok"/>
+        </w:rPr>
+        <w:t xml:space="preserve"> ak_in_close </w:t>
+      </w:r>
+      <w:r>
+        <w:rPr>
+          <w:rStyle w:val="OperatorTok"/>
+        </w:rPr>
+        <w:t xml:space="preserve">(</w:t>
+      </w:r>
+      <w:r>
+        <w:rPr>
+          <w:rStyle w:val="DataTypeTok"/>
+        </w:rPr>
+        <w:t xml:space="preserve">void</w:t>
+      </w:r>
+      <w:r>
+        <w:rPr>
+          <w:rStyle w:val="OperatorTok"/>
+        </w:rPr>
+        <w:t xml:space="preserve">);</w:t>
+      </w:r>
+      <w:r>
+        <w:br/>
+      </w:r>
+      <w:r>
+        <w:rPr>
+          <w:rStyle w:val="DataTypeTok"/>
+        </w:rPr>
+        <w:t xml:space="preserve">int</w:t>
+      </w:r>
+      <w:r>
+        <w:rPr>
+          <w:rStyle w:val="NormalTok"/>
+        </w:rPr>
+        <w:t xml:space="preserve"> ak_in_peak </w:t>
+      </w:r>
+      <w:r>
+        <w:rPr>
+          <w:rStyle w:val="OperatorTok"/>
+        </w:rPr>
+        <w:t xml:space="preserve">(</w:t>
+      </w:r>
+      <w:r>
+        <w:rPr>
+          <w:rStyle w:val="AttributeTok"/>
+        </w:rPr>
+        <w:t xml:space="preserve">const</w:t>
+      </w:r>
+      <w:r>
+        <w:rPr>
+          <w:rStyle w:val="NormalTok"/>
+        </w:rPr>
+        <w:t xml:space="preserve"> </w:t>
+      </w:r>
+      <w:r>
+        <w:rPr>
+          <w:rStyle w:val="DataTypeTok"/>
+        </w:rPr>
+        <w:t xml:space="preserve">short</w:t>
+      </w:r>
+      <w:r>
+        <w:rPr>
+          <w:rStyle w:val="NormalTok"/>
+        </w:rPr>
+        <w:t xml:space="preserve"> </w:t>
+      </w:r>
+      <w:r>
+        <w:rPr>
+          <w:rStyle w:val="OperatorTok"/>
+        </w:rPr>
+        <w:t xml:space="preserve">*</w:t>
+      </w:r>
+      <w:r>
+        <w:rPr>
+          <w:rStyle w:val="NormalTok"/>
+        </w:rPr>
+        <w:t xml:space="preserve">samples</w:t>
+      </w:r>
+      <w:r>
+        <w:rPr>
+          <w:rStyle w:val="OperatorTok"/>
+        </w:rPr>
+        <w:t xml:space="preserve">,</w:t>
+      </w:r>
+      <w:r>
+        <w:rPr>
+          <w:rStyle w:val="NormalTok"/>
+        </w:rPr>
+        <w:t xml:space="preserve"> </w:t>
+      </w:r>
+      <w:r>
+        <w:rPr>
+          <w:rStyle w:val="DataTypeTok"/>
+        </w:rPr>
+        <w:t xml:space="preserve">int</w:t>
+      </w:r>
+      <w:r>
+        <w:rPr>
+          <w:rStyle w:val="NormalTok"/>
+        </w:rPr>
+        <w:t xml:space="preserve"> n</w:t>
+      </w:r>
+      <w:r>
+        <w:rPr>
+          <w:rStyle w:val="OperatorTok"/>
+        </w:rPr>
+        <w:t xml:space="preserve">);</w:t>
+      </w:r>
+      <w:r>
+        <w:rPr>
+          <w:rStyle w:val="NormalTok"/>
+        </w:rPr>
+        <w:t xml:space="preserve">       </w:t>
+      </w:r>
+      <w:r>
+        <w:rPr>
+          <w:rStyle w:val="CommentTok"/>
+        </w:rPr>
+        <w:t xml:space="preserve">// the loudest sample, 0..32767 (a level meter)</w:t>
+      </w:r>
+    </w:p>
+    <w:bookmarkEnd w:id="26"/>
+    <w:bookmarkStart w:id="27" w:name="X5262f6c0f031995906c44986be410f235382173"/>
+    <w:p>
+      <w:pPr>
+        <w:pStyle w:val="Heading3"/>
+      </w:pPr>
+      <w:r>
+        <w:t xml:space="preserve">mixing and conversion (16-bit stereo frames; gains in 16.16: 65536 = 1)</w:t>
+      </w:r>
+    </w:p>
+    <w:p>
+      <w:pPr>
+        <w:pStyle w:val="SourceCode"/>
+      </w:pPr>
+      <w:r>
+        <w:rPr>
+          <w:rStyle w:val="DataTypeTok"/>
+        </w:rPr>
         <w:t xml:space="preserve">void</w:t>
       </w:r>
       <w:r>
@@ -8654,8 +9494,8 @@
         <w:t xml:space="preserve">);</w:t>
       </w:r>
     </w:p>
-    <w:bookmarkEnd w:id="26"/>
-    <w:bookmarkStart w:id="27" w:name="notes"/>
+    <w:bookmarkEnd w:id="27"/>
+    <w:bookmarkStart w:id="28" w:name="notes"/>
     <w:p>
       <w:pPr>
         <w:pStyle w:val="Heading3"/>
@@ -9029,8 +9869,8 @@
         <w:t xml:space="preserve">// "C4", "f#3", "Bb2" -&gt; the key, -1</w:t>
       </w:r>
     </w:p>
-    <w:bookmarkEnd w:id="27"/>
-    <w:bookmarkStart w:id="28" w:name="wav"/>
+    <w:bookmarkEnd w:id="28"/>
+    <w:bookmarkStart w:id="29" w:name="wav"/>
     <w:p>
       <w:pPr>
         <w:pStyle w:val="Heading3"/>
@@ -9749,8 +10589,8 @@
         <w:t xml:space="preserve">// 0 / -1</w:t>
       </w:r>
     </w:p>
-    <w:bookmarkEnd w:id="28"/>
-    <w:bookmarkStart w:id="29" w:name="X34f817d0242d5d1cf9b92a335bd8f4de3f8130c"/>
+    <w:bookmarkEnd w:id="29"/>
+    <w:bookmarkStart w:id="30" w:name="X34f817d0242d5d1cf9b92a335bd8f4de3f8130c"/>
     <w:p>
       <w:pPr>
         <w:pStyle w:val="Heading3"/>
@@ -10755,8 +11595,8 @@
         <w:t xml:space="preserve">// never allocates, never calls the kernel</w:t>
       </w:r>
     </w:p>
-    <w:bookmarkEnd w:id="29"/>
-    <w:bookmarkStart w:id="30" w:name="X34563000af50992445941fa2c5dc1b0e38c69b7"/>
+    <w:bookmarkEnd w:id="30"/>
+    <w:bookmarkStart w:id="31" w:name="X34563000af50992445941fa2c5dc1b0e38c69b7"/>
     <w:p>
       <w:pPr>
         <w:pStyle w:val="Heading3"/>
@@ -11267,8 +12107,8 @@
         <w:t xml:space="preserve">// 0: the player leaves the voices alone -- the program renders them (ak_fm_render); 1 (at first): heard</w:t>
       </w:r>
     </w:p>
-    <w:bookmarkEnd w:id="30"/>
-    <w:bookmarkStart w:id="31" w:name="X008618939bc056a98a02d1bc5ab808f4d9d0f69"/>
+    <w:bookmarkEnd w:id="31"/>
+    <w:bookmarkStart w:id="32" w:name="X008618939bc056a98a02d1bc5ab808f4d9d0f69"/>
     <w:p>
       <w:pPr>
         <w:pStyle w:val="Heading3"/>
@@ -12383,8 +13223,8 @@
         <w:t xml:space="preserve">#endif</w:t>
       </w:r>
     </w:p>
-    <w:bookmarkEnd w:id="31"/>
     <w:bookmarkEnd w:id="32"/>
+    <w:bookmarkEnd w:id="33"/>
     <w:sectPr>
       <w:footerReference r:id="rId9" w:type="default"/>
       <w:footnotePr>
